--- a/cloudflare-deploy/public/library/agency/agency-kr.docx
+++ b/cloudflare-deploy/public/library/agency/agency-kr.docx
@@ -10010,6 +10010,1378 @@
                   </pic:nvPicPr>
                   <pic:blipFill>
                     <a:blip r:embed="rId25"/>
+                    <a:stretch>
+                      <a:fillRect/>
+                    </a:stretch>
+                  </pic:blipFill>
+                  <pic:spPr>
+                    <a:xfrm>
+                      <a:off x="0" y="0"/>
+                      <a:ext cx="5669280" cy="3543300"/>
+                    </a:xfrm>
+                    <a:prstGeom prst="rect"/>
+                  </pic:spPr>
+                </pic:pic>
+              </a:graphicData>
+            </a:graphic>
+          </wp:inline>
+        </w:drawing>
+      </w:r>
+    </w:p>
+    <w:p>
+      <w:pPr>
+        <w:spacing w:before="240" w:after="40"/>
+      </w:pPr>
+      <w:r>
+        <w:rPr>
+          <w:rFonts w:ascii="Malgun Gothic" w:hAnsi="Malgun Gothic" w:eastAsia="Malgun Gothic"/>
+          <w:b/>
+          <w:color w:val="E11D48"/>
+          <w:sz w:val="28"/>
+        </w:rPr>
+        <w:t>23.  🗂️ 강사 통합 관리 개편 (명부 필터 · 그룹 · 상세 탭)</w:t>
+      </w:r>
+    </w:p>
+    <w:p>
+      <w:pPr>
+        <w:spacing w:after="120" w:before="0"/>
+      </w:pPr>
+      <w:r>
+        <w:rPr>
+          <w:rFonts w:ascii="Malgun Gothic" w:hAnsi="Malgun Gothic" w:eastAsia="Malgun Gothic"/>
+          <w:b w:val="0"/>
+          <w:color w:val="64748B"/>
+          <w:sz w:val="21"/>
+        </w:rPr>
+        <w:t>찾기 쉬운 명부 · 한눈에 보는 상세</w:t>
+      </w:r>
+    </w:p>
+    <w:tbl>
+      <w:tblPr>
+        <w:tblW w:type="auto" w:w="0"/>
+        <w:jc w:val="center"/>
+        <w:tblLook w:firstColumn="1" w:firstRow="1" w:lastColumn="0" w:lastRow="0" w:noHBand="0" w:noVBand="1" w:val="04A0"/>
+        <w:tblBorders>
+          <w:top w:val="none"/>
+          <w:left w:val="none"/>
+          <w:bottom w:val="none"/>
+          <w:right w:val="none"/>
+          <w:insideH w:val="none"/>
+          <w:insideV w:val="none"/>
+        </w:tblBorders>
+      </w:tblPr>
+      <w:tblGrid>
+        <w:gridCol w:w="9936"/>
+      </w:tblGrid>
+      <w:tr>
+        <w:tc>
+          <w:tcPr>
+            <w:tcW w:type="dxa" w:w="9216"/>
+            <w:shd w:val="clear" w:fill="FFF1F2"/>
+          </w:tcPr>
+          <w:p>
+            <w:pPr>
+              <w:spacing w:after="40" w:before="40"/>
+            </w:pPr>
+            <w:r>
+              <w:rPr>
+                <w:rFonts w:ascii="Malgun Gothic" w:hAnsi="Malgun Gothic" w:eastAsia="Malgun Gothic"/>
+                <w:b/>
+                <w:color w:val="E11D48"/>
+                <w:sz w:val="21"/>
+              </w:rPr>
+              <w:t xml:space="preserve">📖 </w:t>
+            </w:r>
+            <w:r>
+              <w:rPr>
+                <w:rFonts w:ascii="Malgun Gothic" w:hAnsi="Malgun Gothic" w:eastAsia="Malgun Gothic"/>
+                <w:b w:val="0"/>
+                <w:color w:val="334155"/>
+                <w:sz w:val="20"/>
+              </w:rPr>
+              <w:t xml:space="preserve">강사 관리 화면이 </w:t>
+            </w:r>
+            <w:r>
+              <w:rPr>
+                <w:rFonts w:ascii="Malgun Gothic" w:hAnsi="Malgun Gothic" w:eastAsia="Malgun Gothic"/>
+                <w:b/>
+                <w:color w:val="334155"/>
+                <w:sz w:val="20"/>
+              </w:rPr>
+              <w:t>찾기 쉽고 보기 편하게</w:t>
+            </w:r>
+            <w:r>
+              <w:rPr>
+                <w:rFonts w:ascii="Malgun Gothic" w:hAnsi="Malgun Gothic" w:eastAsia="Malgun Gothic"/>
+                <w:b w:val="0"/>
+                <w:color w:val="334155"/>
+                <w:sz w:val="20"/>
+              </w:rPr>
+              <w:t xml:space="preserve"> 정리됐어요. 흩어져 있던 메뉴를 </w:t>
+            </w:r>
+            <w:r>
+              <w:rPr>
+                <w:rFonts w:ascii="Malgun Gothic" w:hAnsi="Malgun Gothic" w:eastAsia="Malgun Gothic"/>
+                <w:b/>
+                <w:color w:val="334155"/>
+                <w:sz w:val="20"/>
+              </w:rPr>
+              <w:t>네 묶음으로 그룹</w:t>
+            </w:r>
+            <w:r>
+              <w:rPr>
+                <w:rFonts w:ascii="Malgun Gothic" w:hAnsi="Malgun Gothic" w:eastAsia="Malgun Gothic"/>
+                <w:b w:val="0"/>
+                <w:color w:val="334155"/>
+                <w:sz w:val="20"/>
+              </w:rPr>
+              <w:t xml:space="preserve">지어 사이드바에 담았고, 강사 명부 위에는 </w:t>
+            </w:r>
+            <w:r>
+              <w:rPr>
+                <w:rFonts w:ascii="Malgun Gothic" w:hAnsi="Malgun Gothic" w:eastAsia="Malgun Gothic"/>
+                <w:b/>
+                <w:color w:val="334155"/>
+                <w:sz w:val="20"/>
+              </w:rPr>
+              <w:t>구분·상태·그룹 드롭다운 필터</w:t>
+            </w:r>
+            <w:r>
+              <w:rPr>
+                <w:rFonts w:ascii="Malgun Gothic" w:hAnsi="Malgun Gothic" w:eastAsia="Malgun Gothic"/>
+                <w:b w:val="0"/>
+                <w:color w:val="334155"/>
+                <w:sz w:val="20"/>
+              </w:rPr>
+              <w:t xml:space="preserve">와 </w:t>
+            </w:r>
+            <w:r>
+              <w:rPr>
+                <w:rFonts w:ascii="Malgun Gothic" w:hAnsi="Malgun Gothic" w:eastAsia="Malgun Gothic"/>
+                <w:b/>
+                <w:color w:val="334155"/>
+                <w:sz w:val="20"/>
+              </w:rPr>
+              <w:t>적용된 필터 칩</w:t>
+            </w:r>
+            <w:r>
+              <w:rPr>
+                <w:rFonts w:ascii="Malgun Gothic" w:hAnsi="Malgun Gothic" w:eastAsia="Malgun Gothic"/>
+                <w:b w:val="0"/>
+                <w:color w:val="334155"/>
+                <w:sz w:val="20"/>
+              </w:rPr>
+              <w:t xml:space="preserve">이 생겼어요. 강사를 누르면 </w:t>
+            </w:r>
+            <w:r>
+              <w:rPr>
+                <w:rFonts w:ascii="Malgun Gothic" w:hAnsi="Malgun Gothic" w:eastAsia="Malgun Gothic"/>
+                <w:b/>
+                <w:color w:val="334155"/>
+                <w:sz w:val="20"/>
+              </w:rPr>
+              <w:t>프로필·급여·평가 탭</w:t>
+            </w:r>
+            <w:r>
+              <w:rPr>
+                <w:rFonts w:ascii="Malgun Gothic" w:hAnsi="Malgun Gothic" w:eastAsia="Malgun Gothic"/>
+                <w:b w:val="0"/>
+                <w:color w:val="334155"/>
+                <w:sz w:val="20"/>
+              </w:rPr>
+              <w:t xml:space="preserve">으로 나뉜 상세 화면이 열리고, </w:t>
+            </w:r>
+            <w:r>
+              <w:rPr>
+                <w:rFonts w:ascii="Malgun Gothic" w:hAnsi="Malgun Gothic" w:eastAsia="Malgun Gothic"/>
+                <w:b/>
+                <w:color w:val="334155"/>
+                <w:sz w:val="20"/>
+              </w:rPr>
+              <w:t>매니저 배지</w:t>
+            </w:r>
+            <w:r>
+              <w:rPr>
+                <w:rFonts w:ascii="Malgun Gothic" w:hAnsi="Malgun Gothic" w:eastAsia="Malgun Gothic"/>
+                <w:b w:val="0"/>
+                <w:color w:val="334155"/>
+                <w:sz w:val="20"/>
+              </w:rPr>
+              <w:t xml:space="preserve">와 </w:t>
+            </w:r>
+            <w:r>
+              <w:rPr>
+                <w:rFonts w:ascii="Malgun Gothic" w:hAnsi="Malgun Gothic" w:eastAsia="Malgun Gothic"/>
+                <w:b/>
+                <w:color w:val="334155"/>
+                <w:sz w:val="20"/>
+              </w:rPr>
+              <w:t>재직 상태(재직·휴직·퇴사)</w:t>
+            </w:r>
+            <w:r>
+              <w:rPr>
+                <w:rFonts w:ascii="Malgun Gothic" w:hAnsi="Malgun Gothic" w:eastAsia="Malgun Gothic"/>
+                <w:b w:val="0"/>
+                <w:color w:val="334155"/>
+                <w:sz w:val="20"/>
+              </w:rPr>
+              <w:t xml:space="preserve"> 가 한눈에 표시돼요.</w:t>
+            </w:r>
+          </w:p>
+        </w:tc>
+      </w:tr>
+    </w:tbl>
+    <w:p>
+      <w:pPr>
+        <w:spacing w:after="40"/>
+      </w:pPr>
+    </w:p>
+    <w:p>
+      <w:pPr>
+        <w:spacing w:after="40" w:before="0"/>
+      </w:pPr>
+      <w:r>
+        <w:rPr>
+          <w:rFonts w:ascii="Malgun Gothic" w:hAnsi="Malgun Gothic" w:eastAsia="Malgun Gothic"/>
+          <w:b/>
+          <w:color w:val="E11D48"/>
+          <w:sz w:val="22"/>
+        </w:rPr>
+        <w:t>사용 방법</w:t>
+      </w:r>
+    </w:p>
+    <w:p>
+      <w:pPr>
+        <w:spacing w:after="40"/>
+        <w:ind w:left="288"/>
+      </w:pPr>
+      <w:r>
+        <w:rPr>
+          <w:rFonts w:ascii="Malgun Gothic" w:hAnsi="Malgun Gothic" w:eastAsia="Malgun Gothic"/>
+          <w:b/>
+          <w:color w:val="F59E0B"/>
+          <w:sz w:val="21"/>
+        </w:rPr>
+        <w:t xml:space="preserve">1. </w:t>
+      </w:r>
+      <w:r>
+        <w:rPr>
+          <w:rFonts w:ascii="Malgun Gothic" w:hAnsi="Malgun Gothic" w:eastAsia="Malgun Gothic"/>
+          <w:b w:val="0"/>
+          <w:color w:val="334155"/>
+          <w:sz w:val="21"/>
+        </w:rPr>
+        <w:t xml:space="preserve">관리자 메뉴 </w:t>
+      </w:r>
+      <w:r>
+        <w:rPr>
+          <w:rFonts w:ascii="Malgun Gothic" w:hAnsi="Malgun Gothic" w:eastAsia="Malgun Gothic"/>
+          <w:b/>
+          <w:color w:val="E11D48"/>
+          <w:sz w:val="21"/>
+        </w:rPr>
+        <w:t>강사 통합</w:t>
+      </w:r>
+      <w:r>
+        <w:rPr>
+          <w:rFonts w:ascii="Malgun Gothic" w:hAnsi="Malgun Gothic" w:eastAsia="Malgun Gothic"/>
+          <w:b w:val="0"/>
+          <w:color w:val="334155"/>
+          <w:sz w:val="21"/>
+        </w:rPr>
+        <w:t>을 열어요(메뉴가 네 묶음으로 정리돼 있어요).</w:t>
+      </w:r>
+    </w:p>
+    <w:p>
+      <w:pPr>
+        <w:spacing w:after="40"/>
+        <w:ind w:left="288"/>
+      </w:pPr>
+      <w:r>
+        <w:rPr>
+          <w:rFonts w:ascii="Malgun Gothic" w:hAnsi="Malgun Gothic" w:eastAsia="Malgun Gothic"/>
+          <w:b/>
+          <w:color w:val="F59E0B"/>
+          <w:sz w:val="21"/>
+        </w:rPr>
+        <w:t xml:space="preserve">2. </w:t>
+      </w:r>
+      <w:r>
+        <w:rPr>
+          <w:rFonts w:ascii="Malgun Gothic" w:hAnsi="Malgun Gothic" w:eastAsia="Malgun Gothic"/>
+          <w:b w:val="0"/>
+          <w:color w:val="334155"/>
+          <w:sz w:val="21"/>
+        </w:rPr>
+        <w:t xml:space="preserve">명부 위 </w:t>
+      </w:r>
+      <w:r>
+        <w:rPr>
+          <w:rFonts w:ascii="Malgun Gothic" w:hAnsi="Malgun Gothic" w:eastAsia="Malgun Gothic"/>
+          <w:b/>
+          <w:color w:val="E11D48"/>
+          <w:sz w:val="21"/>
+        </w:rPr>
+        <w:t>상태·그룹 드롭다운</w:t>
+      </w:r>
+      <w:r>
+        <w:rPr>
+          <w:rFonts w:ascii="Malgun Gothic" w:hAnsi="Malgun Gothic" w:eastAsia="Malgun Gothic"/>
+          <w:b w:val="0"/>
+          <w:color w:val="334155"/>
+          <w:sz w:val="21"/>
+        </w:rPr>
+        <w:t>으로 원하는 강사만 걸러요.</w:t>
+      </w:r>
+    </w:p>
+    <w:p>
+      <w:pPr>
+        <w:spacing w:after="40"/>
+        <w:ind w:left="288"/>
+      </w:pPr>
+      <w:r>
+        <w:rPr>
+          <w:rFonts w:ascii="Malgun Gothic" w:hAnsi="Malgun Gothic" w:eastAsia="Malgun Gothic"/>
+          <w:b/>
+          <w:color w:val="F59E0B"/>
+          <w:sz w:val="21"/>
+        </w:rPr>
+        <w:t xml:space="preserve">3. </w:t>
+      </w:r>
+      <w:r>
+        <w:rPr>
+          <w:rFonts w:ascii="Malgun Gothic" w:hAnsi="Malgun Gothic" w:eastAsia="Malgun Gothic"/>
+          <w:b w:val="0"/>
+          <w:color w:val="334155"/>
+          <w:sz w:val="21"/>
+        </w:rPr>
+        <w:t xml:space="preserve">적용된 필터는 </w:t>
+      </w:r>
+      <w:r>
+        <w:rPr>
+          <w:rFonts w:ascii="Malgun Gothic" w:hAnsi="Malgun Gothic" w:eastAsia="Malgun Gothic"/>
+          <w:b/>
+          <w:color w:val="E11D48"/>
+          <w:sz w:val="21"/>
+        </w:rPr>
+        <w:t>칩</w:t>
+      </w:r>
+      <w:r>
+        <w:rPr>
+          <w:rFonts w:ascii="Malgun Gothic" w:hAnsi="Malgun Gothic" w:eastAsia="Malgun Gothic"/>
+          <w:b w:val="0"/>
+          <w:color w:val="334155"/>
+          <w:sz w:val="21"/>
+        </w:rPr>
+        <w:t>으로 표시되고, 칩을 지우면 해제돼요.</w:t>
+      </w:r>
+    </w:p>
+    <w:p>
+      <w:pPr>
+        <w:spacing w:after="40"/>
+        <w:ind w:left="288"/>
+      </w:pPr>
+      <w:r>
+        <w:rPr>
+          <w:rFonts w:ascii="Malgun Gothic" w:hAnsi="Malgun Gothic" w:eastAsia="Malgun Gothic"/>
+          <w:b/>
+          <w:color w:val="F59E0B"/>
+          <w:sz w:val="21"/>
+        </w:rPr>
+        <w:t xml:space="preserve">4. </w:t>
+      </w:r>
+      <w:r>
+        <w:rPr>
+          <w:rFonts w:ascii="Malgun Gothic" w:hAnsi="Malgun Gothic" w:eastAsia="Malgun Gothic"/>
+          <w:b w:val="0"/>
+          <w:color w:val="334155"/>
+          <w:sz w:val="21"/>
+        </w:rPr>
+        <w:t xml:space="preserve">강사를 누르면 </w:t>
+      </w:r>
+      <w:r>
+        <w:rPr>
+          <w:rFonts w:ascii="Malgun Gothic" w:hAnsi="Malgun Gothic" w:eastAsia="Malgun Gothic"/>
+          <w:b/>
+          <w:color w:val="E11D48"/>
+          <w:sz w:val="21"/>
+        </w:rPr>
+        <w:t>프로필 / 급여 / 평가</w:t>
+      </w:r>
+      <w:r>
+        <w:rPr>
+          <w:rFonts w:ascii="Malgun Gothic" w:hAnsi="Malgun Gothic" w:eastAsia="Malgun Gothic"/>
+          <w:b w:val="0"/>
+          <w:color w:val="334155"/>
+          <w:sz w:val="21"/>
+        </w:rPr>
+        <w:t xml:space="preserve"> 탭 상세가 열려요.</w:t>
+      </w:r>
+    </w:p>
+    <w:p>
+      <w:pPr>
+        <w:spacing w:after="40"/>
+        <w:ind w:left="288"/>
+      </w:pPr>
+      <w:r>
+        <w:rPr>
+          <w:rFonts w:ascii="Malgun Gothic" w:hAnsi="Malgun Gothic" w:eastAsia="Malgun Gothic"/>
+          <w:b/>
+          <w:color w:val="F59E0B"/>
+          <w:sz w:val="21"/>
+        </w:rPr>
+        <w:t xml:space="preserve">5. </w:t>
+      </w:r>
+      <w:r>
+        <w:rPr>
+          <w:rFonts w:ascii="Malgun Gothic" w:hAnsi="Malgun Gothic" w:eastAsia="Malgun Gothic"/>
+          <w:b/>
+          <w:color w:val="E11D48"/>
+          <w:sz w:val="21"/>
+        </w:rPr>
+        <w:t>급여·평가 탭의 요약 숫자</w:t>
+      </w:r>
+      <w:r>
+        <w:rPr>
+          <w:rFonts w:ascii="Malgun Gothic" w:hAnsi="Malgun Gothic" w:eastAsia="Malgun Gothic"/>
+          <w:b w:val="0"/>
+          <w:color w:val="334155"/>
+          <w:sz w:val="21"/>
+        </w:rPr>
+        <w:t>는 열 때 필요한 만큼만 불러옵니다.</w:t>
+      </w:r>
+    </w:p>
+    <w:p>
+      <w:pPr>
+        <w:spacing w:after="40" w:before="80"/>
+      </w:pPr>
+      <w:r>
+        <w:rPr>
+          <w:rFonts w:ascii="Malgun Gothic" w:hAnsi="Malgun Gothic" w:eastAsia="Malgun Gothic"/>
+          <w:b/>
+          <w:color w:val="E11D48"/>
+          <w:sz w:val="21"/>
+        </w:rPr>
+        <w:t>✅ 핵심 포인트</w:t>
+      </w:r>
+    </w:p>
+    <w:p>
+      <w:pPr>
+        <w:spacing w:after="20"/>
+        <w:ind w:left="288"/>
+      </w:pPr>
+      <w:r>
+        <w:rPr>
+          <w:rFonts w:ascii="Malgun Gothic" w:hAnsi="Malgun Gothic"/>
+          <w:color w:val="E11D48"/>
+        </w:rPr>
+        <w:t xml:space="preserve">• </w:t>
+      </w:r>
+      <w:r>
+        <w:rPr>
+          <w:rFonts w:ascii="Malgun Gothic" w:hAnsi="Malgun Gothic" w:eastAsia="Malgun Gothic"/>
+          <w:b/>
+          <w:color w:val="E11D48"/>
+          <w:sz w:val="20"/>
+        </w:rPr>
+        <w:t>매니저</w:t>
+      </w:r>
+      <w:r>
+        <w:rPr>
+          <w:rFonts w:ascii="Malgun Gothic" w:hAnsi="Malgun Gothic" w:eastAsia="Malgun Gothic"/>
+          <w:b w:val="0"/>
+          <w:color w:val="334155"/>
+          <w:sz w:val="20"/>
+        </w:rPr>
+        <w:t xml:space="preserve">는 배지로 구분되고, 재직 상태가 </w:t>
+      </w:r>
+      <w:r>
+        <w:rPr>
+          <w:rFonts w:ascii="Malgun Gothic" w:hAnsi="Malgun Gothic" w:eastAsia="Malgun Gothic"/>
+          <w:b/>
+          <w:color w:val="E11D48"/>
+          <w:sz w:val="20"/>
+        </w:rPr>
+        <w:t>재직·휴직·퇴사 3가지</w:t>
+      </w:r>
+      <w:r>
+        <w:rPr>
+          <w:rFonts w:ascii="Malgun Gothic" w:hAnsi="Malgun Gothic" w:eastAsia="Malgun Gothic"/>
+          <w:b w:val="0"/>
+          <w:color w:val="334155"/>
+          <w:sz w:val="20"/>
+        </w:rPr>
+        <w:t>로 표시돼요.</w:t>
+      </w:r>
+    </w:p>
+    <w:p>
+      <w:pPr>
+        <w:spacing w:after="20"/>
+        <w:ind w:left="288"/>
+      </w:pPr>
+      <w:r>
+        <w:rPr>
+          <w:rFonts w:ascii="Malgun Gothic" w:hAnsi="Malgun Gothic"/>
+          <w:color w:val="E11D48"/>
+        </w:rPr>
+        <w:t xml:space="preserve">• </w:t>
+      </w:r>
+      <w:r>
+        <w:rPr>
+          <w:rFonts w:ascii="Malgun Gothic" w:hAnsi="Malgun Gothic" w:eastAsia="Malgun Gothic"/>
+          <w:b w:val="0"/>
+          <w:color w:val="334155"/>
+          <w:sz w:val="20"/>
+        </w:rPr>
+        <w:t xml:space="preserve">이름이 비어도 </w:t>
+      </w:r>
+      <w:r>
+        <w:rPr>
+          <w:rFonts w:ascii="Malgun Gothic" w:hAnsi="Malgun Gothic" w:eastAsia="Malgun Gothic"/>
+          <w:b/>
+          <w:color w:val="E11D48"/>
+          <w:sz w:val="20"/>
+        </w:rPr>
+        <w:t>아이디로 대체 표기</w:t>
+      </w:r>
+      <w:r>
+        <w:rPr>
+          <w:rFonts w:ascii="Malgun Gothic" w:hAnsi="Malgun Gothic" w:eastAsia="Malgun Gothic"/>
+          <w:b w:val="0"/>
+          <w:color w:val="334155"/>
+          <w:sz w:val="20"/>
+        </w:rPr>
+        <w:t>돼 빈칸이 없어요.</w:t>
+      </w:r>
+    </w:p>
+    <w:p>
+      <w:pPr>
+        <w:spacing w:after="20"/>
+        <w:ind w:left="288"/>
+      </w:pPr>
+      <w:r>
+        <w:rPr>
+          <w:rFonts w:ascii="Malgun Gothic" w:hAnsi="Malgun Gothic"/>
+          <w:color w:val="E11D48"/>
+        </w:rPr>
+        <w:t xml:space="preserve">• </w:t>
+      </w:r>
+      <w:r>
+        <w:rPr>
+          <w:rFonts w:ascii="Malgun Gothic" w:hAnsi="Malgun Gothic" w:eastAsia="Malgun Gothic"/>
+          <w:b w:val="0"/>
+          <w:color w:val="334155"/>
+          <w:sz w:val="20"/>
+        </w:rPr>
+        <w:t xml:space="preserve">상세 탭은 </w:t>
+      </w:r>
+      <w:r>
+        <w:rPr>
+          <w:rFonts w:ascii="Malgun Gothic" w:hAnsi="Malgun Gothic" w:eastAsia="Malgun Gothic"/>
+          <w:b/>
+          <w:color w:val="E11D48"/>
+          <w:sz w:val="20"/>
+        </w:rPr>
+        <w:t>기존 API를 재사용</w:t>
+      </w:r>
+      <w:r>
+        <w:rPr>
+          <w:rFonts w:ascii="Malgun Gothic" w:hAnsi="Malgun Gothic" w:eastAsia="Malgun Gothic"/>
+          <w:b w:val="0"/>
+          <w:color w:val="334155"/>
+          <w:sz w:val="20"/>
+        </w:rPr>
+        <w:t>해 빠르게 뜨고, 화면은 한/영 병기예요.</w:t>
+      </w:r>
+    </w:p>
+    <w:p>
+      <w:pPr>
+        <w:spacing w:after="20"/>
+        <w:ind w:left="288"/>
+      </w:pPr>
+      <w:r>
+        <w:rPr>
+          <w:rFonts w:ascii="Malgun Gothic" w:hAnsi="Malgun Gothic"/>
+          <w:color w:val="E11D48"/>
+        </w:rPr>
+        <w:t xml:space="preserve">• </w:t>
+      </w:r>
+      <w:r>
+        <w:rPr>
+          <w:rFonts w:ascii="Malgun Gothic" w:hAnsi="Malgun Gothic" w:eastAsia="Malgun Gothic"/>
+          <w:b w:val="0"/>
+          <w:color w:val="334155"/>
+          <w:sz w:val="20"/>
+        </w:rPr>
+        <w:t xml:space="preserve">중복이던 급여 입구를 정리하고 </w:t>
+      </w:r>
+      <w:r>
+        <w:rPr>
+          <w:rFonts w:ascii="Malgun Gothic" w:hAnsi="Malgun Gothic" w:eastAsia="Malgun Gothic"/>
+          <w:b/>
+          <w:color w:val="E11D48"/>
+          <w:sz w:val="20"/>
+        </w:rPr>
+        <w:t>버그 접수</w:t>
+      </w:r>
+      <w:r>
+        <w:rPr>
+          <w:rFonts w:ascii="Malgun Gothic" w:hAnsi="Malgun Gothic" w:eastAsia="Malgun Gothic"/>
+          <w:b w:val="0"/>
+          <w:color w:val="334155"/>
+          <w:sz w:val="20"/>
+        </w:rPr>
+        <w:t>는 별도 시스템으로 옮겼어요.</w:t>
+      </w:r>
+    </w:p>
+    <w:tbl>
+      <w:tblPr>
+        <w:tblW w:type="auto" w:w="0"/>
+        <w:jc w:val="center"/>
+        <w:tblLook w:firstColumn="1" w:firstRow="1" w:lastColumn="0" w:lastRow="0" w:noHBand="0" w:noVBand="1" w:val="04A0"/>
+        <w:tblBorders>
+          <w:top w:val="none"/>
+          <w:left w:val="none"/>
+          <w:bottom w:val="none"/>
+          <w:right w:val="none"/>
+          <w:insideH w:val="none"/>
+          <w:insideV w:val="none"/>
+        </w:tblBorders>
+      </w:tblPr>
+      <w:tblGrid>
+        <w:gridCol w:w="9936"/>
+      </w:tblGrid>
+      <w:tr>
+        <w:tc>
+          <w:tcPr>
+            <w:tcW w:type="dxa" w:w="9216"/>
+            <w:shd w:val="clear" w:fill="FFFBEB"/>
+          </w:tcPr>
+          <w:p>
+            <w:pPr>
+              <w:spacing w:after="40" w:before="40"/>
+            </w:pPr>
+            <w:r>
+              <w:rPr>
+                <w:rFonts w:ascii="Malgun Gothic" w:hAnsi="Malgun Gothic" w:eastAsia="Malgun Gothic"/>
+                <w:b/>
+                <w:color w:val="B45309"/>
+                <w:sz w:val="21"/>
+              </w:rPr>
+              <w:t xml:space="preserve">⚠️ 알아두기 </w:t>
+            </w:r>
+            <w:r>
+              <w:rPr>
+                <w:rFonts w:ascii="Malgun Gothic" w:hAnsi="Malgun Gothic" w:eastAsia="Malgun Gothic"/>
+                <w:b w:val="0"/>
+                <w:color w:val="92670A"/>
+                <w:sz w:val="20"/>
+              </w:rPr>
+              <w:t>필터·상세 정리 작업이에요. 강사 등록·수정·삭제 기능 자체는 그대로예요.</w:t>
+            </w:r>
+          </w:p>
+        </w:tc>
+      </w:tr>
+    </w:tbl>
+    <w:p>
+      <w:pPr>
+        <w:spacing w:after="40"/>
+      </w:pPr>
+    </w:p>
+    <w:tbl>
+      <w:tblPr>
+        <w:tblW w:type="auto" w:w="0"/>
+        <w:jc w:val="center"/>
+        <w:tblLook w:firstColumn="1" w:firstRow="1" w:lastColumn="0" w:lastRow="0" w:noHBand="0" w:noVBand="1" w:val="04A0"/>
+        <w:tblBorders>
+          <w:top w:val="none"/>
+          <w:left w:val="none"/>
+          <w:bottom w:val="none"/>
+          <w:right w:val="none"/>
+          <w:insideH w:val="none"/>
+          <w:insideV w:val="none"/>
+        </w:tblBorders>
+      </w:tblPr>
+      <w:tblGrid>
+        <w:gridCol w:w="9936"/>
+      </w:tblGrid>
+      <w:tr>
+        <w:tc>
+          <w:tcPr>
+            <w:tcW w:type="dxa" w:w="9216"/>
+            <w:shd w:val="clear" w:fill="FFF7E6"/>
+          </w:tcPr>
+          <w:p>
+            <w:pPr>
+              <w:spacing w:after="40" w:before="40"/>
+            </w:pPr>
+            <w:r>
+              <w:rPr>
+                <w:rFonts w:ascii="Malgun Gothic" w:hAnsi="Malgun Gothic" w:eastAsia="Malgun Gothic"/>
+                <w:b/>
+                <w:color w:val="E8630A"/>
+                <w:sz w:val="21"/>
+              </w:rPr>
+              <w:t xml:space="preserve">💡 꿀팁 </w:t>
+            </w:r>
+            <w:r>
+              <w:rPr>
+                <w:rFonts w:ascii="Malgun Gothic" w:hAnsi="Malgun Gothic" w:eastAsia="Malgun Gothic"/>
+                <w:b w:val="0"/>
+                <w:color w:val="5B4A2A"/>
+                <w:sz w:val="20"/>
+              </w:rPr>
+              <w:t>강사가 많을수록 상태·그룹 필터가 큰 힘을 발휘해요. 자주 보는 조건은 필터를 걸어 두고 쓰세요.</w:t>
+            </w:r>
+          </w:p>
+        </w:tc>
+      </w:tr>
+    </w:tbl>
+    <w:p>
+      <w:pPr>
+        <w:spacing w:after="40"/>
+      </w:pPr>
+    </w:p>
+    <w:p>
+      <w:pPr>
+        <w:spacing w:before="80" w:after="160"/>
+        <w:jc w:val="center"/>
+      </w:pPr>
+      <w:r>
+        <w:drawing>
+          <wp:inline xmlns:a="http://schemas.openxmlformats.org/drawingml/2006/main" xmlns:pic="http://schemas.openxmlformats.org/drawingml/2006/picture">
+            <wp:extent cx="5669280" cy="3543300"/>
+            <wp:docPr id="25" name="Picture 25"/>
+            <wp:cNvGraphicFramePr>
+              <a:graphicFrameLocks noChangeAspect="1"/>
+            </wp:cNvGraphicFramePr>
+            <a:graphic>
+              <a:graphicData uri="http://schemas.openxmlformats.org/drawingml/2006/picture">
+                <pic:pic>
+                  <pic:nvPicPr>
+                    <pic:cNvPr id="0" name="admin_teachers.jpg"/>
+                    <pic:cNvPicPr/>
+                  </pic:nvPicPr>
+                  <pic:blipFill>
+                    <a:blip r:embed="rId26"/>
+                    <a:stretch>
+                      <a:fillRect/>
+                    </a:stretch>
+                  </pic:blipFill>
+                  <pic:spPr>
+                    <a:xfrm>
+                      <a:off x="0" y="0"/>
+                      <a:ext cx="5669280" cy="3543300"/>
+                    </a:xfrm>
+                    <a:prstGeom prst="rect"/>
+                  </pic:spPr>
+                </pic:pic>
+              </a:graphicData>
+            </a:graphic>
+          </wp:inline>
+        </w:drawing>
+      </w:r>
+    </w:p>
+    <w:p>
+      <w:pPr>
+        <w:spacing w:before="240" w:after="40"/>
+      </w:pPr>
+      <w:r>
+        <w:rPr>
+          <w:rFonts w:ascii="Malgun Gothic" w:hAnsi="Malgun Gothic" w:eastAsia="Malgun Gothic"/>
+          <w:b/>
+          <w:color w:val="E11D48"/>
+          <w:sz w:val="28"/>
+        </w:rPr>
+        <w:t>24.  🌟 학부모 월간 성적표 (오각형) 발송</w:t>
+      </w:r>
+    </w:p>
+    <w:p>
+      <w:pPr>
+        <w:spacing w:after="120" w:before="0"/>
+      </w:pPr>
+      <w:r>
+        <w:rPr>
+          <w:rFonts w:ascii="Malgun Gothic" w:hAnsi="Malgun Gothic" w:eastAsia="Malgun Gothic"/>
+          <w:b w:val="0"/>
+          <w:color w:val="64748B"/>
+          <w:sz w:val="21"/>
+        </w:rPr>
+        <w:t>5축 그래프 성적표를 미리보고 링크로</w:t>
+      </w:r>
+    </w:p>
+    <w:tbl>
+      <w:tblPr>
+        <w:tblW w:type="auto" w:w="0"/>
+        <w:jc w:val="center"/>
+        <w:tblLook w:firstColumn="1" w:firstRow="1" w:lastColumn="0" w:lastRow="0" w:noHBand="0" w:noVBand="1" w:val="04A0"/>
+        <w:tblBorders>
+          <w:top w:val="none"/>
+          <w:left w:val="none"/>
+          <w:bottom w:val="none"/>
+          <w:right w:val="none"/>
+          <w:insideH w:val="none"/>
+          <w:insideV w:val="none"/>
+        </w:tblBorders>
+      </w:tblPr>
+      <w:tblGrid>
+        <w:gridCol w:w="9936"/>
+      </w:tblGrid>
+      <w:tr>
+        <w:tc>
+          <w:tcPr>
+            <w:tcW w:type="dxa" w:w="9216"/>
+            <w:shd w:val="clear" w:fill="FFF1F2"/>
+          </w:tcPr>
+          <w:p>
+            <w:pPr>
+              <w:spacing w:after="40" w:before="40"/>
+            </w:pPr>
+            <w:r>
+              <w:rPr>
+                <w:rFonts w:ascii="Malgun Gothic" w:hAnsi="Malgun Gothic" w:eastAsia="Malgun Gothic"/>
+                <w:b/>
+                <w:color w:val="E11D48"/>
+                <w:sz w:val="21"/>
+              </w:rPr>
+              <w:t xml:space="preserve">📖 </w:t>
+            </w:r>
+            <w:r>
+              <w:rPr>
+                <w:rFonts w:ascii="Malgun Gothic" w:hAnsi="Malgun Gothic" w:eastAsia="Malgun Gothic"/>
+                <w:b w:val="0"/>
+                <w:color w:val="334155"/>
+                <w:sz w:val="20"/>
+              </w:rPr>
+              <w:t xml:space="preserve">학부모에게 보내는 </w:t>
+            </w:r>
+            <w:r>
+              <w:rPr>
+                <w:rFonts w:ascii="Malgun Gothic" w:hAnsi="Malgun Gothic" w:eastAsia="Malgun Gothic"/>
+                <w:b/>
+                <w:color w:val="334155"/>
+                <w:sz w:val="20"/>
+              </w:rPr>
+              <w:t>월간 성적표가 오각형 5축 그래프</w:t>
+            </w:r>
+            <w:r>
+              <w:rPr>
+                <w:rFonts w:ascii="Malgun Gothic" w:hAnsi="Malgun Gothic" w:eastAsia="Malgun Gothic"/>
+                <w:b w:val="0"/>
+                <w:color w:val="334155"/>
+                <w:sz w:val="20"/>
+              </w:rPr>
+              <w:t xml:space="preserve">로 새로워졌어요. </w:t>
+            </w:r>
+            <w:r>
+              <w:rPr>
+                <w:rFonts w:ascii="Malgun Gothic" w:hAnsi="Malgun Gothic" w:eastAsia="Malgun Gothic"/>
+                <w:b/>
+                <w:color w:val="334155"/>
+                <w:sz w:val="20"/>
+              </w:rPr>
+              <w:t>발음·유창성 / 어휘 / 문장 구성력 / 수업 태도 / 참여도</w:t>
+            </w:r>
+            <w:r>
+              <w:rPr>
+                <w:rFonts w:ascii="Malgun Gothic" w:hAnsi="Malgun Gothic" w:eastAsia="Malgun Gothic"/>
+                <w:b w:val="0"/>
+                <w:color w:val="334155"/>
+                <w:sz w:val="20"/>
+              </w:rPr>
+              <w:t xml:space="preserve"> 를 한눈에 보여 주고, 출결·판단력·담임의 한마디가 함께 담깁니다. 관리자·교사는 학생 ID와 월을 넣어 </w:t>
+            </w:r>
+            <w:r>
+              <w:rPr>
+                <w:rFonts w:ascii="Malgun Gothic" w:hAnsi="Malgun Gothic" w:eastAsia="Malgun Gothic"/>
+                <w:b/>
+                <w:color w:val="334155"/>
+                <w:sz w:val="20"/>
+              </w:rPr>
+              <w:t>미리보기</w:t>
+            </w:r>
+            <w:r>
+              <w:rPr>
+                <w:rFonts w:ascii="Malgun Gothic" w:hAnsi="Malgun Gothic" w:eastAsia="Malgun Gothic"/>
+                <w:b w:val="0"/>
+                <w:color w:val="334155"/>
+                <w:sz w:val="20"/>
+              </w:rPr>
+              <w:t xml:space="preserve">한 뒤 </w:t>
+            </w:r>
+            <w:r>
+              <w:rPr>
+                <w:rFonts w:ascii="Malgun Gothic" w:hAnsi="Malgun Gothic" w:eastAsia="Malgun Gothic"/>
+                <w:b/>
+                <w:color w:val="334155"/>
+                <w:sz w:val="20"/>
+              </w:rPr>
+              <w:t>카카오톡 링크</w:t>
+            </w:r>
+            <w:r>
+              <w:rPr>
+                <w:rFonts w:ascii="Malgun Gothic" w:hAnsi="Malgun Gothic" w:eastAsia="Malgun Gothic"/>
+                <w:b w:val="0"/>
+                <w:color w:val="334155"/>
+                <w:sz w:val="20"/>
+              </w:rPr>
+              <w:t>로 보냅니다.</w:t>
+            </w:r>
+          </w:p>
+        </w:tc>
+      </w:tr>
+    </w:tbl>
+    <w:p>
+      <w:pPr>
+        <w:spacing w:after="40"/>
+      </w:pPr>
+    </w:p>
+    <w:p>
+      <w:pPr>
+        <w:spacing w:after="40" w:before="0"/>
+      </w:pPr>
+      <w:r>
+        <w:rPr>
+          <w:rFonts w:ascii="Malgun Gothic" w:hAnsi="Malgun Gothic" w:eastAsia="Malgun Gothic"/>
+          <w:b/>
+          <w:color w:val="E11D48"/>
+          <w:sz w:val="22"/>
+        </w:rPr>
+        <w:t>사용 방법</w:t>
+      </w:r>
+    </w:p>
+    <w:p>
+      <w:pPr>
+        <w:spacing w:after="40"/>
+        <w:ind w:left="288"/>
+      </w:pPr>
+      <w:r>
+        <w:rPr>
+          <w:rFonts w:ascii="Malgun Gothic" w:hAnsi="Malgun Gothic" w:eastAsia="Malgun Gothic"/>
+          <w:b/>
+          <w:color w:val="F59E0B"/>
+          <w:sz w:val="21"/>
+        </w:rPr>
+        <w:t xml:space="preserve">1. </w:t>
+      </w:r>
+      <w:r>
+        <w:rPr>
+          <w:rFonts w:ascii="Malgun Gothic" w:hAnsi="Malgun Gothic" w:eastAsia="Malgun Gothic"/>
+          <w:b/>
+          <w:color w:val="E11D48"/>
+          <w:sz w:val="21"/>
+        </w:rPr>
+        <w:t>월간 리포트</w:t>
+      </w:r>
+      <w:r>
+        <w:rPr>
+          <w:rFonts w:ascii="Malgun Gothic" w:hAnsi="Malgun Gothic" w:eastAsia="Malgun Gothic"/>
+          <w:b w:val="0"/>
+          <w:color w:val="334155"/>
+          <w:sz w:val="21"/>
+        </w:rPr>
+        <w:t xml:space="preserve"> 화면을 열어요.</w:t>
+      </w:r>
+    </w:p>
+    <w:p>
+      <w:pPr>
+        <w:spacing w:after="40"/>
+        <w:ind w:left="288"/>
+      </w:pPr>
+      <w:r>
+        <w:rPr>
+          <w:rFonts w:ascii="Malgun Gothic" w:hAnsi="Malgun Gothic" w:eastAsia="Malgun Gothic"/>
+          <w:b/>
+          <w:color w:val="F59E0B"/>
+          <w:sz w:val="21"/>
+        </w:rPr>
+        <w:t xml:space="preserve">2. </w:t>
+      </w:r>
+      <w:r>
+        <w:rPr>
+          <w:rFonts w:ascii="Malgun Gothic" w:hAnsi="Malgun Gothic" w:eastAsia="Malgun Gothic"/>
+          <w:b/>
+          <w:color w:val="E11D48"/>
+          <w:sz w:val="21"/>
+        </w:rPr>
+        <w:t>학생 ID</w:t>
+      </w:r>
+      <w:r>
+        <w:rPr>
+          <w:rFonts w:ascii="Malgun Gothic" w:hAnsi="Malgun Gothic" w:eastAsia="Malgun Gothic"/>
+          <w:b w:val="0"/>
+          <w:color w:val="334155"/>
+          <w:sz w:val="21"/>
+        </w:rPr>
+        <w:t xml:space="preserve">와 </w:t>
+      </w:r>
+      <w:r>
+        <w:rPr>
+          <w:rFonts w:ascii="Malgun Gothic" w:hAnsi="Malgun Gothic" w:eastAsia="Malgun Gothic"/>
+          <w:b/>
+          <w:color w:val="E11D48"/>
+          <w:sz w:val="21"/>
+        </w:rPr>
+        <w:t>월</w:t>
+      </w:r>
+      <w:r>
+        <w:rPr>
+          <w:rFonts w:ascii="Malgun Gothic" w:hAnsi="Malgun Gothic" w:eastAsia="Malgun Gothic"/>
+          <w:b w:val="0"/>
+          <w:color w:val="334155"/>
+          <w:sz w:val="21"/>
+        </w:rPr>
+        <w:t xml:space="preserve">을 넣고 </w:t>
+      </w:r>
+      <w:r>
+        <w:rPr>
+          <w:rFonts w:ascii="Malgun Gothic" w:hAnsi="Malgun Gothic" w:eastAsia="Malgun Gothic"/>
+          <w:b/>
+          <w:color w:val="E11D48"/>
+          <w:sz w:val="21"/>
+        </w:rPr>
+        <w:t>레포트 보기</w:t>
+      </w:r>
+      <w:r>
+        <w:rPr>
+          <w:rFonts w:ascii="Malgun Gothic" w:hAnsi="Malgun Gothic" w:eastAsia="Malgun Gothic"/>
+          <w:b w:val="0"/>
+          <w:color w:val="334155"/>
+          <w:sz w:val="21"/>
+        </w:rPr>
+        <w:t>를 눌러 미리봐요.</w:t>
+      </w:r>
+    </w:p>
+    <w:p>
+      <w:pPr>
+        <w:spacing w:after="40"/>
+        <w:ind w:left="288"/>
+      </w:pPr>
+      <w:r>
+        <w:rPr>
+          <w:rFonts w:ascii="Malgun Gothic" w:hAnsi="Malgun Gothic" w:eastAsia="Malgun Gothic"/>
+          <w:b/>
+          <w:color w:val="F59E0B"/>
+          <w:sz w:val="21"/>
+        </w:rPr>
+        <w:t xml:space="preserve">3. </w:t>
+      </w:r>
+      <w:r>
+        <w:rPr>
+          <w:rFonts w:ascii="Malgun Gothic" w:hAnsi="Malgun Gothic" w:eastAsia="Malgun Gothic"/>
+          <w:b w:val="0"/>
+          <w:color w:val="334155"/>
+          <w:sz w:val="21"/>
+        </w:rPr>
+        <w:t>오각형과 담임의 한마디를 확인하고, 필요하면 평가를 보완해요.</w:t>
+      </w:r>
+    </w:p>
+    <w:p>
+      <w:pPr>
+        <w:spacing w:after="40"/>
+        <w:ind w:left="288"/>
+      </w:pPr>
+      <w:r>
+        <w:rPr>
+          <w:rFonts w:ascii="Malgun Gothic" w:hAnsi="Malgun Gothic" w:eastAsia="Malgun Gothic"/>
+          <w:b/>
+          <w:color w:val="F59E0B"/>
+          <w:sz w:val="21"/>
+        </w:rPr>
+        <w:t xml:space="preserve">4. </w:t>
+      </w:r>
+      <w:r>
+        <w:rPr>
+          <w:rFonts w:ascii="Malgun Gothic" w:hAnsi="Malgun Gothic" w:eastAsia="Malgun Gothic"/>
+          <w:b w:val="0"/>
+          <w:color w:val="334155"/>
+          <w:sz w:val="21"/>
+        </w:rPr>
+        <w:t xml:space="preserve">주소에 </w:t>
+      </w:r>
+      <w:r>
+        <w:rPr>
+          <w:rFonts w:ascii="Malgun Gothic" w:hAnsi="Malgun Gothic" w:eastAsia="Malgun Gothic"/>
+          <w:b/>
+          <w:color w:val="E11D48"/>
+          <w:sz w:val="21"/>
+        </w:rPr>
+        <w:t>?uid=학생ID&amp;period=YYYY-MM</w:t>
+      </w:r>
+      <w:r>
+        <w:rPr>
+          <w:rFonts w:ascii="Malgun Gothic" w:hAnsi="Malgun Gothic" w:eastAsia="Malgun Gothic"/>
+          <w:b w:val="0"/>
+          <w:color w:val="334155"/>
+          <w:sz w:val="21"/>
+        </w:rPr>
+        <w:t xml:space="preserve"> 를 붙여 </w:t>
+      </w:r>
+      <w:r>
+        <w:rPr>
+          <w:rFonts w:ascii="Malgun Gothic" w:hAnsi="Malgun Gothic" w:eastAsia="Malgun Gothic"/>
+          <w:b/>
+          <w:color w:val="E11D48"/>
+          <w:sz w:val="21"/>
+        </w:rPr>
+        <w:t>카카오톡 링크</w:t>
+      </w:r>
+      <w:r>
+        <w:rPr>
+          <w:rFonts w:ascii="Malgun Gothic" w:hAnsi="Malgun Gothic" w:eastAsia="Malgun Gothic"/>
+          <w:b w:val="0"/>
+          <w:color w:val="334155"/>
+          <w:sz w:val="21"/>
+        </w:rPr>
+        <w:t>로 보냅니다.</w:t>
+      </w:r>
+    </w:p>
+    <w:p>
+      <w:pPr>
+        <w:spacing w:after="40" w:before="80"/>
+      </w:pPr>
+      <w:r>
+        <w:rPr>
+          <w:rFonts w:ascii="Malgun Gothic" w:hAnsi="Malgun Gothic" w:eastAsia="Malgun Gothic"/>
+          <w:b/>
+          <w:color w:val="E11D48"/>
+          <w:sz w:val="21"/>
+        </w:rPr>
+        <w:t>✅ 핵심 포인트</w:t>
+      </w:r>
+    </w:p>
+    <w:p>
+      <w:pPr>
+        <w:spacing w:after="20"/>
+        <w:ind w:left="288"/>
+      </w:pPr>
+      <w:r>
+        <w:rPr>
+          <w:rFonts w:ascii="Malgun Gothic" w:hAnsi="Malgun Gothic"/>
+          <w:color w:val="E11D48"/>
+        </w:rPr>
+        <w:t xml:space="preserve">• </w:t>
+      </w:r>
+      <w:r>
+        <w:rPr>
+          <w:rFonts w:ascii="Malgun Gothic" w:hAnsi="Malgun Gothic" w:eastAsia="Malgun Gothic"/>
+          <w:b/>
+          <w:color w:val="E11D48"/>
+          <w:sz w:val="20"/>
+        </w:rPr>
+        <w:t>실제 기록이 있는 축만</w:t>
+      </w:r>
+      <w:r>
+        <w:rPr>
+          <w:rFonts w:ascii="Malgun Gothic" w:hAnsi="Malgun Gothic" w:eastAsia="Malgun Gothic"/>
+          <w:b w:val="0"/>
+          <w:color w:val="334155"/>
+          <w:sz w:val="20"/>
+        </w:rPr>
+        <w:t xml:space="preserve"> 채워져 신뢰할 수 있어요.</w:t>
+      </w:r>
+    </w:p>
+    <w:p>
+      <w:pPr>
+        <w:spacing w:after="20"/>
+        <w:ind w:left="288"/>
+      </w:pPr>
+      <w:r>
+        <w:rPr>
+          <w:rFonts w:ascii="Malgun Gothic" w:hAnsi="Malgun Gothic"/>
+          <w:color w:val="E11D48"/>
+        </w:rPr>
+        <w:t xml:space="preserve">• </w:t>
+      </w:r>
+      <w:r>
+        <w:rPr>
+          <w:rFonts w:ascii="Malgun Gothic" w:hAnsi="Malgun Gothic" w:eastAsia="Malgun Gothic"/>
+          <w:b/>
+          <w:color w:val="E11D48"/>
+          <w:sz w:val="20"/>
+        </w:rPr>
+        <w:t>2개월 주기</w:t>
+      </w:r>
+      <w:r>
+        <w:rPr>
+          <w:rFonts w:ascii="Malgun Gothic" w:hAnsi="Malgun Gothic" w:eastAsia="Malgun Gothic"/>
+          <w:b w:val="0"/>
+          <w:color w:val="334155"/>
+          <w:sz w:val="20"/>
+        </w:rPr>
+        <w:t>로 정리해 학부모 피로 없이 변화를 전달해요.</w:t>
+      </w:r>
+    </w:p>
+    <w:p>
+      <w:pPr>
+        <w:spacing w:after="20"/>
+        <w:ind w:left="288"/>
+      </w:pPr>
+      <w:r>
+        <w:rPr>
+          <w:rFonts w:ascii="Malgun Gothic" w:hAnsi="Malgun Gothic"/>
+          <w:color w:val="E11D48"/>
+        </w:rPr>
+        <w:t xml:space="preserve">• </w:t>
+      </w:r>
+      <w:r>
+        <w:rPr>
+          <w:rFonts w:ascii="Malgun Gothic" w:hAnsi="Malgun Gothic" w:eastAsia="Malgun Gothic"/>
+          <w:b w:val="0"/>
+          <w:color w:val="334155"/>
+          <w:sz w:val="20"/>
+        </w:rPr>
+        <w:t>인쇄/PDF 버튼으로 상담용 종이 성적표도 즉시 만들 수 있어요.</w:t>
+      </w:r>
+    </w:p>
+    <w:tbl>
+      <w:tblPr>
+        <w:tblW w:type="auto" w:w="0"/>
+        <w:jc w:val="center"/>
+        <w:tblLook w:firstColumn="1" w:firstRow="1" w:lastColumn="0" w:lastRow="0" w:noHBand="0" w:noVBand="1" w:val="04A0"/>
+        <w:tblBorders>
+          <w:top w:val="none"/>
+          <w:left w:val="none"/>
+          <w:bottom w:val="none"/>
+          <w:right w:val="none"/>
+          <w:insideH w:val="none"/>
+          <w:insideV w:val="none"/>
+        </w:tblBorders>
+      </w:tblPr>
+      <w:tblGrid>
+        <w:gridCol w:w="9936"/>
+      </w:tblGrid>
+      <w:tr>
+        <w:tc>
+          <w:tcPr>
+            <w:tcW w:type="dxa" w:w="9216"/>
+            <w:shd w:val="clear" w:fill="FFFBEB"/>
+          </w:tcPr>
+          <w:p>
+            <w:pPr>
+              <w:spacing w:after="40" w:before="40"/>
+            </w:pPr>
+            <w:r>
+              <w:rPr>
+                <w:rFonts w:ascii="Malgun Gothic" w:hAnsi="Malgun Gothic" w:eastAsia="Malgun Gothic"/>
+                <w:b/>
+                <w:color w:val="B45309"/>
+                <w:sz w:val="21"/>
+              </w:rPr>
+              <w:t xml:space="preserve">⚠️ 알아두기 </w:t>
+            </w:r>
+            <w:r>
+              <w:rPr>
+                <w:rFonts w:ascii="Malgun Gothic" w:hAnsi="Malgun Gothic" w:eastAsia="Malgun Gothic"/>
+                <w:b w:val="0"/>
+                <w:color w:val="92670A"/>
+                <w:sz w:val="20"/>
+              </w:rPr>
+              <w:t xml:space="preserve">성적표 열람은 </w:t>
+            </w:r>
+            <w:r>
+              <w:rPr>
+                <w:rFonts w:ascii="Malgun Gothic" w:hAnsi="Malgun Gothic" w:eastAsia="Malgun Gothic"/>
+                <w:b/>
+                <w:color w:val="92670A"/>
+                <w:sz w:val="20"/>
+              </w:rPr>
+              <w:t>승인 게이트</w:t>
+            </w:r>
+            <w:r>
+              <w:rPr>
+                <w:rFonts w:ascii="Malgun Gothic" w:hAnsi="Malgun Gothic" w:eastAsia="Malgun Gothic"/>
+                <w:b w:val="0"/>
+                <w:color w:val="92670A"/>
+                <w:sz w:val="20"/>
+              </w:rPr>
+              <w:t>를 거쳐요. 관리자는 로그인 세션으로, 학부모는 발급된 링크(토큰)로만 열립니다.</w:t>
+            </w:r>
+          </w:p>
+        </w:tc>
+      </w:tr>
+    </w:tbl>
+    <w:p>
+      <w:pPr>
+        <w:spacing w:after="40"/>
+      </w:pPr>
+    </w:p>
+    <w:tbl>
+      <w:tblPr>
+        <w:tblW w:type="auto" w:w="0"/>
+        <w:jc w:val="center"/>
+        <w:tblLook w:firstColumn="1" w:firstRow="1" w:lastColumn="0" w:lastRow="0" w:noHBand="0" w:noVBand="1" w:val="04A0"/>
+        <w:tblBorders>
+          <w:top w:val="none"/>
+          <w:left w:val="none"/>
+          <w:bottom w:val="none"/>
+          <w:right w:val="none"/>
+          <w:insideH w:val="none"/>
+          <w:insideV w:val="none"/>
+        </w:tblBorders>
+      </w:tblPr>
+      <w:tblGrid>
+        <w:gridCol w:w="9936"/>
+      </w:tblGrid>
+      <w:tr>
+        <w:tc>
+          <w:tcPr>
+            <w:tcW w:type="dxa" w:w="9216"/>
+            <w:shd w:val="clear" w:fill="FFF7E6"/>
+          </w:tcPr>
+          <w:p>
+            <w:pPr>
+              <w:spacing w:after="40" w:before="40"/>
+            </w:pPr>
+            <w:r>
+              <w:rPr>
+                <w:rFonts w:ascii="Malgun Gothic" w:hAnsi="Malgun Gothic" w:eastAsia="Malgun Gothic"/>
+                <w:b/>
+                <w:color w:val="E8630A"/>
+                <w:sz w:val="21"/>
+              </w:rPr>
+              <w:t xml:space="preserve">💡 꿀팁 </w:t>
+            </w:r>
+            <w:r>
+              <w:rPr>
+                <w:rFonts w:ascii="Malgun Gothic" w:hAnsi="Malgun Gothic" w:eastAsia="Malgun Gothic"/>
+                <w:b w:val="0"/>
+                <w:color w:val="5B4A2A"/>
+                <w:sz w:val="20"/>
+              </w:rPr>
+              <w:t>상담 예약과 함께 성적표 링크를 미리 보내면 상담이 훨씬 매끄러워요.</w:t>
+            </w:r>
+          </w:p>
+        </w:tc>
+      </w:tr>
+    </w:tbl>
+    <w:p>
+      <w:pPr>
+        <w:spacing w:after="40"/>
+      </w:pPr>
+    </w:p>
+    <w:p>
+      <w:pPr>
+        <w:spacing w:before="80" w:after="160"/>
+        <w:jc w:val="center"/>
+      </w:pPr>
+      <w:r>
+        <w:drawing>
+          <wp:inline xmlns:a="http://schemas.openxmlformats.org/drawingml/2006/main" xmlns:pic="http://schemas.openxmlformats.org/drawingml/2006/picture">
+            <wp:extent cx="5669280" cy="3543300"/>
+            <wp:docPr id="26" name="Picture 26"/>
+            <wp:cNvGraphicFramePr>
+              <a:graphicFrameLocks noChangeAspect="1"/>
+            </wp:cNvGraphicFramePr>
+            <a:graphic>
+              <a:graphicData uri="http://schemas.openxmlformats.org/drawingml/2006/picture">
+                <pic:pic>
+                  <pic:nvPicPr>
+                    <pic:cNvPr id="0" name="student_report_pentagon.jpg"/>
+                    <pic:cNvPicPr/>
+                  </pic:nvPicPr>
+                  <pic:blipFill>
+                    <a:blip r:embed="rId27"/>
                     <a:stretch>
                       <a:fillRect/>
                     </a:stretch>

--- a/cloudflare-deploy/public/library/agency/agency-kr.docx
+++ b/cloudflare-deploy/public/library/agency/agency-kr.docx
@@ -182,7 +182,7 @@
           <w:color w:val="E11D48"/>
           <w:sz w:val="22"/>
         </w:rPr>
-        <w:t xml:space="preserve">🧑‍🎓 학생 모집·등록·관리 — </w:t>
+        <w:t xml:space="preserve">🎓 학생 모집·등록·관리 — </w:t>
       </w:r>
       <w:r>
         <w:rPr>
@@ -1014,7 +1014,7 @@
                 <w:color w:val="B45309"/>
                 <w:sz w:val="21"/>
               </w:rPr>
-              <w:t xml:space="preserve">⚠️ 알아두기 </w:t>
+              <w:t xml:space="preserve">알아두기 </w:t>
             </w:r>
             <w:r>
               <w:rPr>
@@ -1960,7 +1960,7 @@
           <w:color w:val="E11D48"/>
           <w:sz w:val="28"/>
         </w:rPr>
-        <w:t>05.  🧑‍🎓 학생 모집·등록·관리</w:t>
+        <w:t>05.  🎓 학생 모집·등록·관리</w:t>
       </w:r>
     </w:p>
     <w:p>
@@ -2322,7 +2322,7 @@
           <w:color w:val="E11D48"/>
           <w:sz w:val="28"/>
         </w:rPr>
-        <w:t>06.  👨‍👩‍👧 학부모 소통</w:t>
+        <w:t>06.  👪 학부모 소통</w:t>
       </w:r>
     </w:p>
     <w:p>
@@ -6363,7 +6363,7 @@
                 <w:color w:val="B45309"/>
                 <w:sz w:val="21"/>
               </w:rPr>
-              <w:t xml:space="preserve">⚠️ 알아두기 </w:t>
+              <w:t xml:space="preserve">알아두기 </w:t>
             </w:r>
             <w:r>
               <w:rPr>
@@ -6990,7 +6990,7 @@
                 <w:color w:val="B45309"/>
                 <w:sz w:val="21"/>
               </w:rPr>
-              <w:t xml:space="preserve">⚠️ 알아두기 </w:t>
+              <w:t xml:space="preserve">알아두기 </w:t>
             </w:r>
             <w:r>
               <w:rPr>
@@ -7608,7 +7608,7 @@
                 <w:color w:val="B45309"/>
                 <w:sz w:val="21"/>
               </w:rPr>
-              <w:t xml:space="preserve">⚠️ 알아두기 </w:t>
+              <w:t xml:space="preserve">알아두기 </w:t>
             </w:r>
             <w:r>
               <w:rPr>
@@ -8108,7 +8108,7 @@
                 <w:color w:val="B45309"/>
                 <w:sz w:val="21"/>
               </w:rPr>
-              <w:t xml:space="preserve">⚠️ 알아두기 </w:t>
+              <w:t xml:space="preserve">알아두기 </w:t>
             </w:r>
             <w:r>
               <w:rPr>
@@ -9299,7 +9299,7 @@
                 <w:color w:val="B45309"/>
                 <w:sz w:val="21"/>
               </w:rPr>
-              <w:t xml:space="preserve">⚠️ 알아두기 </w:t>
+              <w:t xml:space="preserve">알아두기 </w:t>
             </w:r>
             <w:r>
               <w:rPr>
@@ -9896,7 +9896,7 @@
                 <w:color w:val="B45309"/>
                 <w:sz w:val="21"/>
               </w:rPr>
-              <w:t xml:space="preserve">⚠️ 알아두기 </w:t>
+              <w:t xml:space="preserve">알아두기 </w:t>
             </w:r>
             <w:r>
               <w:rPr>
@@ -10668,7 +10668,7 @@
                 <w:color w:val="B45309"/>
                 <w:sz w:val="21"/>
               </w:rPr>
-              <w:t xml:space="preserve">⚠️ 알아두기 </w:t>
+              <w:t xml:space="preserve">알아두기 </w:t>
             </w:r>
             <w:r>
               <w:rPr>
@@ -11268,7 +11268,7 @@
                 <w:color w:val="B45309"/>
                 <w:sz w:val="21"/>
               </w:rPr>
-              <w:t xml:space="preserve">⚠️ 알아두기 </w:t>
+              <w:t xml:space="preserve">알아두기 </w:t>
             </w:r>
             <w:r>
               <w:rPr>
@@ -11382,6 +11382,3908 @@
                   </pic:nvPicPr>
                   <pic:blipFill>
                     <a:blip r:embed="rId27"/>
+                    <a:stretch>
+                      <a:fillRect/>
+                    </a:stretch>
+                  </pic:blipFill>
+                  <pic:spPr>
+                    <a:xfrm>
+                      <a:off x="0" y="0"/>
+                      <a:ext cx="5669280" cy="3543300"/>
+                    </a:xfrm>
+                    <a:prstGeom prst="rect"/>
+                  </pic:spPr>
+                </pic:pic>
+              </a:graphicData>
+            </a:graphic>
+          </wp:inline>
+        </w:drawing>
+      </w:r>
+    </w:p>
+    <w:p>
+      <w:pPr>
+        <w:spacing w:before="240" w:after="40"/>
+      </w:pPr>
+      <w:r>
+        <w:rPr>
+          <w:rFonts w:ascii="Malgun Gothic" w:hAnsi="Malgun Gothic" w:eastAsia="Malgun Gothic"/>
+          <w:b/>
+          <w:color w:val="E11D48"/>
+          <w:sz w:val="28"/>
+        </w:rPr>
+        <w:t>25.  📅 학부모 주간 리포트 (재등록을 잇는 무기)</w:t>
+      </w:r>
+    </w:p>
+    <w:p>
+      <w:pPr>
+        <w:spacing w:after="120" w:before="0"/>
+      </w:pPr>
+      <w:r>
+        <w:rPr>
+          <w:rFonts w:ascii="Malgun Gothic" w:hAnsi="Malgun Gothic" w:eastAsia="Malgun Gothic"/>
+          <w:b w:val="0"/>
+          <w:color w:val="64748B"/>
+          <w:sz w:val="21"/>
+        </w:rPr>
+        <w:t>경쟁사가 못 보여 주는 ‘성장의 증거’를 매주</w:t>
+      </w:r>
+    </w:p>
+    <w:tbl>
+      <w:tblPr>
+        <w:tblW w:type="auto" w:w="0"/>
+        <w:jc w:val="center"/>
+        <w:tblLook w:firstColumn="1" w:firstRow="1" w:lastColumn="0" w:lastRow="0" w:noHBand="0" w:noVBand="1" w:val="04A0"/>
+        <w:tblBorders>
+          <w:top w:val="none"/>
+          <w:left w:val="none"/>
+          <w:bottom w:val="none"/>
+          <w:right w:val="none"/>
+          <w:insideH w:val="none"/>
+          <w:insideV w:val="none"/>
+        </w:tblBorders>
+      </w:tblPr>
+      <w:tblGrid>
+        <w:gridCol w:w="9936"/>
+      </w:tblGrid>
+      <w:tr>
+        <w:tc>
+          <w:tcPr>
+            <w:tcW w:type="dxa" w:w="9216"/>
+            <w:shd w:val="clear" w:fill="FFF1F2"/>
+          </w:tcPr>
+          <w:p>
+            <w:pPr>
+              <w:spacing w:after="40" w:before="40"/>
+            </w:pPr>
+            <w:r>
+              <w:rPr>
+                <w:rFonts w:ascii="Malgun Gothic" w:hAnsi="Malgun Gothic" w:eastAsia="Malgun Gothic"/>
+                <w:b/>
+                <w:color w:val="E11D48"/>
+                <w:sz w:val="21"/>
+              </w:rPr>
+              <w:t xml:space="preserve">📖 </w:t>
+            </w:r>
+            <w:r>
+              <w:rPr>
+                <w:rFonts w:ascii="Malgun Gothic" w:hAnsi="Malgun Gothic" w:eastAsia="Malgun Gothic"/>
+                <w:b w:val="0"/>
+                <w:color w:val="334155"/>
+                <w:sz w:val="20"/>
+              </w:rPr>
+              <w:t xml:space="preserve">아이의 </w:t>
+            </w:r>
+            <w:r>
+              <w:rPr>
+                <w:rFonts w:ascii="Malgun Gothic" w:hAnsi="Malgun Gothic" w:eastAsia="Malgun Gothic"/>
+                <w:b/>
+                <w:color w:val="334155"/>
+                <w:sz w:val="20"/>
+              </w:rPr>
+              <w:t>한 주 활동</w:t>
+            </w:r>
+            <w:r>
+              <w:rPr>
+                <w:rFonts w:ascii="Malgun Gothic" w:hAnsi="Malgun Gothic" w:eastAsia="Malgun Gothic"/>
+                <w:b w:val="0"/>
+                <w:color w:val="334155"/>
+                <w:sz w:val="20"/>
+              </w:rPr>
+              <w:t xml:space="preserve">(출석·AI 친구 대화·판단력·정복한 단어·발음)을 담아 학부모에게 보내는 리포트입니다. 목적은 분명합니다 — </w:t>
+            </w:r>
+            <w:r>
+              <w:rPr>
+                <w:rFonts w:ascii="Malgun Gothic" w:hAnsi="Malgun Gothic" w:eastAsia="Malgun Gothic"/>
+                <w:b/>
+                <w:color w:val="334155"/>
+                <w:sz w:val="20"/>
+              </w:rPr>
+              <w:t>경쟁사가 보여 주지 못하는 ‘성장의 증거’를 매주 전달해 재등록으로 잇는 것</w:t>
+            </w:r>
+            <w:r>
+              <w:rPr>
+                <w:rFonts w:ascii="Malgun Gothic" w:hAnsi="Malgun Gothic" w:eastAsia="Malgun Gothic"/>
+                <w:b w:val="0"/>
+                <w:color w:val="334155"/>
+                <w:sz w:val="20"/>
+              </w:rPr>
+              <w:t xml:space="preserve">입니다. 관리자 화면에서 </w:t>
+            </w:r>
+            <w:r>
+              <w:rPr>
+                <w:rFonts w:ascii="Malgun Gothic" w:hAnsi="Malgun Gothic" w:eastAsia="Malgun Gothic"/>
+                <w:b/>
+                <w:color w:val="334155"/>
+                <w:sz w:val="20"/>
+              </w:rPr>
+              <w:t>미리보기 → 테스트 발송 → 대상 집계 → 발송 로그</w:t>
+            </w:r>
+            <w:r>
+              <w:rPr>
+                <w:rFonts w:ascii="Malgun Gothic" w:hAnsi="Malgun Gothic" w:eastAsia="Malgun Gothic"/>
+                <w:b w:val="0"/>
+                <w:color w:val="334155"/>
+                <w:sz w:val="20"/>
+              </w:rPr>
+              <w:t>를 모두 확인할 수 있습니다.</w:t>
+            </w:r>
+          </w:p>
+        </w:tc>
+      </w:tr>
+    </w:tbl>
+    <w:p>
+      <w:pPr>
+        <w:spacing w:after="40"/>
+      </w:pPr>
+    </w:p>
+    <w:p>
+      <w:pPr>
+        <w:spacing w:after="40" w:before="0"/>
+      </w:pPr>
+      <w:r>
+        <w:rPr>
+          <w:rFonts w:ascii="Malgun Gothic" w:hAnsi="Malgun Gothic" w:eastAsia="Malgun Gothic"/>
+          <w:b/>
+          <w:color w:val="E11D48"/>
+          <w:sz w:val="22"/>
+        </w:rPr>
+        <w:t>사용 방법</w:t>
+      </w:r>
+    </w:p>
+    <w:p>
+      <w:pPr>
+        <w:spacing w:after="40"/>
+        <w:ind w:left="288"/>
+      </w:pPr>
+      <w:r>
+        <w:rPr>
+          <w:rFonts w:ascii="Malgun Gothic" w:hAnsi="Malgun Gothic" w:eastAsia="Malgun Gothic"/>
+          <w:b/>
+          <w:color w:val="F59E0B"/>
+          <w:sz w:val="21"/>
+        </w:rPr>
+        <w:t xml:space="preserve">1. </w:t>
+      </w:r>
+      <w:r>
+        <w:rPr>
+          <w:rFonts w:ascii="Malgun Gothic" w:hAnsi="Malgun Gothic" w:eastAsia="Malgun Gothic"/>
+          <w:b w:val="0"/>
+          <w:color w:val="334155"/>
+          <w:sz w:val="21"/>
+        </w:rPr>
+        <w:t xml:space="preserve">관리자 메뉴에서 </w:t>
+      </w:r>
+      <w:r>
+        <w:rPr>
+          <w:rFonts w:ascii="Malgun Gothic" w:hAnsi="Malgun Gothic" w:eastAsia="Malgun Gothic"/>
+          <w:b/>
+          <w:color w:val="E11D48"/>
+          <w:sz w:val="21"/>
+        </w:rPr>
+        <w:t>📅 학부모 주간 리포트</w:t>
+      </w:r>
+      <w:r>
+        <w:rPr>
+          <w:rFonts w:ascii="Malgun Gothic" w:hAnsi="Malgun Gothic" w:eastAsia="Malgun Gothic"/>
+          <w:b w:val="0"/>
+          <w:color w:val="334155"/>
+          <w:sz w:val="21"/>
+        </w:rPr>
+        <w:t>를 열어요.</w:t>
+      </w:r>
+    </w:p>
+    <w:p>
+      <w:pPr>
+        <w:spacing w:after="40"/>
+        <w:ind w:left="288"/>
+      </w:pPr>
+      <w:r>
+        <w:rPr>
+          <w:rFonts w:ascii="Malgun Gothic" w:hAnsi="Malgun Gothic" w:eastAsia="Malgun Gothic"/>
+          <w:b/>
+          <w:color w:val="F59E0B"/>
+          <w:sz w:val="21"/>
+        </w:rPr>
+        <w:t xml:space="preserve">2. </w:t>
+      </w:r>
+      <w:r>
+        <w:rPr>
+          <w:rFonts w:ascii="Malgun Gothic" w:hAnsi="Malgun Gothic" w:eastAsia="Malgun Gothic"/>
+          <w:b w:val="0"/>
+          <w:color w:val="334155"/>
+          <w:sz w:val="21"/>
+        </w:rPr>
+        <w:t xml:space="preserve">학생 ID를 넣고 </w:t>
+      </w:r>
+      <w:r>
+        <w:rPr>
+          <w:rFonts w:ascii="Malgun Gothic" w:hAnsi="Malgun Gothic" w:eastAsia="Malgun Gothic"/>
+          <w:b/>
+          <w:color w:val="E11D48"/>
+          <w:sz w:val="21"/>
+        </w:rPr>
+        <w:t>미리보기</w:t>
+      </w:r>
+      <w:r>
+        <w:rPr>
+          <w:rFonts w:ascii="Malgun Gothic" w:hAnsi="Malgun Gothic" w:eastAsia="Malgun Gothic"/>
+          <w:b w:val="0"/>
+          <w:color w:val="334155"/>
+          <w:sz w:val="21"/>
+        </w:rPr>
+        <w:t>로 내용을 확인해요.</w:t>
+      </w:r>
+    </w:p>
+    <w:p>
+      <w:pPr>
+        <w:spacing w:after="40"/>
+        <w:ind w:left="288"/>
+      </w:pPr>
+      <w:r>
+        <w:rPr>
+          <w:rFonts w:ascii="Malgun Gothic" w:hAnsi="Malgun Gothic" w:eastAsia="Malgun Gothic"/>
+          <w:b/>
+          <w:color w:val="F59E0B"/>
+          <w:sz w:val="21"/>
+        </w:rPr>
+        <w:t xml:space="preserve">3. </w:t>
+      </w:r>
+      <w:r>
+        <w:rPr>
+          <w:rFonts w:ascii="Malgun Gothic" w:hAnsi="Malgun Gothic" w:eastAsia="Malgun Gothic"/>
+          <w:b w:val="0"/>
+          <w:color w:val="334155"/>
+          <w:sz w:val="21"/>
+        </w:rPr>
+        <w:t xml:space="preserve">필요하면 </w:t>
+      </w:r>
+      <w:r>
+        <w:rPr>
+          <w:rFonts w:ascii="Malgun Gothic" w:hAnsi="Malgun Gothic" w:eastAsia="Malgun Gothic"/>
+          <w:b/>
+          <w:color w:val="E11D48"/>
+          <w:sz w:val="21"/>
+        </w:rPr>
+        <w:t>이 학부모에게 실제 발송</w:t>
+      </w:r>
+      <w:r>
+        <w:rPr>
+          <w:rFonts w:ascii="Malgun Gothic" w:hAnsi="Malgun Gothic" w:eastAsia="Malgun Gothic"/>
+          <w:b w:val="0"/>
+          <w:color w:val="334155"/>
+          <w:sz w:val="21"/>
+        </w:rPr>
+        <w:t>으로 한 명에게만 테스트해요.</w:t>
+      </w:r>
+    </w:p>
+    <w:p>
+      <w:pPr>
+        <w:spacing w:after="40"/>
+        <w:ind w:left="288"/>
+      </w:pPr>
+      <w:r>
+        <w:rPr>
+          <w:rFonts w:ascii="Malgun Gothic" w:hAnsi="Malgun Gothic" w:eastAsia="Malgun Gothic"/>
+          <w:b/>
+          <w:color w:val="F59E0B"/>
+          <w:sz w:val="21"/>
+        </w:rPr>
+        <w:t xml:space="preserve">4. </w:t>
+      </w:r>
+      <w:r>
+        <w:rPr>
+          <w:rFonts w:ascii="Malgun Gothic" w:hAnsi="Malgun Gothic" w:eastAsia="Malgun Gothic"/>
+          <w:b/>
+          <w:color w:val="E11D48"/>
+          <w:sz w:val="21"/>
+        </w:rPr>
+        <w:t>발송 대상 집계</w:t>
+      </w:r>
+      <w:r>
+        <w:rPr>
+          <w:rFonts w:ascii="Malgun Gothic" w:hAnsi="Malgun Gothic" w:eastAsia="Malgun Gothic"/>
+          <w:b w:val="0"/>
+          <w:color w:val="334155"/>
+          <w:sz w:val="21"/>
+        </w:rPr>
+        <w:t>로 지금 받을 수 있는 학생 수(전화번호 등록자)를 확인해요.</w:t>
+      </w:r>
+    </w:p>
+    <w:p>
+      <w:pPr>
+        <w:spacing w:after="40"/>
+        <w:ind w:left="288"/>
+      </w:pPr>
+      <w:r>
+        <w:rPr>
+          <w:rFonts w:ascii="Malgun Gothic" w:hAnsi="Malgun Gothic" w:eastAsia="Malgun Gothic"/>
+          <w:b/>
+          <w:color w:val="F59E0B"/>
+          <w:sz w:val="21"/>
+        </w:rPr>
+        <w:t xml:space="preserve">5. </w:t>
+      </w:r>
+      <w:r>
+        <w:rPr>
+          <w:rFonts w:ascii="Malgun Gothic" w:hAnsi="Malgun Gothic" w:eastAsia="Malgun Gothic"/>
+          <w:b/>
+          <w:color w:val="E11D48"/>
+          <w:sz w:val="21"/>
+        </w:rPr>
+        <w:t>최근 발송 로그</w:t>
+      </w:r>
+      <w:r>
+        <w:rPr>
+          <w:rFonts w:ascii="Malgun Gothic" w:hAnsi="Malgun Gothic" w:eastAsia="Malgun Gothic"/>
+          <w:b w:val="0"/>
+          <w:color w:val="334155"/>
+          <w:sz w:val="21"/>
+        </w:rPr>
+        <w:t>로 실제로 나간 기록을 확인해요.</w:t>
+      </w:r>
+    </w:p>
+    <w:p>
+      <w:pPr>
+        <w:spacing w:after="40" w:before="80"/>
+      </w:pPr>
+      <w:r>
+        <w:rPr>
+          <w:rFonts w:ascii="Malgun Gothic" w:hAnsi="Malgun Gothic" w:eastAsia="Malgun Gothic"/>
+          <w:b/>
+          <w:color w:val="E11D48"/>
+          <w:sz w:val="21"/>
+        </w:rPr>
+        <w:t>✅ 핵심 포인트</w:t>
+      </w:r>
+    </w:p>
+    <w:p>
+      <w:pPr>
+        <w:spacing w:after="20"/>
+        <w:ind w:left="288"/>
+      </w:pPr>
+      <w:r>
+        <w:rPr>
+          <w:rFonts w:ascii="Malgun Gothic" w:hAnsi="Malgun Gothic"/>
+          <w:color w:val="E11D48"/>
+        </w:rPr>
+        <w:t xml:space="preserve">• </w:t>
+      </w:r>
+      <w:r>
+        <w:rPr>
+          <w:rFonts w:ascii="Malgun Gothic" w:hAnsi="Malgun Gothic" w:eastAsia="Malgun Gothic"/>
+          <w:b w:val="0"/>
+          <w:color w:val="334155"/>
+          <w:sz w:val="20"/>
+        </w:rPr>
+        <w:t xml:space="preserve">리포트에 담기는 것: </w:t>
+      </w:r>
+      <w:r>
+        <w:rPr>
+          <w:rFonts w:ascii="Malgun Gothic" w:hAnsi="Malgun Gothic" w:eastAsia="Malgun Gothic"/>
+          <w:b/>
+          <w:color w:val="E11D48"/>
+          <w:sz w:val="20"/>
+        </w:rPr>
+        <w:t>📅 출석 일수 · 🔥 연속 출석 · 🤖 AI 대화 · 📚 정복 단어 · 🧠 판단력 · 🎤 발음</w:t>
+      </w:r>
+      <w:r>
+        <w:rPr>
+          <w:rFonts w:ascii="Malgun Gothic" w:hAnsi="Malgun Gothic" w:eastAsia="Malgun Gothic"/>
+          <w:b w:val="0"/>
+          <w:color w:val="334155"/>
+          <w:sz w:val="20"/>
+        </w:rPr>
+        <w:t>.</w:t>
+      </w:r>
+    </w:p>
+    <w:p>
+      <w:pPr>
+        <w:spacing w:after="20"/>
+        <w:ind w:left="288"/>
+      </w:pPr>
+      <w:r>
+        <w:rPr>
+          <w:rFonts w:ascii="Malgun Gothic" w:hAnsi="Malgun Gothic"/>
+          <w:color w:val="E11D48"/>
+        </w:rPr>
+        <w:t xml:space="preserve">• </w:t>
+      </w:r>
+      <w:r>
+        <w:rPr>
+          <w:rFonts w:ascii="Malgun Gothic" w:hAnsi="Malgun Gothic" w:eastAsia="Malgun Gothic"/>
+          <w:b/>
+          <w:color w:val="E11D48"/>
+          <w:sz w:val="20"/>
+        </w:rPr>
+        <w:t>전화번호가 등록된 학생만</w:t>
+      </w:r>
+      <w:r>
+        <w:rPr>
+          <w:rFonts w:ascii="Malgun Gothic" w:hAnsi="Malgun Gothic" w:eastAsia="Malgun Gothic"/>
+          <w:b w:val="0"/>
+          <w:color w:val="334155"/>
+          <w:sz w:val="20"/>
+        </w:rPr>
+        <w:t xml:space="preserve"> 받을 수 있어요 — 집계 화면이 미등록 인원을 함께 알려 줍니다.</w:t>
+      </w:r>
+    </w:p>
+    <w:p>
+      <w:pPr>
+        <w:spacing w:after="20"/>
+        <w:ind w:left="288"/>
+      </w:pPr>
+      <w:r>
+        <w:rPr>
+          <w:rFonts w:ascii="Malgun Gothic" w:hAnsi="Malgun Gothic"/>
+          <w:color w:val="E11D48"/>
+        </w:rPr>
+        <w:t xml:space="preserve">• </w:t>
+      </w:r>
+      <w:r>
+        <w:rPr>
+          <w:rFonts w:ascii="Malgun Gothic" w:hAnsi="Malgun Gothic" w:eastAsia="Malgun Gothic"/>
+          <w:b w:val="0"/>
+          <w:color w:val="334155"/>
+          <w:sz w:val="20"/>
+        </w:rPr>
+        <w:t xml:space="preserve">매주 </w:t>
+      </w:r>
+      <w:r>
+        <w:rPr>
+          <w:rFonts w:ascii="Malgun Gothic" w:hAnsi="Malgun Gothic" w:eastAsia="Malgun Gothic"/>
+          <w:b/>
+          <w:color w:val="E11D48"/>
+          <w:sz w:val="20"/>
+        </w:rPr>
+        <w:t>금요일 저녁 자동 발송(크론)</w:t>
+      </w:r>
+      <w:r>
+        <w:rPr>
+          <w:rFonts w:ascii="Malgun Gothic" w:hAnsi="Malgun Gothic" w:eastAsia="Malgun Gothic"/>
+          <w:b w:val="0"/>
+          <w:color w:val="334155"/>
+          <w:sz w:val="20"/>
+        </w:rPr>
+        <w:t xml:space="preserve"> 이 준비돼 있습니다.</w:t>
+      </w:r>
+    </w:p>
+    <w:tbl>
+      <w:tblPr>
+        <w:tblW w:type="auto" w:w="0"/>
+        <w:jc w:val="center"/>
+        <w:tblLook w:firstColumn="1" w:firstRow="1" w:lastColumn="0" w:lastRow="0" w:noHBand="0" w:noVBand="1" w:val="04A0"/>
+        <w:tblBorders>
+          <w:top w:val="none"/>
+          <w:left w:val="none"/>
+          <w:bottom w:val="none"/>
+          <w:right w:val="none"/>
+          <w:insideH w:val="none"/>
+          <w:insideV w:val="none"/>
+        </w:tblBorders>
+      </w:tblPr>
+      <w:tblGrid>
+        <w:gridCol w:w="9936"/>
+      </w:tblGrid>
+      <w:tr>
+        <w:tc>
+          <w:tcPr>
+            <w:tcW w:type="dxa" w:w="9216"/>
+            <w:shd w:val="clear" w:fill="FFFBEB"/>
+          </w:tcPr>
+          <w:p>
+            <w:pPr>
+              <w:spacing w:after="40" w:before="40"/>
+            </w:pPr>
+            <w:r>
+              <w:rPr>
+                <w:rFonts w:ascii="Malgun Gothic" w:hAnsi="Malgun Gothic" w:eastAsia="Malgun Gothic"/>
+                <w:b/>
+                <w:color w:val="B45309"/>
+                <w:sz w:val="21"/>
+              </w:rPr>
+              <w:t xml:space="preserve">알아두기 </w:t>
+            </w:r>
+            <w:r>
+              <w:rPr>
+                <w:rFonts w:ascii="Malgun Gothic" w:hAnsi="Malgun Gothic" w:eastAsia="Malgun Gothic"/>
+                <w:b w:val="0"/>
+                <w:color w:val="92670A"/>
+                <w:sz w:val="20"/>
+              </w:rPr>
+              <w:t xml:space="preserve">🔴 </w:t>
+            </w:r>
+            <w:r>
+              <w:rPr>
+                <w:rFonts w:ascii="Malgun Gothic" w:hAnsi="Malgun Gothic" w:eastAsia="Malgun Gothic"/>
+                <w:b/>
+                <w:color w:val="92670A"/>
+                <w:sz w:val="20"/>
+              </w:rPr>
+              <w:t>전체 자동 발송은 기본으로 꺼져 있습니다.</w:t>
+            </w:r>
+            <w:r>
+              <w:rPr>
+                <w:rFonts w:ascii="Malgun Gothic" w:hAnsi="Malgun Gothic" w:eastAsia="Malgun Gothic"/>
+                <w:b w:val="0"/>
+                <w:color w:val="92670A"/>
+                <w:sz w:val="20"/>
+              </w:rPr>
+              <w:t xml:space="preserve"> 관리자가 KV 스위치를 켠 뒤에만 실제 문자가 나갑니다 — 실수로 29,000명에게 발송되는 사고를 막기 위한 안전장치입니다. 알림톡 템플릿 승인과 대표 결정 뒤에 켜세요.</w:t>
+            </w:r>
+          </w:p>
+        </w:tc>
+      </w:tr>
+    </w:tbl>
+    <w:p>
+      <w:pPr>
+        <w:spacing w:after="40"/>
+      </w:pPr>
+    </w:p>
+    <w:tbl>
+      <w:tblPr>
+        <w:tblW w:type="auto" w:w="0"/>
+        <w:jc w:val="center"/>
+        <w:tblLook w:firstColumn="1" w:firstRow="1" w:lastColumn="0" w:lastRow="0" w:noHBand="0" w:noVBand="1" w:val="04A0"/>
+        <w:tblBorders>
+          <w:top w:val="none"/>
+          <w:left w:val="none"/>
+          <w:bottom w:val="none"/>
+          <w:right w:val="none"/>
+          <w:insideH w:val="none"/>
+          <w:insideV w:val="none"/>
+        </w:tblBorders>
+      </w:tblPr>
+      <w:tblGrid>
+        <w:gridCol w:w="9936"/>
+      </w:tblGrid>
+      <w:tr>
+        <w:tc>
+          <w:tcPr>
+            <w:tcW w:type="dxa" w:w="9216"/>
+            <w:shd w:val="clear" w:fill="FFF7E6"/>
+          </w:tcPr>
+          <w:p>
+            <w:pPr>
+              <w:spacing w:after="40" w:before="40"/>
+            </w:pPr>
+            <w:r>
+              <w:rPr>
+                <w:rFonts w:ascii="Malgun Gothic" w:hAnsi="Malgun Gothic" w:eastAsia="Malgun Gothic"/>
+                <w:b/>
+                <w:color w:val="E8630A"/>
+                <w:sz w:val="21"/>
+              </w:rPr>
+              <w:t xml:space="preserve">💡 꿀팁 </w:t>
+            </w:r>
+            <w:r>
+              <w:rPr>
+                <w:rFonts w:ascii="Malgun Gothic" w:hAnsi="Malgun Gothic" w:eastAsia="Malgun Gothic"/>
+                <w:b w:val="0"/>
+                <w:color w:val="5B4A2A"/>
+                <w:sz w:val="20"/>
+              </w:rPr>
+              <w:t xml:space="preserve">먼저 </w:t>
+            </w:r>
+            <w:r>
+              <w:rPr>
+                <w:rFonts w:ascii="Malgun Gothic" w:hAnsi="Malgun Gothic" w:eastAsia="Malgun Gothic"/>
+                <w:b/>
+                <w:color w:val="5B4A2A"/>
+                <w:sz w:val="20"/>
+              </w:rPr>
+              <w:t>미리보기 → 한 명 테스트 발송</w:t>
+            </w:r>
+            <w:r>
+              <w:rPr>
+                <w:rFonts w:ascii="Malgun Gothic" w:hAnsi="Malgun Gothic" w:eastAsia="Malgun Gothic"/>
+                <w:b w:val="0"/>
+                <w:color w:val="5B4A2A"/>
+                <w:sz w:val="20"/>
+              </w:rPr>
+              <w:t>까지만 해 보세요. 문구가 확정되면 그때 전체 스위치를 켜면 됩니다.</w:t>
+            </w:r>
+          </w:p>
+        </w:tc>
+      </w:tr>
+    </w:tbl>
+    <w:p>
+      <w:pPr>
+        <w:spacing w:after="40"/>
+      </w:pPr>
+    </w:p>
+    <w:p>
+      <w:pPr>
+        <w:spacing w:before="80" w:after="160"/>
+        <w:jc w:val="center"/>
+      </w:pPr>
+      <w:r>
+        <w:drawing>
+          <wp:inline xmlns:a="http://schemas.openxmlformats.org/drawingml/2006/main" xmlns:pic="http://schemas.openxmlformats.org/drawingml/2006/picture">
+            <wp:extent cx="5669280" cy="3543300"/>
+            <wp:docPr id="27" name="Picture 27"/>
+            <wp:cNvGraphicFramePr>
+              <a:graphicFrameLocks noChangeAspect="1"/>
+            </wp:cNvGraphicFramePr>
+            <a:graphic>
+              <a:graphicData uri="http://schemas.openxmlformats.org/drawingml/2006/picture">
+                <pic:pic>
+                  <pic:nvPicPr>
+                    <pic:cNvPr id="0" name="admin_parent_weekly.jpg"/>
+                    <pic:cNvPicPr/>
+                  </pic:nvPicPr>
+                  <pic:blipFill>
+                    <a:blip r:embed="rId28"/>
+                    <a:stretch>
+                      <a:fillRect/>
+                    </a:stretch>
+                  </pic:blipFill>
+                  <pic:spPr>
+                    <a:xfrm>
+                      <a:off x="0" y="0"/>
+                      <a:ext cx="5669280" cy="3543300"/>
+                    </a:xfrm>
+                    <a:prstGeom prst="rect"/>
+                  </pic:spPr>
+                </pic:pic>
+              </a:graphicData>
+            </a:graphic>
+          </wp:inline>
+        </w:drawing>
+      </w:r>
+    </w:p>
+    <w:p>
+      <w:pPr>
+        <w:spacing w:before="240" w:after="40"/>
+      </w:pPr>
+      <w:r>
+        <w:rPr>
+          <w:rFonts w:ascii="Malgun Gothic" w:hAnsi="Malgun Gothic" w:eastAsia="Malgun Gothic"/>
+          <w:b/>
+          <w:color w:val="E11D48"/>
+          <w:sz w:val="28"/>
+        </w:rPr>
+        <w:t>26.  🏠 홈 첫 화면 개편 (처음 온 학부모 · 기존 회원 자동 분리)</w:t>
+      </w:r>
+    </w:p>
+    <w:p>
+      <w:pPr>
+        <w:spacing w:after="120" w:before="0"/>
+      </w:pPr>
+      <w:r>
+        <w:rPr>
+          <w:rFonts w:ascii="Malgun Gothic" w:hAnsi="Malgun Gothic" w:eastAsia="Malgun Gothic"/>
+          <w:b w:val="0"/>
+          <w:color w:val="64748B"/>
+          <w:sz w:val="21"/>
+        </w:rPr>
+        <w:t>상담 전화가 줄고 체험 신청이 늘어나는 구조</w:t>
+      </w:r>
+    </w:p>
+    <w:tbl>
+      <w:tblPr>
+        <w:tblW w:type="auto" w:w="0"/>
+        <w:jc w:val="center"/>
+        <w:tblLook w:firstColumn="1" w:firstRow="1" w:lastColumn="0" w:lastRow="0" w:noHBand="0" w:noVBand="1" w:val="04A0"/>
+        <w:tblBorders>
+          <w:top w:val="none"/>
+          <w:left w:val="none"/>
+          <w:bottom w:val="none"/>
+          <w:right w:val="none"/>
+          <w:insideH w:val="none"/>
+          <w:insideV w:val="none"/>
+        </w:tblBorders>
+      </w:tblPr>
+      <w:tblGrid>
+        <w:gridCol w:w="9936"/>
+      </w:tblGrid>
+      <w:tr>
+        <w:tc>
+          <w:tcPr>
+            <w:tcW w:type="dxa" w:w="9216"/>
+            <w:shd w:val="clear" w:fill="FFF1F2"/>
+          </w:tcPr>
+          <w:p>
+            <w:pPr>
+              <w:spacing w:after="40" w:before="40"/>
+            </w:pPr>
+            <w:r>
+              <w:rPr>
+                <w:rFonts w:ascii="Malgun Gothic" w:hAnsi="Malgun Gothic" w:eastAsia="Malgun Gothic"/>
+                <w:b/>
+                <w:color w:val="E11D48"/>
+                <w:sz w:val="21"/>
+              </w:rPr>
+              <w:t xml:space="preserve">📖 </w:t>
+            </w:r>
+            <w:r>
+              <w:rPr>
+                <w:rFonts w:ascii="Malgun Gothic" w:hAnsi="Malgun Gothic" w:eastAsia="Malgun Gothic"/>
+                <w:b w:val="0"/>
+                <w:color w:val="334155"/>
+                <w:sz w:val="20"/>
+              </w:rPr>
+              <w:t xml:space="preserve">홈페이지 첫 화면(히어로)이 </w:t>
+            </w:r>
+            <w:r>
+              <w:rPr>
+                <w:rFonts w:ascii="Malgun Gothic" w:hAnsi="Malgun Gothic" w:eastAsia="Malgun Gothic"/>
+                <w:b/>
+                <w:color w:val="334155"/>
+                <w:sz w:val="20"/>
+              </w:rPr>
+              <w:t>보는 사람에 따라 두 가지로 나뉘어</w:t>
+            </w:r>
+            <w:r>
+              <w:rPr>
+                <w:rFonts w:ascii="Malgun Gothic" w:hAnsi="Malgun Gothic" w:eastAsia="Malgun Gothic"/>
+                <w:b w:val="0"/>
+                <w:color w:val="334155"/>
+                <w:sz w:val="20"/>
+              </w:rPr>
+              <w:t xml:space="preserve"> 표시됩니다. </w:t>
+            </w:r>
+            <w:r>
+              <w:rPr>
+                <w:rFonts w:ascii="Malgun Gothic" w:hAnsi="Malgun Gothic" w:eastAsia="Malgun Gothic"/>
+                <w:b/>
+                <w:color w:val="334155"/>
+                <w:sz w:val="20"/>
+              </w:rPr>
+              <w:t>처음 온 학부모</w:t>
+            </w:r>
+            <w:r>
+              <w:rPr>
+                <w:rFonts w:ascii="Malgun Gothic" w:hAnsi="Malgun Gothic" w:eastAsia="Malgun Gothic"/>
+                <w:b w:val="0"/>
+                <w:color w:val="334155"/>
+                <w:sz w:val="20"/>
+              </w:rPr>
+              <w:t xml:space="preserve">에게는 &lt;b&gt;무료 체험 신청&lt;/b&gt;이 가장 큰 버튼으로, </w:t>
+            </w:r>
+            <w:r>
+              <w:rPr>
+                <w:rFonts w:ascii="Malgun Gothic" w:hAnsi="Malgun Gothic" w:eastAsia="Malgun Gothic"/>
+                <w:b/>
+                <w:color w:val="334155"/>
+                <w:sz w:val="20"/>
+              </w:rPr>
+              <w:t>이미 로그인한 회원</w:t>
+            </w:r>
+            <w:r>
+              <w:rPr>
+                <w:rFonts w:ascii="Malgun Gothic" w:hAnsi="Malgun Gothic" w:eastAsia="Malgun Gothic"/>
+                <w:b w:val="0"/>
+                <w:color w:val="334155"/>
+                <w:sz w:val="20"/>
+              </w:rPr>
+              <w:t xml:space="preserve">에게는 &lt;b&gt;수업 입장&lt;/b&gt;이 가장 큰 버튼으로 뜹니다. 경쟁사 4곳(캠블리키즈·민병철유폰·엔구·링글)을 실제로 확인한 결과 </w:t>
+            </w:r>
+            <w:r>
+              <w:rPr>
+                <w:rFonts w:ascii="Malgun Gothic" w:hAnsi="Malgun Gothic" w:eastAsia="Malgun Gothic"/>
+                <w:b/>
+                <w:color w:val="334155"/>
+                <w:sz w:val="20"/>
+              </w:rPr>
+              <w:t>모두 첫 버튼이 신규 상담·체험 신청</w:t>
+            </w:r>
+            <w:r>
+              <w:rPr>
+                <w:rFonts w:ascii="Malgun Gothic" w:hAnsi="Malgun Gothic" w:eastAsia="Malgun Gothic"/>
+                <w:b w:val="0"/>
+                <w:color w:val="334155"/>
+                <w:sz w:val="20"/>
+              </w:rPr>
+              <w:t>이었고, 이를 반영한 개편입니다.</w:t>
+            </w:r>
+          </w:p>
+        </w:tc>
+      </w:tr>
+    </w:tbl>
+    <w:p>
+      <w:pPr>
+        <w:spacing w:after="40"/>
+      </w:pPr>
+    </w:p>
+    <w:p>
+      <w:pPr>
+        <w:spacing w:after="40" w:before="0"/>
+      </w:pPr>
+      <w:r>
+        <w:rPr>
+          <w:rFonts w:ascii="Malgun Gothic" w:hAnsi="Malgun Gothic" w:eastAsia="Malgun Gothic"/>
+          <w:b/>
+          <w:color w:val="E11D48"/>
+          <w:sz w:val="22"/>
+        </w:rPr>
+        <w:t>사용 방법</w:t>
+      </w:r>
+    </w:p>
+    <w:p>
+      <w:pPr>
+        <w:spacing w:after="40"/>
+        <w:ind w:left="288"/>
+      </w:pPr>
+      <w:r>
+        <w:rPr>
+          <w:rFonts w:ascii="Malgun Gothic" w:hAnsi="Malgun Gothic" w:eastAsia="Malgun Gothic"/>
+          <w:b/>
+          <w:color w:val="F59E0B"/>
+          <w:sz w:val="21"/>
+        </w:rPr>
+        <w:t xml:space="preserve">1. </w:t>
+      </w:r>
+      <w:r>
+        <w:rPr>
+          <w:rFonts w:ascii="Malgun Gothic" w:hAnsi="Malgun Gothic" w:eastAsia="Malgun Gothic"/>
+          <w:b w:val="0"/>
+          <w:color w:val="334155"/>
+          <w:sz w:val="21"/>
+        </w:rPr>
+        <w:t xml:space="preserve">새 창(시크릿 모드)으로 </w:t>
+      </w:r>
+      <w:r>
+        <w:rPr>
+          <w:rFonts w:ascii="Malgun Gothic" w:hAnsi="Malgun Gothic" w:eastAsia="Malgun Gothic"/>
+          <w:b/>
+          <w:color w:val="E11D48"/>
+          <w:sz w:val="21"/>
+        </w:rPr>
+        <w:t>홈 주소</w:t>
+      </w:r>
+      <w:r>
+        <w:rPr>
+          <w:rFonts w:ascii="Malgun Gothic" w:hAnsi="Malgun Gothic" w:eastAsia="Malgun Gothic"/>
+          <w:b w:val="0"/>
+          <w:color w:val="334155"/>
+          <w:sz w:val="21"/>
+        </w:rPr>
+        <w:t xml:space="preserve">를 열어 </w:t>
+      </w:r>
+      <w:r>
+        <w:rPr>
+          <w:rFonts w:ascii="Malgun Gothic" w:hAnsi="Malgun Gothic" w:eastAsia="Malgun Gothic"/>
+          <w:b/>
+          <w:color w:val="E11D48"/>
+          <w:sz w:val="21"/>
+        </w:rPr>
+        <w:t>비회원 화면</w:t>
+      </w:r>
+      <w:r>
+        <w:rPr>
+          <w:rFonts w:ascii="Malgun Gothic" w:hAnsi="Malgun Gothic" w:eastAsia="Malgun Gothic"/>
+          <w:b w:val="0"/>
+          <w:color w:val="334155"/>
+          <w:sz w:val="21"/>
+        </w:rPr>
+        <w:t>을 확인해요.</w:t>
+      </w:r>
+    </w:p>
+    <w:p>
+      <w:pPr>
+        <w:spacing w:after="40"/>
+        <w:ind w:left="288"/>
+      </w:pPr>
+      <w:r>
+        <w:rPr>
+          <w:rFonts w:ascii="Malgun Gothic" w:hAnsi="Malgun Gothic" w:eastAsia="Malgun Gothic"/>
+          <w:b/>
+          <w:color w:val="F59E0B"/>
+          <w:sz w:val="21"/>
+        </w:rPr>
+        <w:t xml:space="preserve">2. </w:t>
+      </w:r>
+      <w:r>
+        <w:rPr>
+          <w:rFonts w:ascii="Malgun Gothic" w:hAnsi="Malgun Gothic" w:eastAsia="Malgun Gothic"/>
+          <w:b/>
+          <w:color w:val="E11D48"/>
+          <w:sz w:val="21"/>
+        </w:rPr>
+        <w:t>무료 체험 신청 · 강사 둘러보기</w:t>
+      </w:r>
+      <w:r>
+        <w:rPr>
+          <w:rFonts w:ascii="Malgun Gothic" w:hAnsi="Malgun Gothic" w:eastAsia="Malgun Gothic"/>
+          <w:b w:val="0"/>
+          <w:color w:val="334155"/>
+          <w:sz w:val="21"/>
+        </w:rPr>
+        <w:t xml:space="preserve"> 두 버튼이 크게 보이는지 봐요.</w:t>
+      </w:r>
+    </w:p>
+    <w:p>
+      <w:pPr>
+        <w:spacing w:after="40"/>
+        <w:ind w:left="288"/>
+      </w:pPr>
+      <w:r>
+        <w:rPr>
+          <w:rFonts w:ascii="Malgun Gothic" w:hAnsi="Malgun Gothic" w:eastAsia="Malgun Gothic"/>
+          <w:b/>
+          <w:color w:val="F59E0B"/>
+          <w:sz w:val="21"/>
+        </w:rPr>
+        <w:t xml:space="preserve">3. </w:t>
+      </w:r>
+      <w:r>
+        <w:rPr>
+          <w:rFonts w:ascii="Malgun Gothic" w:hAnsi="Malgun Gothic" w:eastAsia="Malgun Gothic"/>
+          <w:b w:val="0"/>
+          <w:color w:val="334155"/>
+          <w:sz w:val="21"/>
+        </w:rPr>
+        <w:t xml:space="preserve">로그인한 뒤 같은 화면을 열면 </w:t>
+      </w:r>
+      <w:r>
+        <w:rPr>
+          <w:rFonts w:ascii="Malgun Gothic" w:hAnsi="Malgun Gothic" w:eastAsia="Malgun Gothic"/>
+          <w:b/>
+          <w:color w:val="E11D48"/>
+          <w:sz w:val="21"/>
+        </w:rPr>
+        <w:t>수업 입장 · AI와 친구하기</w:t>
+      </w:r>
+      <w:r>
+        <w:rPr>
+          <w:rFonts w:ascii="Malgun Gothic" w:hAnsi="Malgun Gothic" w:eastAsia="Malgun Gothic"/>
+          <w:b w:val="0"/>
+          <w:color w:val="334155"/>
+          <w:sz w:val="21"/>
+        </w:rPr>
+        <w:t>로 바뀌어요.</w:t>
+      </w:r>
+    </w:p>
+    <w:p>
+      <w:pPr>
+        <w:spacing w:after="40"/>
+        <w:ind w:left="288"/>
+      </w:pPr>
+      <w:r>
+        <w:rPr>
+          <w:rFonts w:ascii="Malgun Gothic" w:hAnsi="Malgun Gothic" w:eastAsia="Malgun Gothic"/>
+          <w:b/>
+          <w:color w:val="F59E0B"/>
+          <w:sz w:val="21"/>
+        </w:rPr>
+        <w:t xml:space="preserve">4. </w:t>
+      </w:r>
+      <w:r>
+        <w:rPr>
+          <w:rFonts w:ascii="Malgun Gothic" w:hAnsi="Malgun Gothic" w:eastAsia="Malgun Gothic"/>
+          <w:b w:val="0"/>
+          <w:color w:val="334155"/>
+          <w:sz w:val="21"/>
+        </w:rPr>
+        <w:t xml:space="preserve">홍보물·문자에는 </w:t>
+      </w:r>
+      <w:r>
+        <w:rPr>
+          <w:rFonts w:ascii="Malgun Gothic" w:hAnsi="Malgun Gothic" w:eastAsia="Malgun Gothic"/>
+          <w:b/>
+          <w:color w:val="E11D48"/>
+          <w:sz w:val="21"/>
+        </w:rPr>
+        <w:t>홈 주소 그대로</w:t>
+      </w:r>
+      <w:r>
+        <w:rPr>
+          <w:rFonts w:ascii="Malgun Gothic" w:hAnsi="Malgun Gothic" w:eastAsia="Malgun Gothic"/>
+          <w:b w:val="0"/>
+          <w:color w:val="334155"/>
+          <w:sz w:val="21"/>
+        </w:rPr>
+        <w:t xml:space="preserve"> 넣으면 됩니다 — 별도 랜딩페이지가 필요 없어요.</w:t>
+      </w:r>
+    </w:p>
+    <w:p>
+      <w:pPr>
+        <w:spacing w:after="40" w:before="80"/>
+      </w:pPr>
+      <w:r>
+        <w:rPr>
+          <w:rFonts w:ascii="Malgun Gothic" w:hAnsi="Malgun Gothic" w:eastAsia="Malgun Gothic"/>
+          <w:b/>
+          <w:color w:val="E11D48"/>
+          <w:sz w:val="21"/>
+        </w:rPr>
+        <w:t>✅ 핵심 포인트</w:t>
+      </w:r>
+    </w:p>
+    <w:p>
+      <w:pPr>
+        <w:spacing w:after="20"/>
+        <w:ind w:left="288"/>
+      </w:pPr>
+      <w:r>
+        <w:rPr>
+          <w:rFonts w:ascii="Malgun Gothic" w:hAnsi="Malgun Gothic"/>
+          <w:color w:val="E11D48"/>
+        </w:rPr>
+        <w:t xml:space="preserve">• </w:t>
+      </w:r>
+      <w:r>
+        <w:rPr>
+          <w:rFonts w:ascii="Malgun Gothic" w:hAnsi="Malgun Gothic" w:eastAsia="Malgun Gothic"/>
+          <w:b/>
+          <w:color w:val="E11D48"/>
+          <w:sz w:val="20"/>
+        </w:rPr>
+        <w:t>페이지를 새로 만들지 않았어요.</w:t>
+      </w:r>
+      <w:r>
+        <w:rPr>
+          <w:rFonts w:ascii="Malgun Gothic" w:hAnsi="Malgun Gothic" w:eastAsia="Malgun Gothic"/>
+          <w:b w:val="0"/>
+          <w:color w:val="334155"/>
+          <w:sz w:val="20"/>
+        </w:rPr>
+        <w:t xml:space="preserve"> 같은 주소가 로그인 여부만 보고 알아서 바뀝니다.</w:t>
+      </w:r>
+    </w:p>
+    <w:p>
+      <w:pPr>
+        <w:spacing w:after="20"/>
+        <w:ind w:left="288"/>
+      </w:pPr>
+      <w:r>
+        <w:rPr>
+          <w:rFonts w:ascii="Malgun Gothic" w:hAnsi="Malgun Gothic"/>
+          <w:color w:val="E11D48"/>
+        </w:rPr>
+        <w:t xml:space="preserve">• </w:t>
+      </w:r>
+      <w:r>
+        <w:rPr>
+          <w:rFonts w:ascii="Malgun Gothic" w:hAnsi="Malgun Gothic" w:eastAsia="Malgun Gothic"/>
+          <w:b w:val="0"/>
+          <w:color w:val="334155"/>
+          <w:sz w:val="20"/>
+        </w:rPr>
+        <w:t xml:space="preserve">비회원 화면에도 </w:t>
+      </w:r>
+      <w:r>
+        <w:rPr>
+          <w:rFonts w:ascii="Malgun Gothic" w:hAnsi="Malgun Gothic" w:eastAsia="Malgun Gothic"/>
+          <w:b/>
+          <w:color w:val="E11D48"/>
+          <w:sz w:val="20"/>
+        </w:rPr>
+        <w:t>작은 ‘수업 입장’ 링크</w:t>
+      </w:r>
+      <w:r>
+        <w:rPr>
+          <w:rFonts w:ascii="Malgun Gothic" w:hAnsi="Malgun Gothic" w:eastAsia="Malgun Gothic"/>
+          <w:b w:val="0"/>
+          <w:color w:val="334155"/>
+          <w:sz w:val="20"/>
+        </w:rPr>
+        <w:t>를 남겼어요 — 기기를 바꾸거나 로그인이 풀린 기존 학생이 수업에 못 들어가는 사고를 막습니다.</w:t>
+      </w:r>
+    </w:p>
+    <w:p>
+      <w:pPr>
+        <w:spacing w:after="20"/>
+        <w:ind w:left="288"/>
+      </w:pPr>
+      <w:r>
+        <w:rPr>
+          <w:rFonts w:ascii="Malgun Gothic" w:hAnsi="Malgun Gothic"/>
+          <w:color w:val="E11D48"/>
+        </w:rPr>
+        <w:t xml:space="preserve">• </w:t>
+      </w:r>
+      <w:r>
+        <w:rPr>
+          <w:rFonts w:ascii="Malgun Gothic" w:hAnsi="Malgun Gothic" w:eastAsia="Malgun Gothic"/>
+          <w:b w:val="0"/>
+          <w:color w:val="334155"/>
+          <w:sz w:val="20"/>
+        </w:rPr>
+        <w:t xml:space="preserve">판정에 실패하면 </w:t>
+      </w:r>
+      <w:r>
+        <w:rPr>
+          <w:rFonts w:ascii="Malgun Gothic" w:hAnsi="Malgun Gothic" w:eastAsia="Malgun Gothic"/>
+          <w:b/>
+          <w:color w:val="E11D48"/>
+          <w:sz w:val="20"/>
+        </w:rPr>
+        <w:t>무조건 비회원 화면</w:t>
+      </w:r>
+      <w:r>
+        <w:rPr>
+          <w:rFonts w:ascii="Malgun Gothic" w:hAnsi="Malgun Gothic" w:eastAsia="Malgun Gothic"/>
+          <w:b w:val="0"/>
+          <w:color w:val="334155"/>
+          <w:sz w:val="20"/>
+        </w:rPr>
+        <w:t>으로 떨어집니다 — 화면이 비는 일이 없어요.</w:t>
+      </w:r>
+    </w:p>
+    <w:p>
+      <w:pPr>
+        <w:spacing w:after="20"/>
+        <w:ind w:left="288"/>
+      </w:pPr>
+      <w:r>
+        <w:rPr>
+          <w:rFonts w:ascii="Malgun Gothic" w:hAnsi="Malgun Gothic"/>
+          <w:color w:val="E11D48"/>
+        </w:rPr>
+        <w:t xml:space="preserve">• </w:t>
+      </w:r>
+      <w:r>
+        <w:rPr>
+          <w:rFonts w:ascii="Malgun Gothic" w:hAnsi="Malgun Gothic" w:eastAsia="Malgun Gothic"/>
+          <w:b/>
+          <w:color w:val="E11D48"/>
+          <w:sz w:val="20"/>
+        </w:rPr>
+        <w:t>깜빡임이 없습니다.</w:t>
+      </w:r>
+      <w:r>
+        <w:rPr>
+          <w:rFonts w:ascii="Malgun Gothic" w:hAnsi="Malgun Gothic" w:eastAsia="Malgun Gothic"/>
+          <w:b w:val="0"/>
+          <w:color w:val="334155"/>
+          <w:sz w:val="20"/>
+        </w:rPr>
+        <w:t xml:space="preserve"> 화면이 그려지기 전에 판정이 끝나요.</w:t>
+      </w:r>
+    </w:p>
+    <w:tbl>
+      <w:tblPr>
+        <w:tblW w:type="auto" w:w="0"/>
+        <w:jc w:val="center"/>
+        <w:tblLook w:firstColumn="1" w:firstRow="1" w:lastColumn="0" w:lastRow="0" w:noHBand="0" w:noVBand="1" w:val="04A0"/>
+        <w:tblBorders>
+          <w:top w:val="none"/>
+          <w:left w:val="none"/>
+          <w:bottom w:val="none"/>
+          <w:right w:val="none"/>
+          <w:insideH w:val="none"/>
+          <w:insideV w:val="none"/>
+        </w:tblBorders>
+      </w:tblPr>
+      <w:tblGrid>
+        <w:gridCol w:w="9936"/>
+      </w:tblGrid>
+      <w:tr>
+        <w:tc>
+          <w:tcPr>
+            <w:tcW w:type="dxa" w:w="9216"/>
+            <w:shd w:val="clear" w:fill="FFFBEB"/>
+          </w:tcPr>
+          <w:p>
+            <w:pPr>
+              <w:spacing w:after="40" w:before="40"/>
+            </w:pPr>
+            <w:r>
+              <w:rPr>
+                <w:rFonts w:ascii="Malgun Gothic" w:hAnsi="Malgun Gothic" w:eastAsia="Malgun Gothic"/>
+                <w:b/>
+                <w:color w:val="B45309"/>
+                <w:sz w:val="21"/>
+              </w:rPr>
+              <w:t xml:space="preserve">알아두기 </w:t>
+            </w:r>
+            <w:r>
+              <w:rPr>
+                <w:rFonts w:ascii="Malgun Gothic" w:hAnsi="Malgun Gothic" w:eastAsia="Malgun Gothic"/>
+                <w:b w:val="0"/>
+                <w:color w:val="92670A"/>
+                <w:sz w:val="20"/>
+              </w:rPr>
+              <w:t xml:space="preserve">비회원 화면의 작은 ‘수업 입장’ 링크는 </w:t>
+            </w:r>
+            <w:r>
+              <w:rPr>
+                <w:rFonts w:ascii="Malgun Gothic" w:hAnsi="Malgun Gothic" w:eastAsia="Malgun Gothic"/>
+                <w:b/>
+                <w:color w:val="92670A"/>
+                <w:sz w:val="20"/>
+              </w:rPr>
+              <w:t>절대 빼면 안 됩니다.</w:t>
+            </w:r>
+            <w:r>
+              <w:rPr>
+                <w:rFonts w:ascii="Malgun Gothic" w:hAnsi="Malgun Gothic" w:eastAsia="Malgun Gothic"/>
+                <w:b w:val="0"/>
+                <w:color w:val="92670A"/>
+                <w:sz w:val="20"/>
+              </w:rPr>
+              <w:t xml:space="preserve"> 로그인이 30일 만에 만료되거나 기기를 바꾼 기존 회원도 이 화면을 보기 때문입니다.</w:t>
+            </w:r>
+          </w:p>
+        </w:tc>
+      </w:tr>
+    </w:tbl>
+    <w:p>
+      <w:pPr>
+        <w:spacing w:after="40"/>
+      </w:pPr>
+    </w:p>
+    <w:tbl>
+      <w:tblPr>
+        <w:tblW w:type="auto" w:w="0"/>
+        <w:jc w:val="center"/>
+        <w:tblLook w:firstColumn="1" w:firstRow="1" w:lastColumn="0" w:lastRow="0" w:noHBand="0" w:noVBand="1" w:val="04A0"/>
+        <w:tblBorders>
+          <w:top w:val="none"/>
+          <w:left w:val="none"/>
+          <w:bottom w:val="none"/>
+          <w:right w:val="none"/>
+          <w:insideH w:val="none"/>
+          <w:insideV w:val="none"/>
+        </w:tblBorders>
+      </w:tblPr>
+      <w:tblGrid>
+        <w:gridCol w:w="9936"/>
+      </w:tblGrid>
+      <w:tr>
+        <w:tc>
+          <w:tcPr>
+            <w:tcW w:type="dxa" w:w="9216"/>
+            <w:shd w:val="clear" w:fill="FFF7E6"/>
+          </w:tcPr>
+          <w:p>
+            <w:pPr>
+              <w:spacing w:after="40" w:before="40"/>
+            </w:pPr>
+            <w:r>
+              <w:rPr>
+                <w:rFonts w:ascii="Malgun Gothic" w:hAnsi="Malgun Gothic" w:eastAsia="Malgun Gothic"/>
+                <w:b/>
+                <w:color w:val="E8630A"/>
+                <w:sz w:val="21"/>
+              </w:rPr>
+              <w:t xml:space="preserve">💡 꿀팁 </w:t>
+            </w:r>
+            <w:r>
+              <w:rPr>
+                <w:rFonts w:ascii="Malgun Gothic" w:hAnsi="Malgun Gothic" w:eastAsia="Malgun Gothic"/>
+                <w:b w:val="0"/>
+                <w:color w:val="5B4A2A"/>
+                <w:sz w:val="20"/>
+              </w:rPr>
+              <w:t>체험 신청 전환을 보고 싶다면 시크릿 창으로 홈에 들어가 보세요. 학부모가 처음 보는 화면이 그대로 나옵니다.</w:t>
+            </w:r>
+          </w:p>
+        </w:tc>
+      </w:tr>
+    </w:tbl>
+    <w:p>
+      <w:pPr>
+        <w:spacing w:after="40"/>
+      </w:pPr>
+    </w:p>
+    <w:p>
+      <w:pPr>
+        <w:spacing w:before="80" w:after="160"/>
+        <w:jc w:val="center"/>
+      </w:pPr>
+      <w:r>
+        <w:drawing>
+          <wp:inline xmlns:a="http://schemas.openxmlformats.org/drawingml/2006/main" xmlns:pic="http://schemas.openxmlformats.org/drawingml/2006/picture">
+            <wp:extent cx="5669280" cy="3543300"/>
+            <wp:docPr id="28" name="Picture 28"/>
+            <wp:cNvGraphicFramePr>
+              <a:graphicFrameLocks noChangeAspect="1"/>
+            </wp:cNvGraphicFramePr>
+            <a:graphic>
+              <a:graphicData uri="http://schemas.openxmlformats.org/drawingml/2006/picture">
+                <pic:pic>
+                  <pic:nvPicPr>
+                    <pic:cNvPr id="0" name="student_home.jpg"/>
+                    <pic:cNvPicPr/>
+                  </pic:nvPicPr>
+                  <pic:blipFill>
+                    <a:blip r:embed="rId29"/>
+                    <a:stretch>
+                      <a:fillRect/>
+                    </a:stretch>
+                  </pic:blipFill>
+                  <pic:spPr>
+                    <a:xfrm>
+                      <a:off x="0" y="0"/>
+                      <a:ext cx="5669280" cy="3543300"/>
+                    </a:xfrm>
+                    <a:prstGeom prst="rect"/>
+                  </pic:spPr>
+                </pic:pic>
+              </a:graphicData>
+            </a:graphic>
+          </wp:inline>
+        </w:drawing>
+      </w:r>
+    </w:p>
+    <w:p>
+      <w:pPr>
+        <w:spacing w:before="240" w:after="40"/>
+      </w:pPr>
+      <w:r>
+        <w:rPr>
+          <w:rFonts w:ascii="Malgun Gothic" w:hAnsi="Malgun Gothic" w:eastAsia="Malgun Gothic"/>
+          <w:b/>
+          <w:color w:val="E11D48"/>
+          <w:sz w:val="28"/>
+        </w:rPr>
+        <w:t>27.  ⚡ 관리자 화면이 훨씬 빨라졌어요</w:t>
+      </w:r>
+    </w:p>
+    <w:p>
+      <w:pPr>
+        <w:spacing w:after="120" w:before="0"/>
+      </w:pPr>
+      <w:r>
+        <w:rPr>
+          <w:rFonts w:ascii="Malgun Gothic" w:hAnsi="Malgun Gothic" w:eastAsia="Malgun Gothic"/>
+          <w:b w:val="0"/>
+          <w:color w:val="64748B"/>
+          <w:sz w:val="21"/>
+        </w:rPr>
+        <w:t>누르면 멈추던 현상 제거</w:t>
+      </w:r>
+    </w:p>
+    <w:tbl>
+      <w:tblPr>
+        <w:tblW w:type="auto" w:w="0"/>
+        <w:jc w:val="center"/>
+        <w:tblLook w:firstColumn="1" w:firstRow="1" w:lastColumn="0" w:lastRow="0" w:noHBand="0" w:noVBand="1" w:val="04A0"/>
+        <w:tblBorders>
+          <w:top w:val="none"/>
+          <w:left w:val="none"/>
+          <w:bottom w:val="none"/>
+          <w:right w:val="none"/>
+          <w:insideH w:val="none"/>
+          <w:insideV w:val="none"/>
+        </w:tblBorders>
+      </w:tblPr>
+      <w:tblGrid>
+        <w:gridCol w:w="9936"/>
+      </w:tblGrid>
+      <w:tr>
+        <w:tc>
+          <w:tcPr>
+            <w:tcW w:type="dxa" w:w="9216"/>
+            <w:shd w:val="clear" w:fill="FFF1F2"/>
+          </w:tcPr>
+          <w:p>
+            <w:pPr>
+              <w:spacing w:after="40" w:before="40"/>
+            </w:pPr>
+            <w:r>
+              <w:rPr>
+                <w:rFonts w:ascii="Malgun Gothic" w:hAnsi="Malgun Gothic" w:eastAsia="Malgun Gothic"/>
+                <w:b/>
+                <w:color w:val="E11D48"/>
+                <w:sz w:val="21"/>
+              </w:rPr>
+              <w:t xml:space="preserve">📖 </w:t>
+            </w:r>
+            <w:r>
+              <w:rPr>
+                <w:rFonts w:ascii="Malgun Gothic" w:hAnsi="Malgun Gothic" w:eastAsia="Malgun Gothic"/>
+                <w:b w:val="0"/>
+                <w:color w:val="334155"/>
+                <w:sz w:val="20"/>
+              </w:rPr>
+              <w:t xml:space="preserve">관리자 화면에서 </w:t>
+            </w:r>
+            <w:r>
+              <w:rPr>
+                <w:rFonts w:ascii="Malgun Gothic" w:hAnsi="Malgun Gothic" w:eastAsia="Malgun Gothic"/>
+                <w:b/>
+                <w:color w:val="334155"/>
+                <w:sz w:val="20"/>
+              </w:rPr>
+              <w:t>무엇을 누르면 잠깐 멈추던 현상</w:t>
+            </w:r>
+            <w:r>
+              <w:rPr>
+                <w:rFonts w:ascii="Malgun Gothic" w:hAnsi="Malgun Gothic" w:eastAsia="Malgun Gothic"/>
+                <w:b w:val="0"/>
+                <w:color w:val="334155"/>
+                <w:sz w:val="20"/>
+              </w:rPr>
+              <w:t xml:space="preserve">을 없앴습니다. 원인은 누른 기능이 아니라, 글자를 읽기 좋게 만들어 주는 </w:t>
+            </w:r>
+            <w:r>
+              <w:rPr>
+                <w:rFonts w:ascii="Malgun Gothic" w:hAnsi="Malgun Gothic" w:eastAsia="Malgun Gothic"/>
+                <w:b/>
+                <w:color w:val="334155"/>
+                <w:sz w:val="20"/>
+              </w:rPr>
+              <w:t>보정 기능이 접혀 있는 카드까지 매번 다시 계산</w:t>
+            </w:r>
+            <w:r>
+              <w:rPr>
+                <w:rFonts w:ascii="Malgun Gothic" w:hAnsi="Malgun Gothic" w:eastAsia="Malgun Gothic"/>
+                <w:b w:val="0"/>
+                <w:color w:val="334155"/>
+                <w:sz w:val="20"/>
+              </w:rPr>
+              <w:t>하고 있었던 것입니다. 접힌 카드는 건너뛰고, 이미 처리한 곳은 다시 만지지 않도록 고쳤습니다.</w:t>
+            </w:r>
+          </w:p>
+        </w:tc>
+      </w:tr>
+    </w:tbl>
+    <w:p>
+      <w:pPr>
+        <w:spacing w:after="40"/>
+      </w:pPr>
+    </w:p>
+    <w:p>
+      <w:pPr>
+        <w:spacing w:after="40" w:before="0"/>
+      </w:pPr>
+      <w:r>
+        <w:rPr>
+          <w:rFonts w:ascii="Malgun Gothic" w:hAnsi="Malgun Gothic" w:eastAsia="Malgun Gothic"/>
+          <w:b/>
+          <w:color w:val="E11D48"/>
+          <w:sz w:val="22"/>
+        </w:rPr>
+        <w:t>사용 방법</w:t>
+      </w:r>
+    </w:p>
+    <w:p>
+      <w:pPr>
+        <w:spacing w:after="40"/>
+        <w:ind w:left="288"/>
+      </w:pPr>
+      <w:r>
+        <w:rPr>
+          <w:rFonts w:ascii="Malgun Gothic" w:hAnsi="Malgun Gothic" w:eastAsia="Malgun Gothic"/>
+          <w:b/>
+          <w:color w:val="F59E0B"/>
+          <w:sz w:val="21"/>
+        </w:rPr>
+        <w:t xml:space="preserve">1. </w:t>
+      </w:r>
+      <w:r>
+        <w:rPr>
+          <w:rFonts w:ascii="Malgun Gothic" w:hAnsi="Malgun Gothic" w:eastAsia="Malgun Gothic"/>
+          <w:b w:val="0"/>
+          <w:color w:val="334155"/>
+          <w:sz w:val="21"/>
+        </w:rPr>
+        <w:t>관리자 화면을 평소처럼 사용해요.</w:t>
+      </w:r>
+    </w:p>
+    <w:p>
+      <w:pPr>
+        <w:spacing w:after="40"/>
+        <w:ind w:left="288"/>
+      </w:pPr>
+      <w:r>
+        <w:rPr>
+          <w:rFonts w:ascii="Malgun Gothic" w:hAnsi="Malgun Gothic" w:eastAsia="Malgun Gothic"/>
+          <w:b/>
+          <w:color w:val="F59E0B"/>
+          <w:sz w:val="21"/>
+        </w:rPr>
+        <w:t xml:space="preserve">2. </w:t>
+      </w:r>
+      <w:r>
+        <w:rPr>
+          <w:rFonts w:ascii="Malgun Gothic" w:hAnsi="Malgun Gothic" w:eastAsia="Malgun Gothic"/>
+          <w:b w:val="0"/>
+          <w:color w:val="334155"/>
+          <w:sz w:val="21"/>
+        </w:rPr>
+        <w:t xml:space="preserve">메뉴·카드를 눌렀을 때 </w:t>
+      </w:r>
+      <w:r>
+        <w:rPr>
+          <w:rFonts w:ascii="Malgun Gothic" w:hAnsi="Malgun Gothic" w:eastAsia="Malgun Gothic"/>
+          <w:b/>
+          <w:color w:val="E11D48"/>
+          <w:sz w:val="21"/>
+        </w:rPr>
+        <w:t>멈춤 없이 바로 열리는지</w:t>
+      </w:r>
+      <w:r>
+        <w:rPr>
+          <w:rFonts w:ascii="Malgun Gothic" w:hAnsi="Malgun Gothic" w:eastAsia="Malgun Gothic"/>
+          <w:b w:val="0"/>
+          <w:color w:val="334155"/>
+          <w:sz w:val="21"/>
+        </w:rPr>
+        <w:t xml:space="preserve"> 확인해요.</w:t>
+      </w:r>
+    </w:p>
+    <w:p>
+      <w:pPr>
+        <w:spacing w:after="40"/>
+        <w:ind w:left="288"/>
+      </w:pPr>
+      <w:r>
+        <w:rPr>
+          <w:rFonts w:ascii="Malgun Gothic" w:hAnsi="Malgun Gothic" w:eastAsia="Malgun Gothic"/>
+          <w:b/>
+          <w:color w:val="F59E0B"/>
+          <w:sz w:val="21"/>
+        </w:rPr>
+        <w:t xml:space="preserve">3. </w:t>
+      </w:r>
+      <w:r>
+        <w:rPr>
+          <w:rFonts w:ascii="Malgun Gothic" w:hAnsi="Malgun Gothic" w:eastAsia="Malgun Gothic"/>
+          <w:b w:val="0"/>
+          <w:color w:val="334155"/>
+          <w:sz w:val="21"/>
+        </w:rPr>
+        <w:t xml:space="preserve">느리게 느껴지면 브라우저에서 </w:t>
+      </w:r>
+      <w:r>
+        <w:rPr>
+          <w:rFonts w:ascii="Malgun Gothic" w:hAnsi="Malgun Gothic" w:eastAsia="Malgun Gothic"/>
+          <w:b/>
+          <w:color w:val="E11D48"/>
+          <w:sz w:val="21"/>
+        </w:rPr>
+        <w:t>새로고침(Ctrl+F5)</w:t>
+      </w:r>
+      <w:r>
+        <w:rPr>
+          <w:rFonts w:ascii="Malgun Gothic" w:hAnsi="Malgun Gothic" w:eastAsia="Malgun Gothic"/>
+          <w:b w:val="0"/>
+          <w:color w:val="334155"/>
+          <w:sz w:val="21"/>
+        </w:rPr>
+        <w:t xml:space="preserve"> 을 한 번 해 주세요.</w:t>
+      </w:r>
+    </w:p>
+    <w:p>
+      <w:pPr>
+        <w:spacing w:after="40" w:before="80"/>
+      </w:pPr>
+      <w:r>
+        <w:rPr>
+          <w:rFonts w:ascii="Malgun Gothic" w:hAnsi="Malgun Gothic" w:eastAsia="Malgun Gothic"/>
+          <w:b/>
+          <w:color w:val="E11D48"/>
+          <w:sz w:val="21"/>
+        </w:rPr>
+        <w:t>✅ 핵심 포인트</w:t>
+      </w:r>
+    </w:p>
+    <w:p>
+      <w:pPr>
+        <w:spacing w:after="20"/>
+        <w:ind w:left="288"/>
+      </w:pPr>
+      <w:r>
+        <w:rPr>
+          <w:rFonts w:ascii="Malgun Gothic" w:hAnsi="Malgun Gothic"/>
+          <w:color w:val="E11D48"/>
+        </w:rPr>
+        <w:t xml:space="preserve">• </w:t>
+      </w:r>
+      <w:r>
+        <w:rPr>
+          <w:rFonts w:ascii="Malgun Gothic" w:hAnsi="Malgun Gothic" w:eastAsia="Malgun Gothic"/>
+          <w:b w:val="0"/>
+          <w:color w:val="334155"/>
+          <w:sz w:val="20"/>
+        </w:rPr>
+        <w:t xml:space="preserve">클릭 시 </w:t>
+      </w:r>
+      <w:r>
+        <w:rPr>
+          <w:rFonts w:ascii="Malgun Gothic" w:hAnsi="Malgun Gothic" w:eastAsia="Malgun Gothic"/>
+          <w:b/>
+          <w:color w:val="E11D48"/>
+          <w:sz w:val="20"/>
+        </w:rPr>
+        <w:t>멈춤 396ms → 57ms</w:t>
+      </w:r>
+      <w:r>
+        <w:rPr>
+          <w:rFonts w:ascii="Malgun Gothic" w:hAnsi="Malgun Gothic" w:eastAsia="Malgun Gothic"/>
+          <w:b w:val="0"/>
+          <w:color w:val="334155"/>
+          <w:sz w:val="20"/>
+        </w:rPr>
+        <w:t xml:space="preserve">, 대기 중 부하 </w:t>
+      </w:r>
+      <w:r>
+        <w:rPr>
+          <w:rFonts w:ascii="Malgun Gothic" w:hAnsi="Malgun Gothic" w:eastAsia="Malgun Gothic"/>
+          <w:b/>
+          <w:color w:val="E11D48"/>
+          <w:sz w:val="20"/>
+        </w:rPr>
+        <w:t>366ms → 0ms</w:t>
+      </w:r>
+      <w:r>
+        <w:rPr>
+          <w:rFonts w:ascii="Malgun Gothic" w:hAnsi="Malgun Gothic" w:eastAsia="Malgun Gothic"/>
+          <w:b w:val="0"/>
+          <w:color w:val="334155"/>
+          <w:sz w:val="20"/>
+        </w:rPr>
+        <w:t xml:space="preserve"> 로 줄었습니다.</w:t>
+      </w:r>
+    </w:p>
+    <w:p>
+      <w:pPr>
+        <w:spacing w:after="20"/>
+        <w:ind w:left="288"/>
+      </w:pPr>
+      <w:r>
+        <w:rPr>
+          <w:rFonts w:ascii="Malgun Gothic" w:hAnsi="Malgun Gothic"/>
+          <w:color w:val="E11D48"/>
+        </w:rPr>
+        <w:t xml:space="preserve">• </w:t>
+      </w:r>
+      <w:r>
+        <w:rPr>
+          <w:rFonts w:ascii="Malgun Gothic" w:hAnsi="Malgun Gothic" w:eastAsia="Malgun Gothic"/>
+          <w:b w:val="0"/>
+          <w:color w:val="334155"/>
+          <w:sz w:val="20"/>
+        </w:rPr>
+        <w:t xml:space="preserve">화면 </w:t>
+      </w:r>
+      <w:r>
+        <w:rPr>
+          <w:rFonts w:ascii="Malgun Gothic" w:hAnsi="Malgun Gothic" w:eastAsia="Malgun Gothic"/>
+          <w:b/>
+          <w:color w:val="E11D48"/>
+          <w:sz w:val="20"/>
+        </w:rPr>
+        <w:t>모양과 색은 전혀 바뀌지 않았습니다</w:t>
+      </w:r>
+      <w:r>
+        <w:rPr>
+          <w:rFonts w:ascii="Malgun Gothic" w:hAnsi="Malgun Gothic" w:eastAsia="Malgun Gothic"/>
+          <w:b w:val="0"/>
+          <w:color w:val="334155"/>
+          <w:sz w:val="20"/>
+        </w:rPr>
+        <w:t xml:space="preserve"> — 속도만 좋아졌어요.</w:t>
+      </w:r>
+    </w:p>
+    <w:p>
+      <w:pPr>
+        <w:spacing w:after="20"/>
+        <w:ind w:left="288"/>
+      </w:pPr>
+      <w:r>
+        <w:rPr>
+          <w:rFonts w:ascii="Malgun Gothic" w:hAnsi="Malgun Gothic"/>
+          <w:color w:val="E11D48"/>
+        </w:rPr>
+        <w:t xml:space="preserve">• </w:t>
+      </w:r>
+      <w:r>
+        <w:rPr>
+          <w:rFonts w:ascii="Malgun Gothic" w:hAnsi="Malgun Gothic" w:eastAsia="Malgun Gothic"/>
+          <w:b w:val="0"/>
+          <w:color w:val="334155"/>
+          <w:sz w:val="20"/>
+        </w:rPr>
+        <w:t>카드가 많은 화면(강사·학생 목록)일수록 체감이 큽니다.</w:t>
+      </w:r>
+    </w:p>
+    <w:tbl>
+      <w:tblPr>
+        <w:tblW w:type="auto" w:w="0"/>
+        <w:jc w:val="center"/>
+        <w:tblLook w:firstColumn="1" w:firstRow="1" w:lastColumn="0" w:lastRow="0" w:noHBand="0" w:noVBand="1" w:val="04A0"/>
+        <w:tblBorders>
+          <w:top w:val="none"/>
+          <w:left w:val="none"/>
+          <w:bottom w:val="none"/>
+          <w:right w:val="none"/>
+          <w:insideH w:val="none"/>
+          <w:insideV w:val="none"/>
+        </w:tblBorders>
+      </w:tblPr>
+      <w:tblGrid>
+        <w:gridCol w:w="9936"/>
+      </w:tblGrid>
+      <w:tr>
+        <w:tc>
+          <w:tcPr>
+            <w:tcW w:type="dxa" w:w="9216"/>
+            <w:shd w:val="clear" w:fill="FFFBEB"/>
+          </w:tcPr>
+          <w:p>
+            <w:pPr>
+              <w:spacing w:after="40" w:before="40"/>
+            </w:pPr>
+            <w:r>
+              <w:rPr>
+                <w:rFonts w:ascii="Malgun Gothic" w:hAnsi="Malgun Gothic" w:eastAsia="Malgun Gothic"/>
+                <w:b/>
+                <w:color w:val="B45309"/>
+                <w:sz w:val="21"/>
+              </w:rPr>
+              <w:t xml:space="preserve">알아두기 </w:t>
+            </w:r>
+            <w:r>
+              <w:rPr>
+                <w:rFonts w:ascii="Malgun Gothic" w:hAnsi="Malgun Gothic" w:eastAsia="Malgun Gothic"/>
+                <w:b w:val="0"/>
+                <w:color w:val="92670A"/>
+                <w:sz w:val="20"/>
+              </w:rPr>
+              <w:t xml:space="preserve">브라우저에 옛 화면이 남아 있으면 개선이 바로 느껴지지 않을 수 있어요. </w:t>
+            </w:r>
+            <w:r>
+              <w:rPr>
+                <w:rFonts w:ascii="Malgun Gothic" w:hAnsi="Malgun Gothic" w:eastAsia="Malgun Gothic"/>
+                <w:b/>
+                <w:color w:val="92670A"/>
+                <w:sz w:val="20"/>
+              </w:rPr>
+              <w:t>강력 새로고침(Ctrl+F5)</w:t>
+            </w:r>
+            <w:r>
+              <w:rPr>
+                <w:rFonts w:ascii="Malgun Gothic" w:hAnsi="Malgun Gothic" w:eastAsia="Malgun Gothic"/>
+                <w:b w:val="0"/>
+                <w:color w:val="92670A"/>
+                <w:sz w:val="20"/>
+              </w:rPr>
+              <w:t xml:space="preserve"> 을 한 번 해 주세요.</w:t>
+            </w:r>
+          </w:p>
+        </w:tc>
+      </w:tr>
+    </w:tbl>
+    <w:p>
+      <w:pPr>
+        <w:spacing w:after="40"/>
+      </w:pPr>
+    </w:p>
+    <w:tbl>
+      <w:tblPr>
+        <w:tblW w:type="auto" w:w="0"/>
+        <w:jc w:val="center"/>
+        <w:tblLook w:firstColumn="1" w:firstRow="1" w:lastColumn="0" w:lastRow="0" w:noHBand="0" w:noVBand="1" w:val="04A0"/>
+        <w:tblBorders>
+          <w:top w:val="none"/>
+          <w:left w:val="none"/>
+          <w:bottom w:val="none"/>
+          <w:right w:val="none"/>
+          <w:insideH w:val="none"/>
+          <w:insideV w:val="none"/>
+        </w:tblBorders>
+      </w:tblPr>
+      <w:tblGrid>
+        <w:gridCol w:w="9936"/>
+      </w:tblGrid>
+      <w:tr>
+        <w:tc>
+          <w:tcPr>
+            <w:tcW w:type="dxa" w:w="9216"/>
+            <w:shd w:val="clear" w:fill="FFF7E6"/>
+          </w:tcPr>
+          <w:p>
+            <w:pPr>
+              <w:spacing w:after="40" w:before="40"/>
+            </w:pPr>
+            <w:r>
+              <w:rPr>
+                <w:rFonts w:ascii="Malgun Gothic" w:hAnsi="Malgun Gothic" w:eastAsia="Malgun Gothic"/>
+                <w:b/>
+                <w:color w:val="E8630A"/>
+                <w:sz w:val="21"/>
+              </w:rPr>
+              <w:t xml:space="preserve">💡 꿀팁 </w:t>
+            </w:r>
+            <w:r>
+              <w:rPr>
+                <w:rFonts w:ascii="Malgun Gothic" w:hAnsi="Malgun Gothic" w:eastAsia="Malgun Gothic"/>
+                <w:b w:val="0"/>
+                <w:color w:val="5B4A2A"/>
+                <w:sz w:val="20"/>
+              </w:rPr>
+              <w:t>그래도 느리다면 브라우저 탭을 너무 많이 열어 두지 않았는지 확인해 보세요.</w:t>
+            </w:r>
+          </w:p>
+        </w:tc>
+      </w:tr>
+    </w:tbl>
+    <w:p>
+      <w:pPr>
+        <w:spacing w:after="40"/>
+      </w:pPr>
+    </w:p>
+    <w:p>
+      <w:pPr>
+        <w:spacing w:before="80" w:after="160"/>
+        <w:jc w:val="center"/>
+      </w:pPr>
+      <w:r>
+        <w:drawing>
+          <wp:inline xmlns:a="http://schemas.openxmlformats.org/drawingml/2006/main" xmlns:pic="http://schemas.openxmlformats.org/drawingml/2006/picture">
+            <wp:extent cx="5669280" cy="3543300"/>
+            <wp:docPr id="29" name="Picture 29"/>
+            <wp:cNvGraphicFramePr>
+              <a:graphicFrameLocks noChangeAspect="1"/>
+            </wp:cNvGraphicFramePr>
+            <a:graphic>
+              <a:graphicData uri="http://schemas.openxmlformats.org/drawingml/2006/picture">
+                <pic:pic>
+                  <pic:nvPicPr>
+                    <pic:cNvPr id="0" name="admin_dashboard.jpg"/>
+                    <pic:cNvPicPr/>
+                  </pic:nvPicPr>
+                  <pic:blipFill>
+                    <a:blip r:embed="rId12"/>
+                    <a:stretch>
+                      <a:fillRect/>
+                    </a:stretch>
+                  </pic:blipFill>
+                  <pic:spPr>
+                    <a:xfrm>
+                      <a:off x="0" y="0"/>
+                      <a:ext cx="5669280" cy="3543300"/>
+                    </a:xfrm>
+                    <a:prstGeom prst="rect"/>
+                  </pic:spPr>
+                </pic:pic>
+              </a:graphicData>
+            </a:graphic>
+          </wp:inline>
+        </w:drawing>
+      </w:r>
+    </w:p>
+    <w:p>
+      <w:pPr>
+        <w:spacing w:before="240" w:after="40"/>
+      </w:pPr>
+      <w:r>
+        <w:rPr>
+          <w:rFonts w:ascii="Malgun Gothic" w:hAnsi="Malgun Gothic" w:eastAsia="Malgun Gothic"/>
+          <w:b/>
+          <w:color w:val="E11D48"/>
+          <w:sz w:val="28"/>
+        </w:rPr>
+        <w:t>28.  🔎 학원 검색칸 (이름으로 바로 찾기)</w:t>
+      </w:r>
+    </w:p>
+    <w:p>
+      <w:pPr>
+        <w:spacing w:after="120" w:before="0"/>
+      </w:pPr>
+      <w:r>
+        <w:rPr>
+          <w:rFonts w:ascii="Malgun Gothic" w:hAnsi="Malgun Gothic" w:eastAsia="Malgun Gothic"/>
+          <w:b w:val="0"/>
+          <w:color w:val="64748B"/>
+          <w:sz w:val="21"/>
+        </w:rPr>
+        <w:t>목록을 훑지 않고 바로</w:t>
+      </w:r>
+    </w:p>
+    <w:tbl>
+      <w:tblPr>
+        <w:tblW w:type="auto" w:w="0"/>
+        <w:jc w:val="center"/>
+        <w:tblLook w:firstColumn="1" w:firstRow="1" w:lastColumn="0" w:lastRow="0" w:noHBand="0" w:noVBand="1" w:val="04A0"/>
+        <w:tblBorders>
+          <w:top w:val="none"/>
+          <w:left w:val="none"/>
+          <w:bottom w:val="none"/>
+          <w:right w:val="none"/>
+          <w:insideH w:val="none"/>
+          <w:insideV w:val="none"/>
+        </w:tblBorders>
+      </w:tblPr>
+      <w:tblGrid>
+        <w:gridCol w:w="9936"/>
+      </w:tblGrid>
+      <w:tr>
+        <w:tc>
+          <w:tcPr>
+            <w:tcW w:type="dxa" w:w="9216"/>
+            <w:shd w:val="clear" w:fill="FFF1F2"/>
+          </w:tcPr>
+          <w:p>
+            <w:pPr>
+              <w:spacing w:after="40" w:before="40"/>
+            </w:pPr>
+            <w:r>
+              <w:rPr>
+                <w:rFonts w:ascii="Malgun Gothic" w:hAnsi="Malgun Gothic" w:eastAsia="Malgun Gothic"/>
+                <w:b/>
+                <w:color w:val="E11D48"/>
+                <w:sz w:val="21"/>
+              </w:rPr>
+              <w:t xml:space="preserve">📖 </w:t>
+            </w:r>
+            <w:r>
+              <w:rPr>
+                <w:rFonts w:ascii="Malgun Gothic" w:hAnsi="Malgun Gothic" w:eastAsia="Malgun Gothic"/>
+                <w:b w:val="0"/>
+                <w:color w:val="334155"/>
+                <w:sz w:val="20"/>
+              </w:rPr>
+              <w:t xml:space="preserve">학원(지사·대리점) 목록에서 </w:t>
+            </w:r>
+            <w:r>
+              <w:rPr>
+                <w:rFonts w:ascii="Malgun Gothic" w:hAnsi="Malgun Gothic" w:eastAsia="Malgun Gothic"/>
+                <w:b/>
+                <w:color w:val="334155"/>
+                <w:sz w:val="20"/>
+              </w:rPr>
+              <w:t>이름을 입력해 바로 찾을 수 있는 검색칸</w:t>
+            </w:r>
+            <w:r>
+              <w:rPr>
+                <w:rFonts w:ascii="Malgun Gothic" w:hAnsi="Malgun Gothic" w:eastAsia="Malgun Gothic"/>
+                <w:b w:val="0"/>
+                <w:color w:val="334155"/>
+                <w:sz w:val="20"/>
+              </w:rPr>
+              <w:t>이 생겼습니다. 학원 수가 많아 목록을 위아래로 훑어야 했던 불편을 없앴습니다.</w:t>
+            </w:r>
+          </w:p>
+        </w:tc>
+      </w:tr>
+    </w:tbl>
+    <w:p>
+      <w:pPr>
+        <w:spacing w:after="40"/>
+      </w:pPr>
+    </w:p>
+    <w:p>
+      <w:pPr>
+        <w:spacing w:after="40" w:before="0"/>
+      </w:pPr>
+      <w:r>
+        <w:rPr>
+          <w:rFonts w:ascii="Malgun Gothic" w:hAnsi="Malgun Gothic" w:eastAsia="Malgun Gothic"/>
+          <w:b/>
+          <w:color w:val="E11D48"/>
+          <w:sz w:val="22"/>
+        </w:rPr>
+        <w:t>사용 방법</w:t>
+      </w:r>
+    </w:p>
+    <w:p>
+      <w:pPr>
+        <w:spacing w:after="40"/>
+        <w:ind w:left="288"/>
+      </w:pPr>
+      <w:r>
+        <w:rPr>
+          <w:rFonts w:ascii="Malgun Gothic" w:hAnsi="Malgun Gothic" w:eastAsia="Malgun Gothic"/>
+          <w:b/>
+          <w:color w:val="F59E0B"/>
+          <w:sz w:val="21"/>
+        </w:rPr>
+        <w:t xml:space="preserve">1. </w:t>
+      </w:r>
+      <w:r>
+        <w:rPr>
+          <w:rFonts w:ascii="Malgun Gothic" w:hAnsi="Malgun Gothic" w:eastAsia="Malgun Gothic"/>
+          <w:b w:val="0"/>
+          <w:color w:val="334155"/>
+          <w:sz w:val="21"/>
+        </w:rPr>
+        <w:t xml:space="preserve">관리자 메뉴에서 </w:t>
+      </w:r>
+      <w:r>
+        <w:rPr>
+          <w:rFonts w:ascii="Malgun Gothic" w:hAnsi="Malgun Gothic" w:eastAsia="Malgun Gothic"/>
+          <w:b/>
+          <w:color w:val="E11D48"/>
+          <w:sz w:val="21"/>
+        </w:rPr>
+        <w:t>학원 목록</w:t>
+      </w:r>
+      <w:r>
+        <w:rPr>
+          <w:rFonts w:ascii="Malgun Gothic" w:hAnsi="Malgun Gothic" w:eastAsia="Malgun Gothic"/>
+          <w:b w:val="0"/>
+          <w:color w:val="334155"/>
+          <w:sz w:val="21"/>
+        </w:rPr>
+        <w:t xml:space="preserve"> 화면을 열어요.</w:t>
+      </w:r>
+    </w:p>
+    <w:p>
+      <w:pPr>
+        <w:spacing w:after="40"/>
+        <w:ind w:left="288"/>
+      </w:pPr>
+      <w:r>
+        <w:rPr>
+          <w:rFonts w:ascii="Malgun Gothic" w:hAnsi="Malgun Gothic" w:eastAsia="Malgun Gothic"/>
+          <w:b/>
+          <w:color w:val="F59E0B"/>
+          <w:sz w:val="21"/>
+        </w:rPr>
+        <w:t xml:space="preserve">2. </w:t>
+      </w:r>
+      <w:r>
+        <w:rPr>
+          <w:rFonts w:ascii="Malgun Gothic" w:hAnsi="Malgun Gothic" w:eastAsia="Malgun Gothic"/>
+          <w:b w:val="0"/>
+          <w:color w:val="334155"/>
+          <w:sz w:val="21"/>
+        </w:rPr>
+        <w:t xml:space="preserve">목록 위 </w:t>
+      </w:r>
+      <w:r>
+        <w:rPr>
+          <w:rFonts w:ascii="Malgun Gothic" w:hAnsi="Malgun Gothic" w:eastAsia="Malgun Gothic"/>
+          <w:b/>
+          <w:color w:val="E11D48"/>
+          <w:sz w:val="21"/>
+        </w:rPr>
+        <w:t>검색칸</w:t>
+      </w:r>
+      <w:r>
+        <w:rPr>
+          <w:rFonts w:ascii="Malgun Gothic" w:hAnsi="Malgun Gothic" w:eastAsia="Malgun Gothic"/>
+          <w:b w:val="0"/>
+          <w:color w:val="334155"/>
+          <w:sz w:val="21"/>
+        </w:rPr>
+        <w:t>에 학원 이름 일부를 입력해요.</w:t>
+      </w:r>
+    </w:p>
+    <w:p>
+      <w:pPr>
+        <w:spacing w:after="40"/>
+        <w:ind w:left="288"/>
+      </w:pPr>
+      <w:r>
+        <w:rPr>
+          <w:rFonts w:ascii="Malgun Gothic" w:hAnsi="Malgun Gothic" w:eastAsia="Malgun Gothic"/>
+          <w:b/>
+          <w:color w:val="F59E0B"/>
+          <w:sz w:val="21"/>
+        </w:rPr>
+        <w:t xml:space="preserve">3. </w:t>
+      </w:r>
+      <w:r>
+        <w:rPr>
+          <w:rFonts w:ascii="Malgun Gothic" w:hAnsi="Malgun Gothic" w:eastAsia="Malgun Gothic"/>
+          <w:b w:val="0"/>
+          <w:color w:val="334155"/>
+          <w:sz w:val="21"/>
+        </w:rPr>
+        <w:t xml:space="preserve">입력하는 즉시 </w:t>
+      </w:r>
+      <w:r>
+        <w:rPr>
+          <w:rFonts w:ascii="Malgun Gothic" w:hAnsi="Malgun Gothic" w:eastAsia="Malgun Gothic"/>
+          <w:b/>
+          <w:color w:val="E11D48"/>
+          <w:sz w:val="21"/>
+        </w:rPr>
+        <w:t>해당 학원만</w:t>
+      </w:r>
+      <w:r>
+        <w:rPr>
+          <w:rFonts w:ascii="Malgun Gothic" w:hAnsi="Malgun Gothic" w:eastAsia="Malgun Gothic"/>
+          <w:b w:val="0"/>
+          <w:color w:val="334155"/>
+          <w:sz w:val="21"/>
+        </w:rPr>
+        <w:t xml:space="preserve"> 목록에 남아요.</w:t>
+      </w:r>
+    </w:p>
+    <w:p>
+      <w:pPr>
+        <w:spacing w:after="40"/>
+        <w:ind w:left="288"/>
+      </w:pPr>
+      <w:r>
+        <w:rPr>
+          <w:rFonts w:ascii="Malgun Gothic" w:hAnsi="Malgun Gothic" w:eastAsia="Malgun Gothic"/>
+          <w:b/>
+          <w:color w:val="F59E0B"/>
+          <w:sz w:val="21"/>
+        </w:rPr>
+        <w:t xml:space="preserve">4. </w:t>
+      </w:r>
+      <w:r>
+        <w:rPr>
+          <w:rFonts w:ascii="Malgun Gothic" w:hAnsi="Malgun Gothic" w:eastAsia="Malgun Gothic"/>
+          <w:b w:val="0"/>
+          <w:color w:val="334155"/>
+          <w:sz w:val="21"/>
+        </w:rPr>
+        <w:t xml:space="preserve">검색칸을 비우면 </w:t>
+      </w:r>
+      <w:r>
+        <w:rPr>
+          <w:rFonts w:ascii="Malgun Gothic" w:hAnsi="Malgun Gothic" w:eastAsia="Malgun Gothic"/>
+          <w:b/>
+          <w:color w:val="E11D48"/>
+          <w:sz w:val="21"/>
+        </w:rPr>
+        <w:t>전체 목록</w:t>
+      </w:r>
+      <w:r>
+        <w:rPr>
+          <w:rFonts w:ascii="Malgun Gothic" w:hAnsi="Malgun Gothic" w:eastAsia="Malgun Gothic"/>
+          <w:b w:val="0"/>
+          <w:color w:val="334155"/>
+          <w:sz w:val="21"/>
+        </w:rPr>
+        <w:t>으로 돌아와요.</w:t>
+      </w:r>
+    </w:p>
+    <w:p>
+      <w:pPr>
+        <w:spacing w:after="40" w:before="80"/>
+      </w:pPr>
+      <w:r>
+        <w:rPr>
+          <w:rFonts w:ascii="Malgun Gothic" w:hAnsi="Malgun Gothic" w:eastAsia="Malgun Gothic"/>
+          <w:b/>
+          <w:color w:val="E11D48"/>
+          <w:sz w:val="21"/>
+        </w:rPr>
+        <w:t>✅ 핵심 포인트</w:t>
+      </w:r>
+    </w:p>
+    <w:p>
+      <w:pPr>
+        <w:spacing w:after="20"/>
+        <w:ind w:left="288"/>
+      </w:pPr>
+      <w:r>
+        <w:rPr>
+          <w:rFonts w:ascii="Malgun Gothic" w:hAnsi="Malgun Gothic"/>
+          <w:color w:val="E11D48"/>
+        </w:rPr>
+        <w:t xml:space="preserve">• </w:t>
+      </w:r>
+      <w:r>
+        <w:rPr>
+          <w:rFonts w:ascii="Malgun Gothic" w:hAnsi="Malgun Gothic" w:eastAsia="Malgun Gothic"/>
+          <w:b w:val="0"/>
+          <w:color w:val="334155"/>
+          <w:sz w:val="20"/>
+        </w:rPr>
+        <w:t xml:space="preserve">이름 </w:t>
+      </w:r>
+      <w:r>
+        <w:rPr>
+          <w:rFonts w:ascii="Malgun Gothic" w:hAnsi="Malgun Gothic" w:eastAsia="Malgun Gothic"/>
+          <w:b/>
+          <w:color w:val="E11D48"/>
+          <w:sz w:val="20"/>
+        </w:rPr>
+        <w:t>일부만 입력해도</w:t>
+      </w:r>
+      <w:r>
+        <w:rPr>
+          <w:rFonts w:ascii="Malgun Gothic" w:hAnsi="Malgun Gothic" w:eastAsia="Malgun Gothic"/>
+          <w:b w:val="0"/>
+          <w:color w:val="334155"/>
+          <w:sz w:val="20"/>
+        </w:rPr>
+        <w:t xml:space="preserve"> 찾아집니다.</w:t>
+      </w:r>
+    </w:p>
+    <w:p>
+      <w:pPr>
+        <w:spacing w:after="20"/>
+        <w:ind w:left="288"/>
+      </w:pPr>
+      <w:r>
+        <w:rPr>
+          <w:rFonts w:ascii="Malgun Gothic" w:hAnsi="Malgun Gothic"/>
+          <w:color w:val="E11D48"/>
+        </w:rPr>
+        <w:t xml:space="preserve">• </w:t>
+      </w:r>
+      <w:r>
+        <w:rPr>
+          <w:rFonts w:ascii="Malgun Gothic" w:hAnsi="Malgun Gothic" w:eastAsia="Malgun Gothic"/>
+          <w:b w:val="0"/>
+          <w:color w:val="334155"/>
+          <w:sz w:val="20"/>
+        </w:rPr>
+        <w:t xml:space="preserve">기존 목록·기능은 그대로이고 </w:t>
+      </w:r>
+      <w:r>
+        <w:rPr>
+          <w:rFonts w:ascii="Malgun Gothic" w:hAnsi="Malgun Gothic" w:eastAsia="Malgun Gothic"/>
+          <w:b/>
+          <w:color w:val="E11D48"/>
+          <w:sz w:val="20"/>
+        </w:rPr>
+        <w:t>찾는 방법만 추가</w:t>
+      </w:r>
+      <w:r>
+        <w:rPr>
+          <w:rFonts w:ascii="Malgun Gothic" w:hAnsi="Malgun Gothic" w:eastAsia="Malgun Gothic"/>
+          <w:b w:val="0"/>
+          <w:color w:val="334155"/>
+          <w:sz w:val="20"/>
+        </w:rPr>
+        <w:t>됐습니다.</w:t>
+      </w:r>
+    </w:p>
+    <w:tbl>
+      <w:tblPr>
+        <w:tblW w:type="auto" w:w="0"/>
+        <w:jc w:val="center"/>
+        <w:tblLook w:firstColumn="1" w:firstRow="1" w:lastColumn="0" w:lastRow="0" w:noHBand="0" w:noVBand="1" w:val="04A0"/>
+        <w:tblBorders>
+          <w:top w:val="none"/>
+          <w:left w:val="none"/>
+          <w:bottom w:val="none"/>
+          <w:right w:val="none"/>
+          <w:insideH w:val="none"/>
+          <w:insideV w:val="none"/>
+        </w:tblBorders>
+      </w:tblPr>
+      <w:tblGrid>
+        <w:gridCol w:w="9936"/>
+      </w:tblGrid>
+      <w:tr>
+        <w:tc>
+          <w:tcPr>
+            <w:tcW w:type="dxa" w:w="9216"/>
+            <w:shd w:val="clear" w:fill="FFF7E6"/>
+          </w:tcPr>
+          <w:p>
+            <w:pPr>
+              <w:spacing w:after="40" w:before="40"/>
+            </w:pPr>
+            <w:r>
+              <w:rPr>
+                <w:rFonts w:ascii="Malgun Gothic" w:hAnsi="Malgun Gothic" w:eastAsia="Malgun Gothic"/>
+                <w:b/>
+                <w:color w:val="E8630A"/>
+                <w:sz w:val="21"/>
+              </w:rPr>
+              <w:t xml:space="preserve">💡 꿀팁 </w:t>
+            </w:r>
+            <w:r>
+              <w:rPr>
+                <w:rFonts w:ascii="Malgun Gothic" w:hAnsi="Malgun Gothic" w:eastAsia="Malgun Gothic"/>
+                <w:b w:val="0"/>
+                <w:color w:val="5B4A2A"/>
+                <w:sz w:val="20"/>
+              </w:rPr>
+              <w:t>자주 확인하는 학원이 있다면 이름 두세 글자만 외워 두세요. 클릭 없이 바로 걸러집니다.</w:t>
+            </w:r>
+          </w:p>
+        </w:tc>
+      </w:tr>
+    </w:tbl>
+    <w:p>
+      <w:pPr>
+        <w:spacing w:after="40"/>
+      </w:pPr>
+    </w:p>
+    <w:p>
+      <w:pPr>
+        <w:spacing w:before="80" w:after="160"/>
+        <w:jc w:val="center"/>
+      </w:pPr>
+      <w:r>
+        <w:drawing>
+          <wp:inline xmlns:a="http://schemas.openxmlformats.org/drawingml/2006/main" xmlns:pic="http://schemas.openxmlformats.org/drawingml/2006/picture">
+            <wp:extent cx="5669280" cy="3543300"/>
+            <wp:docPr id="30" name="Picture 30"/>
+            <wp:cNvGraphicFramePr>
+              <a:graphicFrameLocks noChangeAspect="1"/>
+            </wp:cNvGraphicFramePr>
+            <a:graphic>
+              <a:graphicData uri="http://schemas.openxmlformats.org/drawingml/2006/picture">
+                <pic:pic>
+                  <pic:nvPicPr>
+                    <pic:cNvPr id="0" name="admin_dashboard.jpg"/>
+                    <pic:cNvPicPr/>
+                  </pic:nvPicPr>
+                  <pic:blipFill>
+                    <a:blip r:embed="rId12"/>
+                    <a:stretch>
+                      <a:fillRect/>
+                    </a:stretch>
+                  </pic:blipFill>
+                  <pic:spPr>
+                    <a:xfrm>
+                      <a:off x="0" y="0"/>
+                      <a:ext cx="5669280" cy="3543300"/>
+                    </a:xfrm>
+                    <a:prstGeom prst="rect"/>
+                  </pic:spPr>
+                </pic:pic>
+              </a:graphicData>
+            </a:graphic>
+          </wp:inline>
+        </w:drawing>
+      </w:r>
+    </w:p>
+    <w:p>
+      <w:pPr>
+        <w:spacing w:before="240" w:after="40"/>
+      </w:pPr>
+      <w:r>
+        <w:rPr>
+          <w:rFonts w:ascii="Malgun Gothic" w:hAnsi="Malgun Gothic" w:eastAsia="Malgun Gothic"/>
+          <w:b/>
+          <w:color w:val="E11D48"/>
+          <w:sz w:val="28"/>
+        </w:rPr>
+        <w:t>29.  💳 신규 결제 화면 단계형 개편</w:t>
+      </w:r>
+    </w:p>
+    <w:p>
+      <w:pPr>
+        <w:spacing w:after="120" w:before="0"/>
+      </w:pPr>
+      <w:r>
+        <w:rPr>
+          <w:rFonts w:ascii="Malgun Gothic" w:hAnsi="Malgun Gothic" w:eastAsia="Malgun Gothic"/>
+          <w:b w:val="0"/>
+          <w:color w:val="64748B"/>
+          <w:sz w:val="21"/>
+        </w:rPr>
+        <w:t>상품 12개를 한꺼번에 보여 주지 않아요</w:t>
+      </w:r>
+    </w:p>
+    <w:tbl>
+      <w:tblPr>
+        <w:tblW w:type="auto" w:w="0"/>
+        <w:jc w:val="center"/>
+        <w:tblLook w:firstColumn="1" w:firstRow="1" w:lastColumn="0" w:lastRow="0" w:noHBand="0" w:noVBand="1" w:val="04A0"/>
+        <w:tblBorders>
+          <w:top w:val="none"/>
+          <w:left w:val="none"/>
+          <w:bottom w:val="none"/>
+          <w:right w:val="none"/>
+          <w:insideH w:val="none"/>
+          <w:insideV w:val="none"/>
+        </w:tblBorders>
+      </w:tblPr>
+      <w:tblGrid>
+        <w:gridCol w:w="9936"/>
+      </w:tblGrid>
+      <w:tr>
+        <w:tc>
+          <w:tcPr>
+            <w:tcW w:type="dxa" w:w="9216"/>
+            <w:shd w:val="clear" w:fill="FFF1F2"/>
+          </w:tcPr>
+          <w:p>
+            <w:pPr>
+              <w:spacing w:after="40" w:before="40"/>
+            </w:pPr>
+            <w:r>
+              <w:rPr>
+                <w:rFonts w:ascii="Malgun Gothic" w:hAnsi="Malgun Gothic" w:eastAsia="Malgun Gothic"/>
+                <w:b/>
+                <w:color w:val="E11D48"/>
+                <w:sz w:val="21"/>
+              </w:rPr>
+              <w:t xml:space="preserve">📖 </w:t>
+            </w:r>
+            <w:r>
+              <w:rPr>
+                <w:rFonts w:ascii="Malgun Gothic" w:hAnsi="Malgun Gothic" w:eastAsia="Malgun Gothic"/>
+                <w:b w:val="0"/>
+                <w:color w:val="334155"/>
+                <w:sz w:val="20"/>
+              </w:rPr>
+              <w:t xml:space="preserve">신규 결제 화면이 </w:t>
+            </w:r>
+            <w:r>
+              <w:rPr>
+                <w:rFonts w:ascii="Malgun Gothic" w:hAnsi="Malgun Gothic" w:eastAsia="Malgun Gothic"/>
+                <w:b/>
+                <w:color w:val="334155"/>
+                <w:sz w:val="20"/>
+              </w:rPr>
+              <w:t>‘대상 먼저 고르기’ 단계형</w:t>
+            </w:r>
+            <w:r>
+              <w:rPr>
+                <w:rFonts w:ascii="Malgun Gothic" w:hAnsi="Malgun Gothic" w:eastAsia="Malgun Gothic"/>
+                <w:b w:val="0"/>
+                <w:color w:val="334155"/>
+                <w:sz w:val="20"/>
+              </w:rPr>
+              <w:t xml:space="preserve">으로 바뀌었습니다. 예전에는 첫 화면에 </w:t>
+            </w:r>
+            <w:r>
+              <w:rPr>
+                <w:rFonts w:ascii="Malgun Gothic" w:hAnsi="Malgun Gothic" w:eastAsia="Malgun Gothic"/>
+                <w:b/>
+                <w:color w:val="334155"/>
+                <w:sz w:val="20"/>
+              </w:rPr>
+              <w:t>상품 12개</w:t>
+            </w:r>
+            <w:r>
+              <w:rPr>
+                <w:rFonts w:ascii="Malgun Gothic" w:hAnsi="Malgun Gothic" w:eastAsia="Malgun Gothic"/>
+                <w:b w:val="0"/>
+                <w:color w:val="334155"/>
+                <w:sz w:val="20"/>
+              </w:rPr>
+              <w:t xml:space="preserve">가 한꺼번에 떠서 학부모가 무엇을 골라야 할지 막막했습니다. 이제 </w:t>
+            </w:r>
+            <w:r>
+              <w:rPr>
+                <w:rFonts w:ascii="Malgun Gothic" w:hAnsi="Malgun Gothic" w:eastAsia="Malgun Gothic"/>
+                <w:b/>
+                <w:color w:val="334155"/>
+                <w:sz w:val="20"/>
+              </w:rPr>
+              <w:t>키즈 · 일반 1:1 · 그룹 · 비즈니스 · 시험 · 기업</w:t>
+            </w:r>
+            <w:r>
+              <w:rPr>
+                <w:rFonts w:ascii="Malgun Gothic" w:hAnsi="Malgun Gothic" w:eastAsia="Malgun Gothic"/>
+                <w:b w:val="0"/>
+                <w:color w:val="334155"/>
+                <w:sz w:val="20"/>
+              </w:rPr>
+              <w:t xml:space="preserve"> 중 대상을 먼저 고르면 해당 상품만 보입니다.</w:t>
+            </w:r>
+          </w:p>
+        </w:tc>
+      </w:tr>
+    </w:tbl>
+    <w:p>
+      <w:pPr>
+        <w:spacing w:after="40"/>
+      </w:pPr>
+    </w:p>
+    <w:p>
+      <w:pPr>
+        <w:spacing w:after="40" w:before="0"/>
+      </w:pPr>
+      <w:r>
+        <w:rPr>
+          <w:rFonts w:ascii="Malgun Gothic" w:hAnsi="Malgun Gothic" w:eastAsia="Malgun Gothic"/>
+          <w:b/>
+          <w:color w:val="E11D48"/>
+          <w:sz w:val="22"/>
+        </w:rPr>
+        <w:t>사용 방법</w:t>
+      </w:r>
+    </w:p>
+    <w:p>
+      <w:pPr>
+        <w:spacing w:after="40"/>
+        <w:ind w:left="288"/>
+      </w:pPr>
+      <w:r>
+        <w:rPr>
+          <w:rFonts w:ascii="Malgun Gothic" w:hAnsi="Malgun Gothic" w:eastAsia="Malgun Gothic"/>
+          <w:b/>
+          <w:color w:val="F59E0B"/>
+          <w:sz w:val="21"/>
+        </w:rPr>
+        <w:t xml:space="preserve">1. </w:t>
+      </w:r>
+      <w:r>
+        <w:rPr>
+          <w:rFonts w:ascii="Malgun Gothic" w:hAnsi="Malgun Gothic" w:eastAsia="Malgun Gothic"/>
+          <w:b w:val="0"/>
+          <w:color w:val="334155"/>
+          <w:sz w:val="21"/>
+        </w:rPr>
+        <w:t xml:space="preserve">학부모에게 </w:t>
+      </w:r>
+      <w:r>
+        <w:rPr>
+          <w:rFonts w:ascii="Malgun Gothic" w:hAnsi="Malgun Gothic" w:eastAsia="Malgun Gothic"/>
+          <w:b/>
+          <w:color w:val="E11D48"/>
+          <w:sz w:val="21"/>
+        </w:rPr>
+        <w:t>신규 결제</w:t>
+      </w:r>
+      <w:r>
+        <w:rPr>
+          <w:rFonts w:ascii="Malgun Gothic" w:hAnsi="Malgun Gothic" w:eastAsia="Malgun Gothic"/>
+          <w:b w:val="0"/>
+          <w:color w:val="334155"/>
+          <w:sz w:val="21"/>
+        </w:rPr>
+        <w:t xml:space="preserve"> 화면을 안내해요.</w:t>
+      </w:r>
+    </w:p>
+    <w:p>
+      <w:pPr>
+        <w:spacing w:after="40"/>
+        <w:ind w:left="288"/>
+      </w:pPr>
+      <w:r>
+        <w:rPr>
+          <w:rFonts w:ascii="Malgun Gothic" w:hAnsi="Malgun Gothic" w:eastAsia="Malgun Gothic"/>
+          <w:b/>
+          <w:color w:val="F59E0B"/>
+          <w:sz w:val="21"/>
+        </w:rPr>
+        <w:t xml:space="preserve">2. </w:t>
+      </w:r>
+      <w:r>
+        <w:rPr>
+          <w:rFonts w:ascii="Malgun Gothic" w:hAnsi="Malgun Gothic" w:eastAsia="Malgun Gothic"/>
+          <w:b/>
+          <w:color w:val="E11D48"/>
+          <w:sz w:val="21"/>
+        </w:rPr>
+        <w:t>대상</w:t>
+      </w:r>
+      <w:r>
+        <w:rPr>
+          <w:rFonts w:ascii="Malgun Gothic" w:hAnsi="Malgun Gothic" w:eastAsia="Malgun Gothic"/>
+          <w:b w:val="0"/>
+          <w:color w:val="334155"/>
+          <w:sz w:val="21"/>
+        </w:rPr>
+        <w:t>(키즈·일반 1:1·그룹·비즈니스·시험·기업)을 먼저 고르게 해요.</w:t>
+      </w:r>
+    </w:p>
+    <w:p>
+      <w:pPr>
+        <w:spacing w:after="40"/>
+        <w:ind w:left="288"/>
+      </w:pPr>
+      <w:r>
+        <w:rPr>
+          <w:rFonts w:ascii="Malgun Gothic" w:hAnsi="Malgun Gothic" w:eastAsia="Malgun Gothic"/>
+          <w:b/>
+          <w:color w:val="F59E0B"/>
+          <w:sz w:val="21"/>
+        </w:rPr>
+        <w:t xml:space="preserve">3. </w:t>
+      </w:r>
+      <w:r>
+        <w:rPr>
+          <w:rFonts w:ascii="Malgun Gothic" w:hAnsi="Malgun Gothic" w:eastAsia="Malgun Gothic"/>
+          <w:b w:val="0"/>
+          <w:color w:val="334155"/>
+          <w:sz w:val="21"/>
+        </w:rPr>
+        <w:t xml:space="preserve">고른 대상에 맞는 </w:t>
+      </w:r>
+      <w:r>
+        <w:rPr>
+          <w:rFonts w:ascii="Malgun Gothic" w:hAnsi="Malgun Gothic" w:eastAsia="Malgun Gothic"/>
+          <w:b/>
+          <w:color w:val="E11D48"/>
+          <w:sz w:val="21"/>
+        </w:rPr>
+        <w:t>상품만</w:t>
+      </w:r>
+      <w:r>
+        <w:rPr>
+          <w:rFonts w:ascii="Malgun Gothic" w:hAnsi="Malgun Gothic" w:eastAsia="Malgun Gothic"/>
+          <w:b w:val="0"/>
+          <w:color w:val="334155"/>
+          <w:sz w:val="21"/>
+        </w:rPr>
+        <w:t xml:space="preserve"> 화면에 남아요.</w:t>
+      </w:r>
+    </w:p>
+    <w:p>
+      <w:pPr>
+        <w:spacing w:after="40"/>
+        <w:ind w:left="288"/>
+      </w:pPr>
+      <w:r>
+        <w:rPr>
+          <w:rFonts w:ascii="Malgun Gothic" w:hAnsi="Malgun Gothic" w:eastAsia="Malgun Gothic"/>
+          <w:b/>
+          <w:color w:val="F59E0B"/>
+          <w:sz w:val="21"/>
+        </w:rPr>
+        <w:t xml:space="preserve">4. </w:t>
+      </w:r>
+      <w:r>
+        <w:rPr>
+          <w:rFonts w:ascii="Malgun Gothic" w:hAnsi="Malgun Gothic" w:eastAsia="Malgun Gothic"/>
+          <w:b w:val="0"/>
+          <w:color w:val="334155"/>
+          <w:sz w:val="21"/>
+        </w:rPr>
+        <w:t xml:space="preserve">전체를 비교하고 싶어 하면 </w:t>
+      </w:r>
+      <w:r>
+        <w:rPr>
+          <w:rFonts w:ascii="Malgun Gothic" w:hAnsi="Malgun Gothic" w:eastAsia="Malgun Gothic"/>
+          <w:b/>
+          <w:color w:val="E11D48"/>
+          <w:sz w:val="21"/>
+        </w:rPr>
+        <w:t>전체 요금표 보기</w:t>
+      </w:r>
+      <w:r>
+        <w:rPr>
+          <w:rFonts w:ascii="Malgun Gothic" w:hAnsi="Malgun Gothic" w:eastAsia="Malgun Gothic"/>
+          <w:b w:val="0"/>
+          <w:color w:val="334155"/>
+          <w:sz w:val="21"/>
+        </w:rPr>
+        <w:t>를 눌러 주세요.</w:t>
+      </w:r>
+    </w:p>
+    <w:p>
+      <w:pPr>
+        <w:spacing w:after="40" w:before="80"/>
+      </w:pPr>
+      <w:r>
+        <w:rPr>
+          <w:rFonts w:ascii="Malgun Gothic" w:hAnsi="Malgun Gothic" w:eastAsia="Malgun Gothic"/>
+          <w:b/>
+          <w:color w:val="E11D48"/>
+          <w:sz w:val="21"/>
+        </w:rPr>
+        <w:t>✅ 핵심 포인트</w:t>
+      </w:r>
+    </w:p>
+    <w:p>
+      <w:pPr>
+        <w:spacing w:after="20"/>
+        <w:ind w:left="288"/>
+      </w:pPr>
+      <w:r>
+        <w:rPr>
+          <w:rFonts w:ascii="Malgun Gothic" w:hAnsi="Malgun Gothic"/>
+          <w:color w:val="E11D48"/>
+        </w:rPr>
+        <w:t xml:space="preserve">• </w:t>
+      </w:r>
+      <w:r>
+        <w:rPr>
+          <w:rFonts w:ascii="Malgun Gothic" w:hAnsi="Malgun Gothic" w:eastAsia="Malgun Gothic"/>
+          <w:b/>
+          <w:color w:val="E11D48"/>
+          <w:sz w:val="20"/>
+        </w:rPr>
+        <w:t>상품 카드와 결제 로직은 하나도 바뀌지 않았어요</w:t>
+      </w:r>
+      <w:r>
+        <w:rPr>
+          <w:rFonts w:ascii="Malgun Gothic" w:hAnsi="Malgun Gothic" w:eastAsia="Malgun Gothic"/>
+          <w:b w:val="0"/>
+          <w:color w:val="334155"/>
+          <w:sz w:val="20"/>
+        </w:rPr>
+        <w:t xml:space="preserve"> — 보여 주기만 나눈 것이라 안전합니다.</w:t>
+      </w:r>
+    </w:p>
+    <w:p>
+      <w:pPr>
+        <w:spacing w:after="20"/>
+        <w:ind w:left="288"/>
+      </w:pPr>
+      <w:r>
+        <w:rPr>
+          <w:rFonts w:ascii="Malgun Gothic" w:hAnsi="Malgun Gothic"/>
+          <w:color w:val="E11D48"/>
+        </w:rPr>
+        <w:t xml:space="preserve">• </w:t>
+      </w:r>
+      <w:r>
+        <w:rPr>
+          <w:rFonts w:ascii="Malgun Gothic" w:hAnsi="Malgun Gothic" w:eastAsia="Malgun Gothic"/>
+          <w:b w:val="0"/>
+          <w:color w:val="334155"/>
+          <w:sz w:val="20"/>
+        </w:rPr>
+        <w:t>초기 3개(무료체험·기타·규정) → 키즈 선택 시 4개 → 전체 12개로 확인됐습니다.</w:t>
+      </w:r>
+    </w:p>
+    <w:p>
+      <w:pPr>
+        <w:spacing w:after="20"/>
+        <w:ind w:left="288"/>
+      </w:pPr>
+      <w:r>
+        <w:rPr>
+          <w:rFonts w:ascii="Malgun Gothic" w:hAnsi="Malgun Gothic"/>
+          <w:color w:val="E11D48"/>
+        </w:rPr>
+        <w:t xml:space="preserve">• </w:t>
+      </w:r>
+      <w:r>
+        <w:rPr>
+          <w:rFonts w:ascii="Malgun Gothic" w:hAnsi="Malgun Gothic" w:eastAsia="Malgun Gothic"/>
+          <w:b/>
+          <w:color w:val="E11D48"/>
+          <w:sz w:val="20"/>
+        </w:rPr>
+        <w:t>전체 요금표 보기</w:t>
+      </w:r>
+      <w:r>
+        <w:rPr>
+          <w:rFonts w:ascii="Malgun Gothic" w:hAnsi="Malgun Gothic" w:eastAsia="Malgun Gothic"/>
+          <w:b w:val="0"/>
+          <w:color w:val="334155"/>
+          <w:sz w:val="20"/>
+        </w:rPr>
+        <w:t>를 남겨 두었어요 — 가격을 숨긴다는 인상을 주면 역효과이기 때문입니다.</w:t>
+      </w:r>
+    </w:p>
+    <w:tbl>
+      <w:tblPr>
+        <w:tblW w:type="auto" w:w="0"/>
+        <w:jc w:val="center"/>
+        <w:tblLook w:firstColumn="1" w:firstRow="1" w:lastColumn="0" w:lastRow="0" w:noHBand="0" w:noVBand="1" w:val="04A0"/>
+        <w:tblBorders>
+          <w:top w:val="none"/>
+          <w:left w:val="none"/>
+          <w:bottom w:val="none"/>
+          <w:right w:val="none"/>
+          <w:insideH w:val="none"/>
+          <w:insideV w:val="none"/>
+        </w:tblBorders>
+      </w:tblPr>
+      <w:tblGrid>
+        <w:gridCol w:w="9936"/>
+      </w:tblGrid>
+      <w:tr>
+        <w:tc>
+          <w:tcPr>
+            <w:tcW w:type="dxa" w:w="9216"/>
+            <w:shd w:val="clear" w:fill="FFF7E6"/>
+          </w:tcPr>
+          <w:p>
+            <w:pPr>
+              <w:spacing w:after="40" w:before="40"/>
+            </w:pPr>
+            <w:r>
+              <w:rPr>
+                <w:rFonts w:ascii="Malgun Gothic" w:hAnsi="Malgun Gothic" w:eastAsia="Malgun Gothic"/>
+                <w:b/>
+                <w:color w:val="E8630A"/>
+                <w:sz w:val="21"/>
+              </w:rPr>
+              <w:t xml:space="preserve">💡 꿀팁 </w:t>
+            </w:r>
+            <w:r>
+              <w:rPr>
+                <w:rFonts w:ascii="Malgun Gothic" w:hAnsi="Malgun Gothic" w:eastAsia="Malgun Gothic"/>
+                <w:b w:val="0"/>
+                <w:color w:val="5B4A2A"/>
+                <w:sz w:val="20"/>
+              </w:rPr>
+              <w:t>상담 전화에서 ‘어떤 걸 고를지 모르겠다’는 말이 나오면, 대상만 먼저 고르게 안내하세요.</w:t>
+            </w:r>
+          </w:p>
+        </w:tc>
+      </w:tr>
+    </w:tbl>
+    <w:p>
+      <w:pPr>
+        <w:spacing w:after="40"/>
+      </w:pPr>
+    </w:p>
+    <w:p>
+      <w:pPr>
+        <w:spacing w:before="80" w:after="160"/>
+        <w:jc w:val="center"/>
+      </w:pPr>
+      <w:r>
+        <w:drawing>
+          <wp:inline xmlns:a="http://schemas.openxmlformats.org/drawingml/2006/main" xmlns:pic="http://schemas.openxmlformats.org/drawingml/2006/picture">
+            <wp:extent cx="5669280" cy="3543300"/>
+            <wp:docPr id="31" name="Picture 31"/>
+            <wp:cNvGraphicFramePr>
+              <a:graphicFrameLocks noChangeAspect="1"/>
+            </wp:cNvGraphicFramePr>
+            <a:graphic>
+              <a:graphicData uri="http://schemas.openxmlformats.org/drawingml/2006/picture">
+                <pic:pic>
+                  <pic:nvPicPr>
+                    <pic:cNvPr id="0" name="admin_refund.jpg"/>
+                    <pic:cNvPicPr/>
+                  </pic:nvPicPr>
+                  <pic:blipFill>
+                    <a:blip r:embed="rId16"/>
+                    <a:stretch>
+                      <a:fillRect/>
+                    </a:stretch>
+                  </pic:blipFill>
+                  <pic:spPr>
+                    <a:xfrm>
+                      <a:off x="0" y="0"/>
+                      <a:ext cx="5669280" cy="3543300"/>
+                    </a:xfrm>
+                    <a:prstGeom prst="rect"/>
+                  </pic:spPr>
+                </pic:pic>
+              </a:graphicData>
+            </a:graphic>
+          </wp:inline>
+        </w:drawing>
+      </w:r>
+    </w:p>
+    <w:p>
+      <w:pPr>
+        <w:spacing w:before="240" w:after="40"/>
+      </w:pPr>
+      <w:r>
+        <w:rPr>
+          <w:rFonts w:ascii="Malgun Gothic" w:hAnsi="Malgun Gothic" w:eastAsia="Malgun Gothic"/>
+          <w:b/>
+          <w:color w:val="E11D48"/>
+          <w:sz w:val="28"/>
+        </w:rPr>
+        <w:t>30.  📋 계정 없는 학부모용 샘플 평가표</w:t>
+      </w:r>
+    </w:p>
+    <w:p>
+      <w:pPr>
+        <w:spacing w:after="120" w:before="0"/>
+      </w:pPr>
+      <w:r>
+        <w:rPr>
+          <w:rFonts w:ascii="Malgun Gothic" w:hAnsi="Malgun Gothic" w:eastAsia="Malgun Gothic"/>
+          <w:b w:val="0"/>
+          <w:color w:val="64748B"/>
+          <w:sz w:val="21"/>
+        </w:rPr>
+        <w:t>로그인 벽 앞에서 보여 줄 것이 생겼어요</w:t>
+      </w:r>
+    </w:p>
+    <w:tbl>
+      <w:tblPr>
+        <w:tblW w:type="auto" w:w="0"/>
+        <w:jc w:val="center"/>
+        <w:tblLook w:firstColumn="1" w:firstRow="1" w:lastColumn="0" w:lastRow="0" w:noHBand="0" w:noVBand="1" w:val="04A0"/>
+        <w:tblBorders>
+          <w:top w:val="none"/>
+          <w:left w:val="none"/>
+          <w:bottom w:val="none"/>
+          <w:right w:val="none"/>
+          <w:insideH w:val="none"/>
+          <w:insideV w:val="none"/>
+        </w:tblBorders>
+      </w:tblPr>
+      <w:tblGrid>
+        <w:gridCol w:w="9936"/>
+      </w:tblGrid>
+      <w:tr>
+        <w:tc>
+          <w:tcPr>
+            <w:tcW w:type="dxa" w:w="9216"/>
+            <w:shd w:val="clear" w:fill="FFF1F2"/>
+          </w:tcPr>
+          <w:p>
+            <w:pPr>
+              <w:spacing w:after="40" w:before="40"/>
+            </w:pPr>
+            <w:r>
+              <w:rPr>
+                <w:rFonts w:ascii="Malgun Gothic" w:hAnsi="Malgun Gothic" w:eastAsia="Malgun Gothic"/>
+                <w:b/>
+                <w:color w:val="E11D48"/>
+                <w:sz w:val="21"/>
+              </w:rPr>
+              <w:t xml:space="preserve">📖 </w:t>
+            </w:r>
+            <w:r>
+              <w:rPr>
+                <w:rFonts w:ascii="Malgun Gothic" w:hAnsi="Malgun Gothic" w:eastAsia="Malgun Gothic"/>
+                <w:b w:val="0"/>
+                <w:color w:val="334155"/>
+                <w:sz w:val="20"/>
+              </w:rPr>
+              <w:t xml:space="preserve">계정이 없는 </w:t>
+            </w:r>
+            <w:r>
+              <w:rPr>
+                <w:rFonts w:ascii="Malgun Gothic" w:hAnsi="Malgun Gothic" w:eastAsia="Malgun Gothic"/>
+                <w:b/>
+                <w:color w:val="334155"/>
+                <w:sz w:val="20"/>
+              </w:rPr>
+              <w:t>가망 학부모</w:t>
+            </w:r>
+            <w:r>
+              <w:rPr>
+                <w:rFonts w:ascii="Malgun Gothic" w:hAnsi="Malgun Gothic" w:eastAsia="Malgun Gothic"/>
+                <w:b w:val="0"/>
+                <w:color w:val="334155"/>
+                <w:sz w:val="20"/>
+              </w:rPr>
+              <w:t xml:space="preserve">에게 보여 줄 것이 아무것도 없던 문제를 해결했습니다. 평가표 화면에 </w:t>
+            </w:r>
+            <w:r>
+              <w:rPr>
+                <w:rFonts w:ascii="Malgun Gothic" w:hAnsi="Malgun Gothic" w:eastAsia="Malgun Gothic"/>
+                <w:b/>
+                <w:color w:val="334155"/>
+                <w:sz w:val="20"/>
+              </w:rPr>
+              <w:t>‘계정이 없어요 — 샘플 평가표 먼저 보기’</w:t>
+            </w:r>
+            <w:r>
+              <w:rPr>
+                <w:rFonts w:ascii="Malgun Gothic" w:hAnsi="Malgun Gothic" w:eastAsia="Malgun Gothic"/>
+                <w:b w:val="0"/>
+                <w:color w:val="334155"/>
+                <w:sz w:val="20"/>
+              </w:rPr>
+              <w:t xml:space="preserve"> 가 생겨, 로그인 없이 </w:t>
+            </w:r>
+            <w:r>
+              <w:rPr>
+                <w:rFonts w:ascii="Malgun Gothic" w:hAnsi="Malgun Gothic" w:eastAsia="Malgun Gothic"/>
+                <w:b/>
+                <w:color w:val="334155"/>
+                <w:sz w:val="20"/>
+              </w:rPr>
+              <w:t>5축 점수 + 강사 코멘트 + AI 분석</w:t>
+            </w:r>
+            <w:r>
+              <w:rPr>
+                <w:rFonts w:ascii="Malgun Gothic" w:hAnsi="Malgun Gothic" w:eastAsia="Malgun Gothic"/>
+                <w:b w:val="0"/>
+                <w:color w:val="334155"/>
+                <w:sz w:val="20"/>
+              </w:rPr>
+              <w:t>이 어떻게 나오는지 미리 보여 줄 수 있습니다.</w:t>
+            </w:r>
+          </w:p>
+        </w:tc>
+      </w:tr>
+    </w:tbl>
+    <w:p>
+      <w:pPr>
+        <w:spacing w:after="40"/>
+      </w:pPr>
+    </w:p>
+    <w:p>
+      <w:pPr>
+        <w:spacing w:after="40" w:before="0"/>
+      </w:pPr>
+      <w:r>
+        <w:rPr>
+          <w:rFonts w:ascii="Malgun Gothic" w:hAnsi="Malgun Gothic" w:eastAsia="Malgun Gothic"/>
+          <w:b/>
+          <w:color w:val="E11D48"/>
+          <w:sz w:val="22"/>
+        </w:rPr>
+        <w:t>사용 방법</w:t>
+      </w:r>
+    </w:p>
+    <w:p>
+      <w:pPr>
+        <w:spacing w:after="40"/>
+        <w:ind w:left="288"/>
+      </w:pPr>
+      <w:r>
+        <w:rPr>
+          <w:rFonts w:ascii="Malgun Gothic" w:hAnsi="Malgun Gothic" w:eastAsia="Malgun Gothic"/>
+          <w:b/>
+          <w:color w:val="F59E0B"/>
+          <w:sz w:val="21"/>
+        </w:rPr>
+        <w:t xml:space="preserve">1. </w:t>
+      </w:r>
+      <w:r>
+        <w:rPr>
+          <w:rFonts w:ascii="Malgun Gothic" w:hAnsi="Malgun Gothic" w:eastAsia="Malgun Gothic"/>
+          <w:b w:val="0"/>
+          <w:color w:val="334155"/>
+          <w:sz w:val="21"/>
+        </w:rPr>
+        <w:t xml:space="preserve">상담 중 학부모에게 </w:t>
+      </w:r>
+      <w:r>
+        <w:rPr>
+          <w:rFonts w:ascii="Malgun Gothic" w:hAnsi="Malgun Gothic" w:eastAsia="Malgun Gothic"/>
+          <w:b/>
+          <w:color w:val="E11D48"/>
+          <w:sz w:val="21"/>
+        </w:rPr>
+        <w:t>평가표 화면</w:t>
+      </w:r>
+      <w:r>
+        <w:rPr>
+          <w:rFonts w:ascii="Malgun Gothic" w:hAnsi="Malgun Gothic" w:eastAsia="Malgun Gothic"/>
+          <w:b w:val="0"/>
+          <w:color w:val="334155"/>
+          <w:sz w:val="21"/>
+        </w:rPr>
+        <w:t>을 열어 보여 줘요.</w:t>
+      </w:r>
+    </w:p>
+    <w:p>
+      <w:pPr>
+        <w:spacing w:after="40"/>
+        <w:ind w:left="288"/>
+      </w:pPr>
+      <w:r>
+        <w:rPr>
+          <w:rFonts w:ascii="Malgun Gothic" w:hAnsi="Malgun Gothic" w:eastAsia="Malgun Gothic"/>
+          <w:b/>
+          <w:color w:val="F59E0B"/>
+          <w:sz w:val="21"/>
+        </w:rPr>
+        <w:t xml:space="preserve">2. </w:t>
+      </w:r>
+      <w:r>
+        <w:rPr>
+          <w:rFonts w:ascii="Malgun Gothic" w:hAnsi="Malgun Gothic" w:eastAsia="Malgun Gothic"/>
+          <w:b/>
+          <w:color w:val="E11D48"/>
+          <w:sz w:val="21"/>
+        </w:rPr>
+        <w:t>계정이 없어요 — 샘플 평가표 먼저 보기</w:t>
+      </w:r>
+      <w:r>
+        <w:rPr>
+          <w:rFonts w:ascii="Malgun Gothic" w:hAnsi="Malgun Gothic" w:eastAsia="Malgun Gothic"/>
+          <w:b w:val="0"/>
+          <w:color w:val="334155"/>
+          <w:sz w:val="21"/>
+        </w:rPr>
+        <w:t>를 눌러요.</w:t>
+      </w:r>
+    </w:p>
+    <w:p>
+      <w:pPr>
+        <w:spacing w:after="40"/>
+        <w:ind w:left="288"/>
+      </w:pPr>
+      <w:r>
+        <w:rPr>
+          <w:rFonts w:ascii="Malgun Gothic" w:hAnsi="Malgun Gothic" w:eastAsia="Malgun Gothic"/>
+          <w:b/>
+          <w:color w:val="F59E0B"/>
+          <w:sz w:val="21"/>
+        </w:rPr>
+        <w:t xml:space="preserve">3. </w:t>
+      </w:r>
+      <w:r>
+        <w:rPr>
+          <w:rFonts w:ascii="Malgun Gothic" w:hAnsi="Malgun Gothic" w:eastAsia="Malgun Gothic"/>
+          <w:b w:val="0"/>
+          <w:color w:val="334155"/>
+          <w:sz w:val="21"/>
+        </w:rPr>
+        <w:t>5축 점수·강사 코멘트·AI 분석 구성을 함께 보며 설명해요.</w:t>
+      </w:r>
+    </w:p>
+    <w:p>
+      <w:pPr>
+        <w:spacing w:after="40"/>
+        <w:ind w:left="288"/>
+      </w:pPr>
+      <w:r>
+        <w:rPr>
+          <w:rFonts w:ascii="Malgun Gothic" w:hAnsi="Malgun Gothic" w:eastAsia="Malgun Gothic"/>
+          <w:b/>
+          <w:color w:val="F59E0B"/>
+          <w:sz w:val="21"/>
+        </w:rPr>
+        <w:t xml:space="preserve">4. </w:t>
+      </w:r>
+      <w:r>
+        <w:rPr>
+          <w:rFonts w:ascii="Malgun Gothic" w:hAnsi="Malgun Gothic" w:eastAsia="Malgun Gothic"/>
+          <w:b w:val="0"/>
+          <w:color w:val="334155"/>
+          <w:sz w:val="21"/>
+        </w:rPr>
+        <w:t>‘우리 아이 것도 이렇게 나옵니다’로 체험 신청을 연결해요.</w:t>
+      </w:r>
+    </w:p>
+    <w:p>
+      <w:pPr>
+        <w:spacing w:after="40" w:before="80"/>
+      </w:pPr>
+      <w:r>
+        <w:rPr>
+          <w:rFonts w:ascii="Malgun Gothic" w:hAnsi="Malgun Gothic" w:eastAsia="Malgun Gothic"/>
+          <w:b/>
+          <w:color w:val="E11D48"/>
+          <w:sz w:val="21"/>
+        </w:rPr>
+        <w:t>✅ 핵심 포인트</w:t>
+      </w:r>
+    </w:p>
+    <w:p>
+      <w:pPr>
+        <w:spacing w:after="20"/>
+        <w:ind w:left="288"/>
+      </w:pPr>
+      <w:r>
+        <w:rPr>
+          <w:rFonts w:ascii="Malgun Gothic" w:hAnsi="Malgun Gothic"/>
+          <w:color w:val="E11D48"/>
+        </w:rPr>
+        <w:t xml:space="preserve">• </w:t>
+      </w:r>
+      <w:r>
+        <w:rPr>
+          <w:rFonts w:ascii="Malgun Gothic" w:hAnsi="Malgun Gothic" w:eastAsia="Malgun Gothic"/>
+          <w:b w:val="0"/>
+          <w:color w:val="334155"/>
+          <w:sz w:val="20"/>
+        </w:rPr>
+        <w:t xml:space="preserve">⚠️ </w:t>
+      </w:r>
+      <w:r>
+        <w:rPr>
+          <w:rFonts w:ascii="Malgun Gothic" w:hAnsi="Malgun Gothic" w:eastAsia="Malgun Gothic"/>
+          <w:b/>
+          <w:color w:val="E11D48"/>
+          <w:sz w:val="20"/>
+        </w:rPr>
+        <w:t>값은 전부 예시입니다.</w:t>
+      </w:r>
+      <w:r>
+        <w:rPr>
+          <w:rFonts w:ascii="Malgun Gothic" w:hAnsi="Malgun Gothic" w:eastAsia="Malgun Gothic"/>
+          <w:b w:val="0"/>
+          <w:color w:val="334155"/>
+          <w:sz w:val="20"/>
+        </w:rPr>
+        <w:t xml:space="preserve"> 제목과 상단 배너에 ‘샘플/예시’ 표시가 들어가 있어요.</w:t>
+      </w:r>
+    </w:p>
+    <w:p>
+      <w:pPr>
+        <w:spacing w:after="20"/>
+        <w:ind w:left="288"/>
+      </w:pPr>
+      <w:r>
+        <w:rPr>
+          <w:rFonts w:ascii="Malgun Gothic" w:hAnsi="Malgun Gothic"/>
+          <w:color w:val="E11D48"/>
+        </w:rPr>
+        <w:t xml:space="preserve">• </w:t>
+      </w:r>
+      <w:r>
+        <w:rPr>
+          <w:rFonts w:ascii="Malgun Gothic" w:hAnsi="Malgun Gothic" w:eastAsia="Malgun Gothic"/>
+          <w:b/>
+          <w:color w:val="E11D48"/>
+          <w:sz w:val="20"/>
+        </w:rPr>
+        <w:t>이 표시는 절대 지우면 안 됩니다</w:t>
+      </w:r>
+      <w:r>
+        <w:rPr>
+          <w:rFonts w:ascii="Malgun Gothic" w:hAnsi="Malgun Gothic" w:eastAsia="Malgun Gothic"/>
+          <w:b w:val="0"/>
+          <w:color w:val="334155"/>
+          <w:sz w:val="20"/>
+        </w:rPr>
+        <w:t xml:space="preserve"> — 실제 기록으로 오해되면 신뢰 문제가 됩니다.</w:t>
+      </w:r>
+    </w:p>
+    <w:tbl>
+      <w:tblPr>
+        <w:tblW w:type="auto" w:w="0"/>
+        <w:jc w:val="center"/>
+        <w:tblLook w:firstColumn="1" w:firstRow="1" w:lastColumn="0" w:lastRow="0" w:noHBand="0" w:noVBand="1" w:val="04A0"/>
+        <w:tblBorders>
+          <w:top w:val="none"/>
+          <w:left w:val="none"/>
+          <w:bottom w:val="none"/>
+          <w:right w:val="none"/>
+          <w:insideH w:val="none"/>
+          <w:insideV w:val="none"/>
+        </w:tblBorders>
+      </w:tblPr>
+      <w:tblGrid>
+        <w:gridCol w:w="9936"/>
+      </w:tblGrid>
+      <w:tr>
+        <w:tc>
+          <w:tcPr>
+            <w:tcW w:type="dxa" w:w="9216"/>
+            <w:shd w:val="clear" w:fill="FFFBEB"/>
+          </w:tcPr>
+          <w:p>
+            <w:pPr>
+              <w:spacing w:after="40" w:before="40"/>
+            </w:pPr>
+            <w:r>
+              <w:rPr>
+                <w:rFonts w:ascii="Malgun Gothic" w:hAnsi="Malgun Gothic" w:eastAsia="Malgun Gothic"/>
+                <w:b/>
+                <w:color w:val="B45309"/>
+                <w:sz w:val="21"/>
+              </w:rPr>
+              <w:t xml:space="preserve">알아두기 </w:t>
+            </w:r>
+            <w:r>
+              <w:rPr>
+                <w:rFonts w:ascii="Malgun Gothic" w:hAnsi="Malgun Gothic" w:eastAsia="Malgun Gothic"/>
+                <w:b w:val="0"/>
+                <w:color w:val="92670A"/>
+                <w:sz w:val="20"/>
+              </w:rPr>
+              <w:t>샘플은 실제 학생 데이터를 쓰지 않습니다. 상담 자료로만 활용하세요.</w:t>
+            </w:r>
+          </w:p>
+        </w:tc>
+      </w:tr>
+    </w:tbl>
+    <w:p>
+      <w:pPr>
+        <w:spacing w:after="40"/>
+      </w:pPr>
+    </w:p>
+    <w:tbl>
+      <w:tblPr>
+        <w:tblW w:type="auto" w:w="0"/>
+        <w:jc w:val="center"/>
+        <w:tblLook w:firstColumn="1" w:firstRow="1" w:lastColumn="0" w:lastRow="0" w:noHBand="0" w:noVBand="1" w:val="04A0"/>
+        <w:tblBorders>
+          <w:top w:val="none"/>
+          <w:left w:val="none"/>
+          <w:bottom w:val="none"/>
+          <w:right w:val="none"/>
+          <w:insideH w:val="none"/>
+          <w:insideV w:val="none"/>
+        </w:tblBorders>
+      </w:tblPr>
+      <w:tblGrid>
+        <w:gridCol w:w="9936"/>
+      </w:tblGrid>
+      <w:tr>
+        <w:tc>
+          <w:tcPr>
+            <w:tcW w:type="dxa" w:w="9216"/>
+            <w:shd w:val="clear" w:fill="FFF7E6"/>
+          </w:tcPr>
+          <w:p>
+            <w:pPr>
+              <w:spacing w:after="40" w:before="40"/>
+            </w:pPr>
+            <w:r>
+              <w:rPr>
+                <w:rFonts w:ascii="Malgun Gothic" w:hAnsi="Malgun Gothic" w:eastAsia="Malgun Gothic"/>
+                <w:b/>
+                <w:color w:val="E8630A"/>
+                <w:sz w:val="21"/>
+              </w:rPr>
+              <w:t xml:space="preserve">💡 꿀팁 </w:t>
+            </w:r>
+            <w:r>
+              <w:rPr>
+                <w:rFonts w:ascii="Malgun Gothic" w:hAnsi="Malgun Gothic" w:eastAsia="Malgun Gothic"/>
+                <w:b w:val="0"/>
+                <w:color w:val="5B4A2A"/>
+                <w:sz w:val="20"/>
+              </w:rPr>
+              <w:t>상담 첫 3분에 샘플 평가표를 보여 주면 ‘무엇을 받게 되는지’가 명확해져 체험 전환이 올라갑니다.</w:t>
+            </w:r>
+          </w:p>
+        </w:tc>
+      </w:tr>
+    </w:tbl>
+    <w:p>
+      <w:pPr>
+        <w:spacing w:after="40"/>
+      </w:pPr>
+    </w:p>
+    <w:p>
+      <w:pPr>
+        <w:spacing w:before="80" w:after="160"/>
+        <w:jc w:val="center"/>
+      </w:pPr>
+      <w:r>
+        <w:drawing>
+          <wp:inline xmlns:a="http://schemas.openxmlformats.org/drawingml/2006/main" xmlns:pic="http://schemas.openxmlformats.org/drawingml/2006/picture">
+            <wp:extent cx="5669280" cy="3543300"/>
+            <wp:docPr id="32" name="Picture 32"/>
+            <wp:cNvGraphicFramePr>
+              <a:graphicFrameLocks noChangeAspect="1"/>
+            </wp:cNvGraphicFramePr>
+            <a:graphic>
+              <a:graphicData uri="http://schemas.openxmlformats.org/drawingml/2006/picture">
+                <pic:pic>
+                  <pic:nvPicPr>
+                    <pic:cNvPr id="0" name="student_report_pentagon.jpg"/>
+                    <pic:cNvPicPr/>
+                  </pic:nvPicPr>
+                  <pic:blipFill>
+                    <a:blip r:embed="rId27"/>
+                    <a:stretch>
+                      <a:fillRect/>
+                    </a:stretch>
+                  </pic:blipFill>
+                  <pic:spPr>
+                    <a:xfrm>
+                      <a:off x="0" y="0"/>
+                      <a:ext cx="5669280" cy="3543300"/>
+                    </a:xfrm>
+                    <a:prstGeom prst="rect"/>
+                  </pic:spPr>
+                </pic:pic>
+              </a:graphicData>
+            </a:graphic>
+          </wp:inline>
+        </w:drawing>
+      </w:r>
+    </w:p>
+    <w:p>
+      <w:pPr>
+        <w:spacing w:before="240" w:after="40"/>
+      </w:pPr>
+      <w:r>
+        <w:rPr>
+          <w:rFonts w:ascii="Malgun Gothic" w:hAnsi="Malgun Gothic" w:eastAsia="Malgun Gothic"/>
+          <w:b/>
+          <w:color w:val="E11D48"/>
+          <w:sz w:val="28"/>
+        </w:rPr>
+        <w:t>31.  📞 상담 창구·운영시간 통일 (카카오 1순위)</w:t>
+      </w:r>
+    </w:p>
+    <w:p>
+      <w:pPr>
+        <w:spacing w:after="120" w:before="0"/>
+      </w:pPr>
+      <w:r>
+        <w:rPr>
+          <w:rFonts w:ascii="Malgun Gothic" w:hAnsi="Malgun Gothic" w:eastAsia="Malgun Gothic"/>
+          <w:b w:val="0"/>
+          <w:color w:val="64748B"/>
+          <w:sz w:val="21"/>
+        </w:rPr>
+        <w:t>화면마다 달랐던 안내를 한 값으로</w:t>
+      </w:r>
+    </w:p>
+    <w:tbl>
+      <w:tblPr>
+        <w:tblW w:type="auto" w:w="0"/>
+        <w:jc w:val="center"/>
+        <w:tblLook w:firstColumn="1" w:firstRow="1" w:lastColumn="0" w:lastRow="0" w:noHBand="0" w:noVBand="1" w:val="04A0"/>
+        <w:tblBorders>
+          <w:top w:val="none"/>
+          <w:left w:val="none"/>
+          <w:bottom w:val="none"/>
+          <w:right w:val="none"/>
+          <w:insideH w:val="none"/>
+          <w:insideV w:val="none"/>
+        </w:tblBorders>
+      </w:tblPr>
+      <w:tblGrid>
+        <w:gridCol w:w="9936"/>
+      </w:tblGrid>
+      <w:tr>
+        <w:tc>
+          <w:tcPr>
+            <w:tcW w:type="dxa" w:w="9216"/>
+            <w:shd w:val="clear" w:fill="FFF1F2"/>
+          </w:tcPr>
+          <w:p>
+            <w:pPr>
+              <w:spacing w:after="40" w:before="40"/>
+            </w:pPr>
+            <w:r>
+              <w:rPr>
+                <w:rFonts w:ascii="Malgun Gothic" w:hAnsi="Malgun Gothic" w:eastAsia="Malgun Gothic"/>
+                <w:b/>
+                <w:color w:val="E11D48"/>
+                <w:sz w:val="21"/>
+              </w:rPr>
+              <w:t xml:space="preserve">📖 </w:t>
+            </w:r>
+            <w:r>
+              <w:rPr>
+                <w:rFonts w:ascii="Malgun Gothic" w:hAnsi="Malgun Gothic" w:eastAsia="Malgun Gothic"/>
+                <w:b w:val="0"/>
+                <w:color w:val="334155"/>
+                <w:sz w:val="20"/>
+              </w:rPr>
+              <w:t xml:space="preserve">상담 운영시간이 화면마다 </w:t>
+            </w:r>
+            <w:r>
+              <w:rPr>
+                <w:rFonts w:ascii="Malgun Gothic" w:hAnsi="Malgun Gothic" w:eastAsia="Malgun Gothic"/>
+                <w:b/>
+                <w:color w:val="334155"/>
+                <w:sz w:val="20"/>
+              </w:rPr>
+              <w:t>09-22 / 10-20 / 오후 7시</w:t>
+            </w:r>
+            <w:r>
+              <w:rPr>
+                <w:rFonts w:ascii="Malgun Gothic" w:hAnsi="Malgun Gothic" w:eastAsia="Malgun Gothic"/>
+                <w:b w:val="0"/>
+                <w:color w:val="334155"/>
+                <w:sz w:val="20"/>
+              </w:rPr>
+              <w:t xml:space="preserve">로 제각각이던 문제를 </w:t>
+            </w:r>
+            <w:r>
+              <w:rPr>
+                <w:rFonts w:ascii="Malgun Gothic" w:hAnsi="Malgun Gothic" w:eastAsia="Malgun Gothic"/>
+                <w:b/>
+                <w:color w:val="334155"/>
+                <w:sz w:val="20"/>
+              </w:rPr>
+              <w:t>10:00~23:00 (주말·공휴일 휴무)</w:t>
+            </w:r>
+            <w:r>
+              <w:rPr>
+                <w:rFonts w:ascii="Malgun Gothic" w:hAnsi="Malgun Gothic" w:eastAsia="Malgun Gothic"/>
+                <w:b w:val="0"/>
+                <w:color w:val="334155"/>
+                <w:sz w:val="20"/>
+              </w:rPr>
+              <w:t xml:space="preserve"> 한 값으로 통일했습니다. 또한 </w:t>
+            </w:r>
+            <w:r>
+              <w:rPr>
+                <w:rFonts w:ascii="Malgun Gothic" w:hAnsi="Malgun Gothic" w:eastAsia="Malgun Gothic"/>
+                <w:b/>
+                <w:color w:val="334155"/>
+                <w:sz w:val="20"/>
+              </w:rPr>
+              <w:t>카카오 채널을 1순위 창구</w:t>
+            </w:r>
+            <w:r>
+              <w:rPr>
+                <w:rFonts w:ascii="Malgun Gothic" w:hAnsi="Malgun Gothic" w:eastAsia="Malgun Gothic"/>
+                <w:b w:val="0"/>
+                <w:color w:val="334155"/>
+                <w:sz w:val="20"/>
+              </w:rPr>
+              <w:t>로 올리고, 전화 카드에도 ‘카카오가 더 빠릅니다’를 함께 표기했습니다.</w:t>
+            </w:r>
+          </w:p>
+        </w:tc>
+      </w:tr>
+    </w:tbl>
+    <w:p>
+      <w:pPr>
+        <w:spacing w:after="40"/>
+      </w:pPr>
+    </w:p>
+    <w:p>
+      <w:pPr>
+        <w:spacing w:after="40" w:before="0"/>
+      </w:pPr>
+      <w:r>
+        <w:rPr>
+          <w:rFonts w:ascii="Malgun Gothic" w:hAnsi="Malgun Gothic" w:eastAsia="Malgun Gothic"/>
+          <w:b/>
+          <w:color w:val="E11D48"/>
+          <w:sz w:val="22"/>
+        </w:rPr>
+        <w:t>사용 방법</w:t>
+      </w:r>
+    </w:p>
+    <w:p>
+      <w:pPr>
+        <w:spacing w:after="40"/>
+        <w:ind w:left="288"/>
+      </w:pPr>
+      <w:r>
+        <w:rPr>
+          <w:rFonts w:ascii="Malgun Gothic" w:hAnsi="Malgun Gothic" w:eastAsia="Malgun Gothic"/>
+          <w:b/>
+          <w:color w:val="F59E0B"/>
+          <w:sz w:val="21"/>
+        </w:rPr>
+        <w:t xml:space="preserve">1. </w:t>
+      </w:r>
+      <w:r>
+        <w:rPr>
+          <w:rFonts w:ascii="Malgun Gothic" w:hAnsi="Malgun Gothic" w:eastAsia="Malgun Gothic"/>
+          <w:b/>
+          <w:color w:val="E11D48"/>
+          <w:sz w:val="21"/>
+        </w:rPr>
+        <w:t>문의하기</w:t>
+      </w:r>
+      <w:r>
+        <w:rPr>
+          <w:rFonts w:ascii="Malgun Gothic" w:hAnsi="Malgun Gothic" w:eastAsia="Malgun Gothic"/>
+          <w:b w:val="0"/>
+          <w:color w:val="334155"/>
+          <w:sz w:val="21"/>
+        </w:rPr>
+        <w:t xml:space="preserve"> 화면에서 카드 순서가 </w:t>
+      </w:r>
+      <w:r>
+        <w:rPr>
+          <w:rFonts w:ascii="Malgun Gothic" w:hAnsi="Malgun Gothic" w:eastAsia="Malgun Gothic"/>
+          <w:b/>
+          <w:color w:val="E11D48"/>
+          <w:sz w:val="21"/>
+        </w:rPr>
+        <w:t>카카오 → 전화</w:t>
+      </w:r>
+      <w:r>
+        <w:rPr>
+          <w:rFonts w:ascii="Malgun Gothic" w:hAnsi="Malgun Gothic" w:eastAsia="Malgun Gothic"/>
+          <w:b w:val="0"/>
+          <w:color w:val="334155"/>
+          <w:sz w:val="21"/>
+        </w:rPr>
+        <w:t xml:space="preserve"> 인지 확인해요.</w:t>
+      </w:r>
+    </w:p>
+    <w:p>
+      <w:pPr>
+        <w:spacing w:after="40"/>
+        <w:ind w:left="288"/>
+      </w:pPr>
+      <w:r>
+        <w:rPr>
+          <w:rFonts w:ascii="Malgun Gothic" w:hAnsi="Malgun Gothic" w:eastAsia="Malgun Gothic"/>
+          <w:b/>
+          <w:color w:val="F59E0B"/>
+          <w:sz w:val="21"/>
+        </w:rPr>
+        <w:t xml:space="preserve">2. </w:t>
+      </w:r>
+      <w:r>
+        <w:rPr>
+          <w:rFonts w:ascii="Malgun Gothic" w:hAnsi="Malgun Gothic" w:eastAsia="Malgun Gothic"/>
+          <w:b w:val="0"/>
+          <w:color w:val="334155"/>
+          <w:sz w:val="21"/>
+        </w:rPr>
+        <w:t xml:space="preserve">학부모 안내 시 </w:t>
+      </w:r>
+      <w:r>
+        <w:rPr>
+          <w:rFonts w:ascii="Malgun Gothic" w:hAnsi="Malgun Gothic" w:eastAsia="Malgun Gothic"/>
+          <w:b/>
+          <w:color w:val="E11D48"/>
+          <w:sz w:val="21"/>
+        </w:rPr>
+        <w:t>카카오 채널을 먼저</w:t>
+      </w:r>
+      <w:r>
+        <w:rPr>
+          <w:rFonts w:ascii="Malgun Gothic" w:hAnsi="Malgun Gothic" w:eastAsia="Malgun Gothic"/>
+          <w:b w:val="0"/>
+          <w:color w:val="334155"/>
+          <w:sz w:val="21"/>
+        </w:rPr>
+        <w:t xml:space="preserve"> 안내해요.</w:t>
+      </w:r>
+    </w:p>
+    <w:p>
+      <w:pPr>
+        <w:spacing w:after="40"/>
+        <w:ind w:left="288"/>
+      </w:pPr>
+      <w:r>
+        <w:rPr>
+          <w:rFonts w:ascii="Malgun Gothic" w:hAnsi="Malgun Gothic" w:eastAsia="Malgun Gothic"/>
+          <w:b/>
+          <w:color w:val="F59E0B"/>
+          <w:sz w:val="21"/>
+        </w:rPr>
+        <w:t xml:space="preserve">3. </w:t>
+      </w:r>
+      <w:r>
+        <w:rPr>
+          <w:rFonts w:ascii="Malgun Gothic" w:hAnsi="Malgun Gothic" w:eastAsia="Malgun Gothic"/>
+          <w:b w:val="0"/>
+          <w:color w:val="334155"/>
+          <w:sz w:val="21"/>
+        </w:rPr>
+        <w:t xml:space="preserve">운영시간은 </w:t>
+      </w:r>
+      <w:r>
+        <w:rPr>
+          <w:rFonts w:ascii="Malgun Gothic" w:hAnsi="Malgun Gothic" w:eastAsia="Malgun Gothic"/>
+          <w:b/>
+          <w:color w:val="E11D48"/>
+          <w:sz w:val="21"/>
+        </w:rPr>
+        <w:t>10:00~23:00 (주말·공휴일 휴무)</w:t>
+      </w:r>
+      <w:r>
+        <w:rPr>
+          <w:rFonts w:ascii="Malgun Gothic" w:hAnsi="Malgun Gothic" w:eastAsia="Malgun Gothic"/>
+          <w:b w:val="0"/>
+          <w:color w:val="334155"/>
+          <w:sz w:val="21"/>
+        </w:rPr>
+        <w:t xml:space="preserve"> 로 통일해 안내해요.</w:t>
+      </w:r>
+    </w:p>
+    <w:p>
+      <w:pPr>
+        <w:spacing w:after="40" w:before="80"/>
+      </w:pPr>
+      <w:r>
+        <w:rPr>
+          <w:rFonts w:ascii="Malgun Gothic" w:hAnsi="Malgun Gothic" w:eastAsia="Malgun Gothic"/>
+          <w:b/>
+          <w:color w:val="E11D48"/>
+          <w:sz w:val="21"/>
+        </w:rPr>
+        <w:t>✅ 핵심 포인트</w:t>
+      </w:r>
+    </w:p>
+    <w:p>
+      <w:pPr>
+        <w:spacing w:after="20"/>
+        <w:ind w:left="288"/>
+      </w:pPr>
+      <w:r>
+        <w:rPr>
+          <w:rFonts w:ascii="Malgun Gothic" w:hAnsi="Malgun Gothic"/>
+          <w:color w:val="E11D48"/>
+        </w:rPr>
+        <w:t xml:space="preserve">• </w:t>
+      </w:r>
+      <w:r>
+        <w:rPr>
+          <w:rFonts w:ascii="Malgun Gothic" w:hAnsi="Malgun Gothic" w:eastAsia="Malgun Gothic"/>
+          <w:b w:val="0"/>
+          <w:color w:val="334155"/>
+          <w:sz w:val="20"/>
+        </w:rPr>
+        <w:t xml:space="preserve">고친 곳: 문의 화면·홈 메뉴·FAQ(한/영)·AI 상담사 사실블록·학생 FAQ까지 </w:t>
+      </w:r>
+      <w:r>
+        <w:rPr>
+          <w:rFonts w:ascii="Malgun Gothic" w:hAnsi="Malgun Gothic" w:eastAsia="Malgun Gothic"/>
+          <w:b/>
+          <w:color w:val="E11D48"/>
+          <w:sz w:val="20"/>
+        </w:rPr>
+        <w:t>전부 같은 값</w:t>
+      </w:r>
+      <w:r>
+        <w:rPr>
+          <w:rFonts w:ascii="Malgun Gothic" w:hAnsi="Malgun Gothic" w:eastAsia="Malgun Gothic"/>
+          <w:b w:val="0"/>
+          <w:color w:val="334155"/>
+          <w:sz w:val="20"/>
+        </w:rPr>
+        <w:t>입니다.</w:t>
+      </w:r>
+    </w:p>
+    <w:p>
+      <w:pPr>
+        <w:spacing w:after="20"/>
+        <w:ind w:left="288"/>
+      </w:pPr>
+      <w:r>
+        <w:rPr>
+          <w:rFonts w:ascii="Malgun Gothic" w:hAnsi="Malgun Gothic"/>
+          <w:color w:val="E11D48"/>
+        </w:rPr>
+        <w:t xml:space="preserve">• </w:t>
+      </w:r>
+      <w:r>
+        <w:rPr>
+          <w:rFonts w:ascii="Malgun Gothic" w:hAnsi="Malgun Gothic" w:eastAsia="Malgun Gothic"/>
+          <w:b w:val="0"/>
+          <w:color w:val="334155"/>
+          <w:sz w:val="20"/>
+        </w:rPr>
+        <w:t xml:space="preserve">쓰지 않는 </w:t>
+      </w:r>
+      <w:r>
+        <w:rPr>
+          <w:rFonts w:ascii="Malgun Gothic" w:hAnsi="Malgun Gothic" w:eastAsia="Malgun Gothic"/>
+          <w:b/>
+          <w:color w:val="E11D48"/>
+          <w:sz w:val="20"/>
+        </w:rPr>
+        <w:t>팩스 번호와 자리표시자 전화번호</w:t>
+      </w:r>
+      <w:r>
+        <w:rPr>
+          <w:rFonts w:ascii="Malgun Gothic" w:hAnsi="Malgun Gothic" w:eastAsia="Malgun Gothic"/>
+          <w:b w:val="0"/>
+          <w:color w:val="334155"/>
+          <w:sz w:val="20"/>
+        </w:rPr>
+        <w:t>는 삭제했습니다.</w:t>
+      </w:r>
+    </w:p>
+    <w:p>
+      <w:pPr>
+        <w:spacing w:after="20"/>
+        <w:ind w:left="288"/>
+      </w:pPr>
+      <w:r>
+        <w:rPr>
+          <w:rFonts w:ascii="Malgun Gothic" w:hAnsi="Malgun Gothic"/>
+          <w:color w:val="E11D48"/>
+        </w:rPr>
+        <w:t xml:space="preserve">• </w:t>
+      </w:r>
+      <w:r>
+        <w:rPr>
+          <w:rFonts w:ascii="Malgun Gothic" w:hAnsi="Malgun Gothic" w:eastAsia="Malgun Gothic"/>
+          <w:b w:val="0"/>
+          <w:color w:val="334155"/>
+          <w:sz w:val="20"/>
+        </w:rPr>
+        <w:t>AI 상담사도 같은 시간·같은 창구 순서로 안내합니다.</w:t>
+      </w:r>
+    </w:p>
+    <w:tbl>
+      <w:tblPr>
+        <w:tblW w:type="auto" w:w="0"/>
+        <w:jc w:val="center"/>
+        <w:tblLook w:firstColumn="1" w:firstRow="1" w:lastColumn="0" w:lastRow="0" w:noHBand="0" w:noVBand="1" w:val="04A0"/>
+        <w:tblBorders>
+          <w:top w:val="none"/>
+          <w:left w:val="none"/>
+          <w:bottom w:val="none"/>
+          <w:right w:val="none"/>
+          <w:insideH w:val="none"/>
+          <w:insideV w:val="none"/>
+        </w:tblBorders>
+      </w:tblPr>
+      <w:tblGrid>
+        <w:gridCol w:w="9936"/>
+      </w:tblGrid>
+      <w:tr>
+        <w:tc>
+          <w:tcPr>
+            <w:tcW w:type="dxa" w:w="9216"/>
+            <w:shd w:val="clear" w:fill="FFFBEB"/>
+          </w:tcPr>
+          <w:p>
+            <w:pPr>
+              <w:spacing w:after="40" w:before="40"/>
+            </w:pPr>
+            <w:r>
+              <w:rPr>
+                <w:rFonts w:ascii="Malgun Gothic" w:hAnsi="Malgun Gothic" w:eastAsia="Malgun Gothic"/>
+                <w:b/>
+                <w:color w:val="B45309"/>
+                <w:sz w:val="21"/>
+              </w:rPr>
+              <w:t xml:space="preserve">알아두기 </w:t>
+            </w:r>
+            <w:r>
+              <w:rPr>
+                <w:rFonts w:ascii="Malgun Gothic" w:hAnsi="Malgun Gothic" w:eastAsia="Malgun Gothic"/>
+                <w:b w:val="0"/>
+                <w:color w:val="92670A"/>
+                <w:sz w:val="20"/>
+              </w:rPr>
+              <w:t xml:space="preserve">실제 운영시간이 바뀌면 이 값들을 </w:t>
+            </w:r>
+            <w:r>
+              <w:rPr>
+                <w:rFonts w:ascii="Malgun Gothic" w:hAnsi="Malgun Gothic" w:eastAsia="Malgun Gothic"/>
+                <w:b/>
+                <w:color w:val="92670A"/>
+                <w:sz w:val="20"/>
+              </w:rPr>
+              <w:t>한꺼번에</w:t>
+            </w:r>
+            <w:r>
+              <w:rPr>
+                <w:rFonts w:ascii="Malgun Gothic" w:hAnsi="Malgun Gothic" w:eastAsia="Malgun Gothic"/>
+                <w:b w:val="0"/>
+                <w:color w:val="92670A"/>
+                <w:sz w:val="20"/>
+              </w:rPr>
+              <w:t xml:space="preserve"> 고쳐야 합니다. 한 곳만 고치면 다시 화면마다 달라집니다.</w:t>
+            </w:r>
+          </w:p>
+        </w:tc>
+      </w:tr>
+    </w:tbl>
+    <w:p>
+      <w:pPr>
+        <w:spacing w:after="40"/>
+      </w:pPr>
+    </w:p>
+    <w:tbl>
+      <w:tblPr>
+        <w:tblW w:type="auto" w:w="0"/>
+        <w:jc w:val="center"/>
+        <w:tblLook w:firstColumn="1" w:firstRow="1" w:lastColumn="0" w:lastRow="0" w:noHBand="0" w:noVBand="1" w:val="04A0"/>
+        <w:tblBorders>
+          <w:top w:val="none"/>
+          <w:left w:val="none"/>
+          <w:bottom w:val="none"/>
+          <w:right w:val="none"/>
+          <w:insideH w:val="none"/>
+          <w:insideV w:val="none"/>
+        </w:tblBorders>
+      </w:tblPr>
+      <w:tblGrid>
+        <w:gridCol w:w="9936"/>
+      </w:tblGrid>
+      <w:tr>
+        <w:tc>
+          <w:tcPr>
+            <w:tcW w:type="dxa" w:w="9216"/>
+            <w:shd w:val="clear" w:fill="FFF7E6"/>
+          </w:tcPr>
+          <w:p>
+            <w:pPr>
+              <w:spacing w:after="40" w:before="40"/>
+            </w:pPr>
+            <w:r>
+              <w:rPr>
+                <w:rFonts w:ascii="Malgun Gothic" w:hAnsi="Malgun Gothic" w:eastAsia="Malgun Gothic"/>
+                <w:b/>
+                <w:color w:val="E8630A"/>
+                <w:sz w:val="21"/>
+              </w:rPr>
+              <w:t xml:space="preserve">💡 꿀팁 </w:t>
+            </w:r>
+            <w:r>
+              <w:rPr>
+                <w:rFonts w:ascii="Malgun Gothic" w:hAnsi="Malgun Gothic" w:eastAsia="Malgun Gothic"/>
+                <w:b w:val="0"/>
+                <w:color w:val="5B4A2A"/>
+                <w:sz w:val="20"/>
+              </w:rPr>
+              <w:t>필리핀 콜센터 번호가 필요하면 실번호를 알려 주세요 — 자리표시자였던 번호는 삭제된 상태입니다.</w:t>
+            </w:r>
+          </w:p>
+        </w:tc>
+      </w:tr>
+    </w:tbl>
+    <w:p>
+      <w:pPr>
+        <w:spacing w:after="40"/>
+      </w:pPr>
+    </w:p>
+    <w:p>
+      <w:pPr>
+        <w:spacing w:before="80" w:after="160"/>
+        <w:jc w:val="center"/>
+      </w:pPr>
+      <w:r>
+        <w:drawing>
+          <wp:inline xmlns:a="http://schemas.openxmlformats.org/drawingml/2006/main" xmlns:pic="http://schemas.openxmlformats.org/drawingml/2006/picture">
+            <wp:extent cx="5669280" cy="3543300"/>
+            <wp:docPr id="33" name="Picture 33"/>
+            <wp:cNvGraphicFramePr>
+              <a:graphicFrameLocks noChangeAspect="1"/>
+            </wp:cNvGraphicFramePr>
+            <a:graphic>
+              <a:graphicData uri="http://schemas.openxmlformats.org/drawingml/2006/picture">
+                <pic:pic>
+                  <pic:nvPicPr>
+                    <pic:cNvPr id="0" name="common_contact.jpg"/>
+                    <pic:cNvPicPr/>
+                  </pic:nvPicPr>
+                  <pic:blipFill>
+                    <a:blip r:embed="rId18"/>
                     <a:stretch>
                       <a:fillRect/>
                     </a:stretch>
